--- a/Task 1a/Proposal.docx
+++ b/Task 1a/Proposal.docx
@@ -5,7 +5,9 @@
     <w:sdt>
       <w:sdtPr>
         <w:rPr>
+          <w:rFonts w:eastAsiaTheme="minorHAnsi"/>
           <w:color w:val="4472C4" w:themeColor="accent1"/>
+          <w:lang w:eastAsia="en-US"/>
         </w:rPr>
         <w:id w:val="-1823649056"/>
         <w:docPartObj>
@@ -15,9 +17,7 @@
       </w:sdtPr>
       <w:sdtEndPr>
         <w:rPr>
-          <w:rFonts w:eastAsiaTheme="minorHAnsi"/>
           <w:color w:val="auto"/>
-          <w:lang w:eastAsia="en-US"/>
         </w:rPr>
       </w:sdtEndPr>
       <w:sdtContent>
@@ -160,6 +160,7 @@
             <w:dataBinding w:prefixMappings="xmlns:ns0='http://purl.org/dc/elements/1.1/' xmlns:ns1='http://schemas.openxmlformats.org/package/2006/metadata/core-properties' " w:xpath="/ns1:coreProperties[1]/ns0:subject[1]" w:storeItemID="{6C3C8BC8-F283-45AE-878A-BAB7291924A1}"/>
             <w:text/>
           </w:sdtPr>
+          <w:sdtEndPr/>
           <w:sdtContent>
             <w:p>
               <w:pPr>
@@ -171,14 +172,34 @@
                   <w:szCs w:val="28"/>
                 </w:rPr>
               </w:pPr>
+              <w:proofErr w:type="spellStart"/>
               <w:r>
                 <w:rPr>
                   <w:color w:val="4472C4" w:themeColor="accent1"/>
                   <w:sz w:val="28"/>
                   <w:szCs w:val="28"/>
                 </w:rPr>
-                <w:t>Denas Malysevskis</w:t>
+                <w:t>Denas</w:t>
               </w:r>
+              <w:proofErr w:type="spellEnd"/>
+              <w:r>
+                <w:rPr>
+                  <w:color w:val="4472C4" w:themeColor="accent1"/>
+                  <w:sz w:val="28"/>
+                  <w:szCs w:val="28"/>
+                </w:rPr>
+                <w:t xml:space="preserve"> </w:t>
+              </w:r>
+              <w:proofErr w:type="spellStart"/>
+              <w:r>
+                <w:rPr>
+                  <w:color w:val="4472C4" w:themeColor="accent1"/>
+                  <w:sz w:val="28"/>
+                  <w:szCs w:val="28"/>
+                </w:rPr>
+                <w:t>Malysevskis</w:t>
+              </w:r>
+              <w:proofErr w:type="spellEnd"/>
             </w:p>
           </w:sdtContent>
         </w:sdt>
@@ -374,6 +395,13 @@
     </w:sdt>
     <w:sdt>
       <w:sdtPr>
+        <w:rPr>
+          <w:rFonts w:asciiTheme="minorHAnsi" w:eastAsiaTheme="minorHAnsi" w:hAnsiTheme="minorHAnsi" w:cstheme="minorBidi"/>
+          <w:color w:val="auto"/>
+          <w:sz w:val="22"/>
+          <w:szCs w:val="22"/>
+          <w:lang w:eastAsia="en-US"/>
+        </w:rPr>
         <w:id w:val="470033373"/>
         <w:docPartObj>
           <w:docPartGallery w:val="Table of Contents"/>
@@ -382,13 +410,8 @@
       </w:sdtPr>
       <w:sdtEndPr>
         <w:rPr>
-          <w:rFonts w:asciiTheme="minorHAnsi" w:eastAsiaTheme="minorHAnsi" w:hAnsiTheme="minorHAnsi" w:cstheme="minorBidi"/>
           <w:b/>
           <w:bCs/>
-          <w:color w:val="auto"/>
-          <w:sz w:val="22"/>
-          <w:szCs w:val="22"/>
-          <w:lang w:eastAsia="en-US"/>
         </w:rPr>
       </w:sdtEndPr>
       <w:sdtContent>
@@ -1436,7 +1459,15 @@
         <w:t xml:space="preserve">The client has requested me to provide a method to allow their customers to view product pricing in a way that is transparent, and allowing for the availability of products to be present. The reason why this will benefit the client is because the solution will allow Greenfield Local Hub to provide </w:t>
       </w:r>
       <w:r>
-        <w:t>current and potential customers the option to view the items in stock virtually, rather then having the customers go in-store to view products. By providing the client with the solution, the customers have the choice to view products digitally allowing for a higher conversion rate and increasing the number of customers who are willing to purchase a product.</w:t>
+        <w:t xml:space="preserve">current and potential customers the option to view the items in stock virtually, rather </w:t>
+      </w:r>
+      <w:proofErr w:type="spellStart"/>
+      <w:r>
+        <w:t>then</w:t>
+      </w:r>
+      <w:proofErr w:type="spellEnd"/>
+      <w:r>
+        <w:t xml:space="preserve"> having the customers go in-store to view products. By providing the client with the solution, the customers have the choice to view products digitally allowing for a higher conversion rate and increasing the number of customers who are willing to purchase a product.</w:t>
       </w:r>
     </w:p>
     <w:p>
@@ -1454,7 +1485,15 @@
         <w:t xml:space="preserve">The client has requested me to provide a method to allow their customers to place orders for collection or delivery. The reason why this will benefit the client is because the solution will allow customers to </w:t>
       </w:r>
       <w:r>
-        <w:t>have goods delivered rather then be waiting in stock for a customer to collect. By providing the client with the solution, the solution gives the customer a say in how they would prefer their goods be given to them. Not only will this improve customer satisfaction, but it will also help stock move more efficiently, ensuring new stock can be rotated in as soon as the old stock runs out.</w:t>
+        <w:t xml:space="preserve">have goods delivered rather </w:t>
+      </w:r>
+      <w:proofErr w:type="spellStart"/>
+      <w:r>
+        <w:t>then</w:t>
+      </w:r>
+      <w:proofErr w:type="spellEnd"/>
+      <w:r>
+        <w:t xml:space="preserve"> be waiting in stock for a customer to collect. By providing the client with the solution, the solution gives the customer a say in how they would prefer their goods be given to them. Not only will this improve customer satisfaction, but it will also help stock move more efficiently, ensuring new stock can be rotated in as soon as the old stock runs out.</w:t>
       </w:r>
     </w:p>
     <w:p>
@@ -2000,13 +2039,7 @@
           </w:p>
           <w:p>
             <w:r>
-              <w:t xml:space="preserve">-The system should impose a cooldown to requests happening more </w:t>
-            </w:r>
-            <w:r>
-              <w:t>than</w:t>
-            </w:r>
-            <w:r>
-              <w:t xml:space="preserve"> 10 requests per minute and 50 requests per hour.</w:t>
+              <w:t>-The system should impose a cooldown to requests happening more than 10 requests per minute and 50 requests per hour.</w:t>
             </w:r>
           </w:p>
           <w:p>
@@ -2089,34 +2122,13 @@
           </w:p>
           <w:p>
             <w:r>
-              <w:t>-Every request to register must be secured with TLS</w:t>
-            </w:r>
-            <w:r>
-              <w:t>.</w:t>
+              <w:t>-Every request to register must be secured with TLS.</w:t>
             </w:r>
           </w:p>
           <w:p>
             <w:r>
               <w:lastRenderedPageBreak/>
-              <w:t xml:space="preserve">-The system should impose a cooldown to requests happening more than 10 requests per </w:t>
-            </w:r>
-            <w:r>
-              <w:t>second</w:t>
-            </w:r>
-            <w:r>
-              <w:t xml:space="preserve"> and 50</w:t>
-            </w:r>
-            <w:r>
-              <w:t xml:space="preserve">0 </w:t>
-            </w:r>
-            <w:r>
-              <w:t xml:space="preserve">requests per </w:t>
-            </w:r>
-            <w:r>
-              <w:t>minute</w:t>
-            </w:r>
-            <w:r>
-              <w:t>.</w:t>
+              <w:t>-The system should impose a cooldown to requests happening more than 10 requests per second and 500 requests per minute.</w:t>
             </w:r>
           </w:p>
           <w:p>
@@ -2142,8 +2154,13 @@
           <w:p>
             <w:r>
               <w:lastRenderedPageBreak/>
-              <w:t>This feature will benefit the client as this functional requirement allows authorised users to add new produce for customers to choose from, so that they can provide customers with up to date imformation</w:t>
-            </w:r>
+              <w:t xml:space="preserve">This feature will benefit the client as this functional requirement allows authorised users to add new produce for customers to choose from, so that they can provide customers with up to date </w:t>
+            </w:r>
+            <w:proofErr w:type="spellStart"/>
+            <w:r>
+              <w:t>imformation</w:t>
+            </w:r>
+            <w:proofErr w:type="spellEnd"/>
             <w:r>
               <w:t>.</w:t>
             </w:r>
@@ -2183,13 +2200,7 @@
           </w:tcPr>
           <w:p>
             <w:r>
-              <w:t xml:space="preserve">-Provide users with a form-based page to </w:t>
-            </w:r>
-            <w:r>
-              <w:t xml:space="preserve">edit </w:t>
-            </w:r>
-            <w:r>
-              <w:t xml:space="preserve">produce. </w:t>
+              <w:t xml:space="preserve">-Provide users with a form-based page to edit produce. </w:t>
             </w:r>
           </w:p>
           <w:p>
@@ -2376,13 +2387,7 @@
           <w:p>
             <w:r>
               <w:lastRenderedPageBreak/>
-              <w:t xml:space="preserve">-Provide users with a page to view </w:t>
-            </w:r>
-            <w:r>
-              <w:t>information about the Food Producers</w:t>
-            </w:r>
-            <w:r>
-              <w:t>.</w:t>
+              <w:t>-Provide users with a page to view information about the Food Producers.</w:t>
             </w:r>
           </w:p>
           <w:p>
@@ -2463,13 +2468,7 @@
           </w:tcPr>
           <w:p>
             <w:r>
-              <w:t xml:space="preserve">-Provide users with a form-based page to edit </w:t>
-            </w:r>
-            <w:r>
-              <w:t>information about Food Producers</w:t>
-            </w:r>
-            <w:r>
-              <w:t xml:space="preserve">. </w:t>
+              <w:t xml:space="preserve">-Provide users with a form-based page to edit information about Food Producers. </w:t>
             </w:r>
           </w:p>
           <w:p>
@@ -2567,10 +2566,7 @@
             </w:r>
             <w:r>
               <w:lastRenderedPageBreak/>
-              <w:t>create an order for collection or delivery</w:t>
-            </w:r>
-            <w:r>
-              <w:t xml:space="preserve">. </w:t>
+              <w:t xml:space="preserve">create an order for collection or delivery. </w:t>
             </w:r>
           </w:p>
           <w:p>
@@ -2595,19 +2591,7 @@
           </w:p>
           <w:p>
             <w:r>
-              <w:t xml:space="preserve">-The system should impose a cooldown to requests happening more than </w:t>
-            </w:r>
-            <w:r>
-              <w:t>3</w:t>
-            </w:r>
-            <w:r>
-              <w:t xml:space="preserve"> requests per second and 50 requests per </w:t>
-            </w:r>
-            <w:r>
-              <w:t>hour</w:t>
-            </w:r>
-            <w:r>
-              <w:t>.</w:t>
+              <w:t>-The system should impose a cooldown to requests happening more than 3 requests per second and 50 requests per hour.</w:t>
             </w:r>
           </w:p>
           <w:p>
@@ -2617,13 +2601,7 @@
           </w:p>
           <w:p>
             <w:r>
-              <w:t>-Ensure that only accounts with the roles ‘Manager, Admin</w:t>
-            </w:r>
-            <w:r>
-              <w:t>, Producer and User</w:t>
-            </w:r>
-            <w:r>
-              <w:t>’ can access this form.</w:t>
+              <w:t>-Ensure that only accounts with the roles ‘Manager, Admin, Producer and User’ can access this form.</w:t>
             </w:r>
           </w:p>
           <w:p/>
@@ -2720,23 +2698,111 @@
         </w:tc>
       </w:tr>
       <w:tr>
-        <w:tc>
-          <w:tcPr>
-            <w:tcW w:w="3005" w:type="dxa"/>
-          </w:tcPr>
-          <w:p/>
-        </w:tc>
-        <w:tc>
-          <w:tcPr>
-            <w:tcW w:w="3005" w:type="dxa"/>
-          </w:tcPr>
-          <w:p/>
+        <w:trPr>
+          <w:trHeight w:val="419"/>
+        </w:trPr>
+        <w:tc>
+          <w:tcPr>
+            <w:tcW w:w="3005" w:type="dxa"/>
+          </w:tcPr>
+          <w:p>
+            <w:pPr>
+              <w:rPr>
+                <w:b/>
+                <w:bCs/>
+              </w:rPr>
+            </w:pPr>
+            <w:r>
+              <w:rPr>
+                <w:b/>
+                <w:bCs/>
+              </w:rPr>
+              <w:t>Non-Functional Requirement</w:t>
+            </w:r>
+          </w:p>
+        </w:tc>
+        <w:tc>
+          <w:tcPr>
+            <w:tcW w:w="3005" w:type="dxa"/>
+          </w:tcPr>
+          <w:p>
+            <w:pPr>
+              <w:rPr>
+                <w:b/>
+                <w:bCs/>
+              </w:rPr>
+            </w:pPr>
+            <w:r>
+              <w:rPr>
+                <w:b/>
+                <w:bCs/>
+              </w:rPr>
+              <w:t>Justification</w:t>
+            </w:r>
+          </w:p>
         </w:tc>
         <w:tc>
           <w:tcPr>
             <w:tcW w:w="3006" w:type="dxa"/>
           </w:tcPr>
-          <w:p/>
+          <w:p>
+            <w:pPr>
+              <w:rPr>
+                <w:b/>
+                <w:bCs/>
+              </w:rPr>
+            </w:pPr>
+            <w:r>
+              <w:rPr>
+                <w:b/>
+                <w:bCs/>
+              </w:rPr>
+              <w:t>Key Performance Indicator</w:t>
+            </w:r>
+          </w:p>
+        </w:tc>
+      </w:tr>
+      <w:tr>
+        <w:tc>
+          <w:tcPr>
+            <w:tcW w:w="3005" w:type="dxa"/>
+          </w:tcPr>
+          <w:p>
+            <w:r>
+              <w:t>The solution should have a fast load time when the page is clicked</w:t>
+            </w:r>
+          </w:p>
+        </w:tc>
+        <w:tc>
+          <w:tcPr>
+            <w:tcW w:w="3005" w:type="dxa"/>
+          </w:tcPr>
+          <w:p>
+            <w:r>
+              <w:t xml:space="preserve">Users will be used to a fast load time for webpages as a </w:t>
+            </w:r>
+            <w:r>
+              <w:t>fast-loading</w:t>
+            </w:r>
+            <w:r>
+              <w:t xml:space="preserve"> time has been industry standard for years, so by meeting the standard that users expect, the risk of stress points on a user is significantly reduced. In turn, the solution </w:t>
+            </w:r>
+            <w:r>
+              <w:lastRenderedPageBreak/>
+              <w:t>will make the user feel at ease knowing that they are not slowed down during their day.</w:t>
+            </w:r>
+          </w:p>
+        </w:tc>
+        <w:tc>
+          <w:tcPr>
+            <w:tcW w:w="3006" w:type="dxa"/>
+          </w:tcPr>
+          <w:p>
+            <w:r>
+              <w:lastRenderedPageBreak/>
+              <w:t>Having a loading time, no more than 3 seconds for the page content.</w:t>
+            </w:r>
+          </w:p>
         </w:tc>
       </w:tr>
       <w:tr>
@@ -2747,13 +2813,21 @@
               <w:bottom w:val="single" w:sz="4" w:space="0" w:color="auto"/>
             </w:tcBorders>
           </w:tcPr>
-          <w:p/>
-        </w:tc>
-        <w:tc>
-          <w:tcPr>
-            <w:tcW w:w="3005" w:type="dxa"/>
-          </w:tcPr>
-          <w:p/>
+          <w:p>
+            <w:r>
+              <w:t>There should be no problems when it comes to latency</w:t>
+            </w:r>
+          </w:p>
+        </w:tc>
+        <w:tc>
+          <w:tcPr>
+            <w:tcW w:w="3005" w:type="dxa"/>
+          </w:tcPr>
+          <w:p>
+            <w:r>
+              <w:t>Minor delays can cause the user to leave the solution in search of another one. By preventing problems with latency, the solution will mitigate the risk by ensuring that the solution meets industry standards. In turn, this will make the solution competitive and will improve overall customer satisfaction and retention.</w:t>
+            </w:r>
+          </w:p>
         </w:tc>
         <w:tc>
           <w:tcPr>
@@ -2762,7 +2836,90 @@
               <w:bottom w:val="single" w:sz="4" w:space="0" w:color="auto"/>
             </w:tcBorders>
           </w:tcPr>
-          <w:p/>
+          <w:p>
+            <w:r>
+              <w:t>There should be less then 5 complaints of latency issues every week.</w:t>
+            </w:r>
+          </w:p>
+        </w:tc>
+      </w:tr>
+      <w:tr>
+        <w:tc>
+          <w:tcPr>
+            <w:tcW w:w="3005" w:type="dxa"/>
+            <w:tcBorders>
+              <w:bottom w:val="single" w:sz="4" w:space="0" w:color="auto"/>
+            </w:tcBorders>
+          </w:tcPr>
+          <w:p>
+            <w:r>
+              <w:t>Assets should load quickly after the page is selected.</w:t>
+            </w:r>
+          </w:p>
+        </w:tc>
+        <w:tc>
+          <w:tcPr>
+            <w:tcW w:w="3005" w:type="dxa"/>
+          </w:tcPr>
+          <w:p>
+            <w:r>
+              <w:t>Users will be used to a fast load time for content and assets fast loading assets and content has been industry standard for years, so by meeting the standard that users expect, the risk of broken pages on the solution is significantly reduced. In turn, the user will not see broken pages, or non-working features.</w:t>
+            </w:r>
+          </w:p>
+        </w:tc>
+        <w:tc>
+          <w:tcPr>
+            <w:tcW w:w="3006" w:type="dxa"/>
+            <w:tcBorders>
+              <w:bottom w:val="single" w:sz="4" w:space="0" w:color="auto"/>
+            </w:tcBorders>
+          </w:tcPr>
+          <w:p>
+            <w:r>
+              <w:t>Every page should have a loading time, no more than 5 seconds for all content.</w:t>
+            </w:r>
+          </w:p>
+        </w:tc>
+      </w:tr>
+      <w:tr>
+        <w:tc>
+          <w:tcPr>
+            <w:tcW w:w="3005" w:type="dxa"/>
+            <w:tcBorders>
+              <w:bottom w:val="single" w:sz="4" w:space="0" w:color="auto"/>
+            </w:tcBorders>
+          </w:tcPr>
+          <w:p>
+            <w:r>
+              <w:t>Creating an order for produce should respond seamlessly</w:t>
+            </w:r>
+          </w:p>
+        </w:tc>
+        <w:tc>
+          <w:tcPr>
+            <w:tcW w:w="3005" w:type="dxa"/>
+          </w:tcPr>
+          <w:p>
+            <w:r>
+              <w:t xml:space="preserve">Users must be able to create an order for food and produce without delay to </w:t>
+            </w:r>
+            <w:r>
+              <w:t xml:space="preserve">portray a seamless user experience. By ensuring that the solution creates orders seamlessly, the user will be further engaged in the important order information following. </w:t>
+            </w:r>
+          </w:p>
+        </w:tc>
+        <w:tc>
+          <w:tcPr>
+            <w:tcW w:w="3006" w:type="dxa"/>
+            <w:tcBorders>
+              <w:bottom w:val="single" w:sz="4" w:space="0" w:color="auto"/>
+            </w:tcBorders>
+          </w:tcPr>
+          <w:p>
+            <w:r>
+              <w:t>It should not take longer then 5 seconds to order produce.</w:t>
+            </w:r>
+          </w:p>
         </w:tc>
       </w:tr>
       <w:tr>
@@ -2814,23 +2971,68 @@
         </w:tc>
       </w:tr>
       <w:tr>
-        <w:tc>
-          <w:tcPr>
-            <w:tcW w:w="3005" w:type="dxa"/>
-          </w:tcPr>
-          <w:p/>
-        </w:tc>
-        <w:tc>
-          <w:tcPr>
-            <w:tcW w:w="3005" w:type="dxa"/>
-          </w:tcPr>
-          <w:p/>
+        <w:trPr>
+          <w:trHeight w:val="473"/>
+        </w:trPr>
+        <w:tc>
+          <w:tcPr>
+            <w:tcW w:w="3005" w:type="dxa"/>
+          </w:tcPr>
+          <w:p>
+            <w:pPr>
+              <w:rPr>
+                <w:b/>
+                <w:bCs/>
+              </w:rPr>
+            </w:pPr>
+            <w:r>
+              <w:rPr>
+                <w:b/>
+                <w:bCs/>
+              </w:rPr>
+              <w:t>Non-Functional Requirement</w:t>
+            </w:r>
+          </w:p>
+        </w:tc>
+        <w:tc>
+          <w:tcPr>
+            <w:tcW w:w="3005" w:type="dxa"/>
+          </w:tcPr>
+          <w:p>
+            <w:pPr>
+              <w:rPr>
+                <w:b/>
+                <w:bCs/>
+              </w:rPr>
+            </w:pPr>
+            <w:r>
+              <w:rPr>
+                <w:b/>
+                <w:bCs/>
+              </w:rPr>
+              <w:t>Justification</w:t>
+            </w:r>
+          </w:p>
         </w:tc>
         <w:tc>
           <w:tcPr>
             <w:tcW w:w="3006" w:type="dxa"/>
           </w:tcPr>
-          <w:p/>
+          <w:p>
+            <w:pPr>
+              <w:rPr>
+                <w:b/>
+                <w:bCs/>
+              </w:rPr>
+            </w:pPr>
+            <w:r>
+              <w:rPr>
+                <w:b/>
+                <w:bCs/>
+              </w:rPr>
+              <w:t>Key Performance Indicator</w:t>
+            </w:r>
+          </w:p>
         </w:tc>
       </w:tr>
       <w:tr>
@@ -2841,13 +3043,24 @@
               <w:bottom w:val="single" w:sz="4" w:space="0" w:color="auto"/>
             </w:tcBorders>
           </w:tcPr>
-          <w:p/>
-        </w:tc>
-        <w:tc>
-          <w:tcPr>
-            <w:tcW w:w="3005" w:type="dxa"/>
-          </w:tcPr>
-          <w:p/>
+          <w:p>
+            <w:r>
+              <w:t xml:space="preserve">The solution must keep user data encrypted under any circumstance. </w:t>
+            </w:r>
+          </w:p>
+        </w:tc>
+        <w:tc>
+          <w:tcPr>
+            <w:tcW w:w="3005" w:type="dxa"/>
+          </w:tcPr>
+          <w:p>
+            <w:r>
+              <w:t xml:space="preserve">One of the major causes for concern for a platform is encryption. Encryption keeps the internet world spinning, ensuring customer login data </w:t>
+            </w:r>
+            <w:r>
+              <w:t xml:space="preserve">is secured. By implementing such basic and standardised practices, the solution can confidently present secure means to store personal identifiable information and credentials. </w:t>
+            </w:r>
+          </w:p>
         </w:tc>
         <w:tc>
           <w:tcPr>
@@ -2856,7 +3069,126 @@
               <w:bottom w:val="single" w:sz="4" w:space="0" w:color="auto"/>
             </w:tcBorders>
           </w:tcPr>
-          <w:p/>
+          <w:p>
+            <w:r>
+              <w:t>There are no reports of breaches in customer data within the first 5 years of operation.</w:t>
+            </w:r>
+          </w:p>
+        </w:tc>
+      </w:tr>
+      <w:tr>
+        <w:tc>
+          <w:tcPr>
+            <w:tcW w:w="3005" w:type="dxa"/>
+            <w:tcBorders>
+              <w:bottom w:val="single" w:sz="4" w:space="0" w:color="auto"/>
+            </w:tcBorders>
+          </w:tcPr>
+          <w:p>
+            <w:r>
+              <w:lastRenderedPageBreak/>
+              <w:t>The solution must ensure that secure authentication methods are used.</w:t>
+            </w:r>
+          </w:p>
+        </w:tc>
+        <w:tc>
+          <w:tcPr>
+            <w:tcW w:w="3005" w:type="dxa"/>
+          </w:tcPr>
+          <w:p>
+            <w:r>
+              <w:t xml:space="preserve">A large problem with modern websites is targeted attacks. Bad actors attempt to break into a systems backend database, compromising the system. This is why it is imperative to ensure that the solution uses secure authentication methods to provide the solution with that extra reassurance that in the case of a data breach, customer login data cannot be reverse engineered, therefore being redundant and useless to the bad actors. </w:t>
+            </w:r>
+          </w:p>
+        </w:tc>
+        <w:tc>
+          <w:tcPr>
+            <w:tcW w:w="3006" w:type="dxa"/>
+            <w:tcBorders>
+              <w:bottom w:val="single" w:sz="4" w:space="0" w:color="auto"/>
+            </w:tcBorders>
+          </w:tcPr>
+          <w:p>
+            <w:r>
+              <w:t xml:space="preserve">All user login details must be encrypted using a secure hashing algorithm or similar. </w:t>
+            </w:r>
+          </w:p>
+        </w:tc>
+      </w:tr>
+      <w:tr>
+        <w:tc>
+          <w:tcPr>
+            <w:tcW w:w="3005" w:type="dxa"/>
+            <w:tcBorders>
+              <w:bottom w:val="single" w:sz="4" w:space="0" w:color="auto"/>
+            </w:tcBorders>
+          </w:tcPr>
+          <w:p>
+            <w:r>
+              <w:t>The solution must include role-based authentication</w:t>
+            </w:r>
+          </w:p>
+        </w:tc>
+        <w:tc>
+          <w:tcPr>
+            <w:tcW w:w="3005" w:type="dxa"/>
+          </w:tcPr>
+          <w:p>
+            <w:r>
+              <w:t>The problem with websites is that there are pages that you want people to see, and pages you want to keep hidden. This is why it is industry standard to use role-based authentication to ensure that only authorised people can access certain content. By implementing role-based authentication, not only is the solution deemed as industry standard, but the solution is also deemed secure and trustworthy. Having role-based authentication also allows users to have a personalised experience based on their user role, improving user experience and overall satisfaction.</w:t>
+            </w:r>
+          </w:p>
+        </w:tc>
+        <w:tc>
+          <w:tcPr>
+            <w:tcW w:w="3006" w:type="dxa"/>
+            <w:tcBorders>
+              <w:bottom w:val="single" w:sz="4" w:space="0" w:color="auto"/>
+            </w:tcBorders>
+          </w:tcPr>
+          <w:p>
+            <w:r>
+              <w:t>Only user roles who have access to a specific page can access it.</w:t>
+            </w:r>
+          </w:p>
+        </w:tc>
+      </w:tr>
+      <w:tr>
+        <w:tc>
+          <w:tcPr>
+            <w:tcW w:w="3005" w:type="dxa"/>
+            <w:tcBorders>
+              <w:bottom w:val="single" w:sz="4" w:space="0" w:color="auto"/>
+            </w:tcBorders>
+          </w:tcPr>
+          <w:p>
+            <w:r>
+              <w:t>The solution must protect against SQL injection.</w:t>
+            </w:r>
+          </w:p>
+        </w:tc>
+        <w:tc>
+          <w:tcPr>
+            <w:tcW w:w="3005" w:type="dxa"/>
+          </w:tcPr>
+          <w:p>
+            <w:r>
+              <w:t xml:space="preserve">Users would prefer their personal data to not be compromised, so it is imperative to ensure that the solution cannot be compromised through SQL injection. By testing to ensure that SQL injection is not impossible, the chances of data leaks and bad actors accessing unauthorised data will be reduced. Furthermore, this will help to ensure data protection and client reputation. </w:t>
+            </w:r>
+          </w:p>
+        </w:tc>
+        <w:tc>
+          <w:tcPr>
+            <w:tcW w:w="3006" w:type="dxa"/>
+            <w:tcBorders>
+              <w:bottom w:val="single" w:sz="4" w:space="0" w:color="auto"/>
+            </w:tcBorders>
+          </w:tcPr>
+          <w:p>
+            <w:r>
+              <w:t xml:space="preserve">No successful SQL injections when in penetration testing. </w:t>
+            </w:r>
+          </w:p>
         </w:tc>
       </w:tr>
       <w:tr>
@@ -2909,19 +3241,61 @@
           <w:tcPr>
             <w:tcW w:w="3005" w:type="dxa"/>
           </w:tcPr>
-          <w:p/>
-        </w:tc>
-        <w:tc>
-          <w:tcPr>
-            <w:tcW w:w="3005" w:type="dxa"/>
-          </w:tcPr>
-          <w:p/>
+          <w:p>
+            <w:pPr>
+              <w:rPr>
+                <w:b/>
+                <w:bCs/>
+              </w:rPr>
+            </w:pPr>
+            <w:r>
+              <w:rPr>
+                <w:b/>
+                <w:bCs/>
+              </w:rPr>
+              <w:t>Non-Functional Requirement</w:t>
+            </w:r>
+          </w:p>
+        </w:tc>
+        <w:tc>
+          <w:tcPr>
+            <w:tcW w:w="3005" w:type="dxa"/>
+          </w:tcPr>
+          <w:p>
+            <w:pPr>
+              <w:rPr>
+                <w:b/>
+                <w:bCs/>
+              </w:rPr>
+            </w:pPr>
+            <w:r>
+              <w:rPr>
+                <w:b/>
+                <w:bCs/>
+              </w:rPr>
+              <w:t>Justification</w:t>
+            </w:r>
+          </w:p>
         </w:tc>
         <w:tc>
           <w:tcPr>
             <w:tcW w:w="3006" w:type="dxa"/>
           </w:tcPr>
-          <w:p/>
+          <w:p>
+            <w:pPr>
+              <w:rPr>
+                <w:b/>
+                <w:bCs/>
+              </w:rPr>
+            </w:pPr>
+            <w:r>
+              <w:rPr>
+                <w:b/>
+                <w:bCs/>
+              </w:rPr>
+              <w:t>Key Performance Indicator</w:t>
+            </w:r>
+          </w:p>
         </w:tc>
       </w:tr>
       <w:tr>
@@ -2932,13 +3306,24 @@
               <w:bottom w:val="single" w:sz="4" w:space="0" w:color="auto"/>
             </w:tcBorders>
           </w:tcPr>
-          <w:p/>
-        </w:tc>
-        <w:tc>
-          <w:tcPr>
-            <w:tcW w:w="3005" w:type="dxa"/>
-          </w:tcPr>
-          <w:p/>
+          <w:p>
+            <w:r>
+              <w:t>The code within the solution should be easy to maintain and can be understood by other developers.</w:t>
+            </w:r>
+          </w:p>
+        </w:tc>
+        <w:tc>
+          <w:tcPr>
+            <w:tcW w:w="3005" w:type="dxa"/>
+          </w:tcPr>
+          <w:p>
+            <w:r>
+              <w:t>Having</w:t>
+            </w:r>
+            <w:r>
+              <w:t xml:space="preserve"> messy and unorganised code is the worst when you are trying to fix an issue, so it is imperative that code is annotated and explained, so that in the future; Other contracted developers are able to continue maintenance. </w:t>
+            </w:r>
+          </w:p>
         </w:tc>
         <w:tc>
           <w:tcPr>
@@ -2947,7 +3332,125 @@
               <w:bottom w:val="single" w:sz="4" w:space="0" w:color="auto"/>
             </w:tcBorders>
           </w:tcPr>
-          <w:p/>
+          <w:p>
+            <w:r>
+              <w:t>A 3</w:t>
+            </w:r>
+            <w:r>
+              <w:rPr>
+                <w:vertAlign w:val="superscript"/>
+              </w:rPr>
+              <w:t>rd</w:t>
+            </w:r>
+            <w:r>
+              <w:t xml:space="preserve"> party should be able to understand and maintain the solution. </w:t>
+            </w:r>
+          </w:p>
+        </w:tc>
+      </w:tr>
+      <w:tr>
+        <w:tc>
+          <w:tcPr>
+            <w:tcW w:w="3005" w:type="dxa"/>
+            <w:tcBorders>
+              <w:bottom w:val="single" w:sz="4" w:space="0" w:color="auto"/>
+            </w:tcBorders>
+          </w:tcPr>
+          <w:p>
+            <w:r>
+              <w:t>The features of the website should be easy to understand for all users of my target audience.</w:t>
+            </w:r>
+          </w:p>
+        </w:tc>
+        <w:tc>
+          <w:tcPr>
+            <w:tcW w:w="3005" w:type="dxa"/>
+          </w:tcPr>
+          <w:p>
+            <w:r>
+              <w:t xml:space="preserve">Websites deemed as horrible or badly structured usually have poorly designed layouts. To circumvent this, the solution must ensure an </w:t>
+            </w:r>
+            <w:r>
+              <w:t>easy-to-follow</w:t>
+            </w:r>
+            <w:r>
+              <w:t xml:space="preserve"> layout that is consistent and is</w:t>
+            </w:r>
+            <w:r>
+              <w:t xml:space="preserve"> quite simple. By following a set design that is simple and consistent, the user will have a better time with user experience, and ease of use. </w:t>
+            </w:r>
+          </w:p>
+        </w:tc>
+        <w:tc>
+          <w:tcPr>
+            <w:tcW w:w="3006" w:type="dxa"/>
+            <w:tcBorders>
+              <w:bottom w:val="single" w:sz="4" w:space="0" w:color="auto"/>
+            </w:tcBorders>
+          </w:tcPr>
+          <w:p>
+            <w:r>
+              <w:t>There should be less than 5 comp</w:t>
+            </w:r>
+            <w:r>
+              <w:t xml:space="preserve">laints per week regarding </w:t>
+            </w:r>
+            <w:r>
+              <w:t>the website being hard to understand/navigate.</w:t>
+            </w:r>
+          </w:p>
+        </w:tc>
+      </w:tr>
+      <w:tr>
+        <w:tc>
+          <w:tcPr>
+            <w:tcW w:w="3005" w:type="dxa"/>
+            <w:tcBorders>
+              <w:bottom w:val="single" w:sz="4" w:space="0" w:color="auto"/>
+            </w:tcBorders>
+          </w:tcPr>
+          <w:p>
+            <w:r>
+              <w:t xml:space="preserve">The solution should be able to handle a growing </w:t>
+            </w:r>
+            <w:r>
+              <w:t>number</w:t>
+            </w:r>
+            <w:r>
+              <w:t xml:space="preserve"> of created accounts.</w:t>
+            </w:r>
+          </w:p>
+        </w:tc>
+        <w:tc>
+          <w:tcPr>
+            <w:tcW w:w="3005" w:type="dxa"/>
+          </w:tcPr>
+          <w:p>
+            <w:r>
+              <w:t>Imagine you are trying to sign up to Google, only to find out that the website went down because too many people were making accounts? You would feel upset over the fact that a business was unable to take</w:t>
+            </w:r>
+            <w:r>
+              <w:t xml:space="preserve"> in your requests. This is why it is imperative to ensure that multiple users can register and login to the solution while keeping the website unaffected.</w:t>
+            </w:r>
+          </w:p>
+          <w:p>
+            <w:r>
+              <w:t>By ensuring that even during peak times of account creation, the website is still accessible; the current userbase is unaffected. By making the solution scalable from the beginning; the solution is ready for when the client’s company grows.</w:t>
+            </w:r>
+          </w:p>
+        </w:tc>
+        <w:tc>
+          <w:tcPr>
+            <w:tcW w:w="3006" w:type="dxa"/>
+            <w:tcBorders>
+              <w:bottom w:val="single" w:sz="4" w:space="0" w:color="auto"/>
+            </w:tcBorders>
+          </w:tcPr>
+          <w:p>
+            <w:r>
+              <w:t>The time to create an account must stay consistent even with an influx of account creations.</w:t>
+            </w:r>
+          </w:p>
         </w:tc>
       </w:tr>
       <w:tr>
@@ -3000,19 +3503,61 @@
           <w:tcPr>
             <w:tcW w:w="3005" w:type="dxa"/>
           </w:tcPr>
-          <w:p/>
-        </w:tc>
-        <w:tc>
-          <w:tcPr>
-            <w:tcW w:w="3005" w:type="dxa"/>
-          </w:tcPr>
-          <w:p/>
+          <w:p>
+            <w:pPr>
+              <w:rPr>
+                <w:b/>
+                <w:bCs/>
+              </w:rPr>
+            </w:pPr>
+            <w:r>
+              <w:rPr>
+                <w:b/>
+                <w:bCs/>
+              </w:rPr>
+              <w:t>Non-Functional Requirement</w:t>
+            </w:r>
+          </w:p>
+        </w:tc>
+        <w:tc>
+          <w:tcPr>
+            <w:tcW w:w="3005" w:type="dxa"/>
+          </w:tcPr>
+          <w:p>
+            <w:pPr>
+              <w:rPr>
+                <w:b/>
+                <w:bCs/>
+              </w:rPr>
+            </w:pPr>
+            <w:r>
+              <w:rPr>
+                <w:b/>
+                <w:bCs/>
+              </w:rPr>
+              <w:t>Justification</w:t>
+            </w:r>
+          </w:p>
         </w:tc>
         <w:tc>
           <w:tcPr>
             <w:tcW w:w="3006" w:type="dxa"/>
           </w:tcPr>
-          <w:p/>
+          <w:p>
+            <w:pPr>
+              <w:rPr>
+                <w:b/>
+                <w:bCs/>
+              </w:rPr>
+            </w:pPr>
+            <w:r>
+              <w:rPr>
+                <w:b/>
+                <w:bCs/>
+              </w:rPr>
+              <w:t>Key Performance Indicator</w:t>
+            </w:r>
+          </w:p>
         </w:tc>
       </w:tr>
       <w:tr>
@@ -3023,13 +3568,28 @@
               <w:bottom w:val="single" w:sz="4" w:space="0" w:color="auto"/>
             </w:tcBorders>
           </w:tcPr>
-          <w:p/>
-        </w:tc>
-        <w:tc>
-          <w:tcPr>
-            <w:tcW w:w="3005" w:type="dxa"/>
-          </w:tcPr>
-          <w:p/>
+          <w:p>
+            <w:r>
+              <w:t xml:space="preserve">The website must be able to handle large amounts of users at once. </w:t>
+            </w:r>
+          </w:p>
+        </w:tc>
+        <w:tc>
+          <w:tcPr>
+            <w:tcW w:w="3005" w:type="dxa"/>
+          </w:tcPr>
+          <w:p>
+            <w:r>
+              <w:t xml:space="preserve">Companies like Apple, Google and Microsoft hold millions of active users on their platforms, and have made an example on why it is so important to be </w:t>
+            </w:r>
+            <w:r>
+              <w:lastRenderedPageBreak/>
+              <w:t>able to hold large number of users at once. By ensuring that</w:t>
+            </w:r>
+            <w:r>
+              <w:t xml:space="preserve"> the solution can hold a large userbase at a singular point in time, not only shows that the solution exceeds industry standards but also shows reliability and trust. </w:t>
+            </w:r>
+          </w:p>
         </w:tc>
         <w:tc>
           <w:tcPr>
@@ -3038,6 +3598,89 @@
               <w:bottom w:val="single" w:sz="4" w:space="0" w:color="auto"/>
             </w:tcBorders>
           </w:tcPr>
+          <w:p>
+            <w:r>
+              <w:lastRenderedPageBreak/>
+              <w:t>Be able to hold 200 concurrent users.</w:t>
+            </w:r>
+          </w:p>
+        </w:tc>
+      </w:tr>
+      <w:tr>
+        <w:tc>
+          <w:tcPr>
+            <w:tcW w:w="3005" w:type="dxa"/>
+            <w:tcBorders>
+              <w:bottom w:val="single" w:sz="4" w:space="0" w:color="auto"/>
+            </w:tcBorders>
+          </w:tcPr>
+          <w:p>
+            <w:r>
+              <w:t>The solution must have a method of robust storage of at least 500GB.</w:t>
+            </w:r>
+          </w:p>
+        </w:tc>
+        <w:tc>
+          <w:tcPr>
+            <w:tcW w:w="3005" w:type="dxa"/>
+          </w:tcPr>
+          <w:p>
+            <w:r>
+              <w:t>Ensuring that the solution will have enough storage space to have all of the necessary storage for the system while having extra headroom for future user data is the first step into becoming an industry standard application. By preparing for the future, the solution is able to adapt to changes in the</w:t>
+            </w:r>
+            <w:r>
+              <w:t xml:space="preserve"> years to come. </w:t>
+            </w:r>
+          </w:p>
+        </w:tc>
+        <w:tc>
+          <w:tcPr>
+            <w:tcW w:w="3006" w:type="dxa"/>
+            <w:tcBorders>
+              <w:bottom w:val="single" w:sz="4" w:space="0" w:color="auto"/>
+            </w:tcBorders>
+          </w:tcPr>
+          <w:p>
+            <w:r>
+              <w:t>The solution should be able to store at least 500GB of information with appropriate RAID management without affecting performance.</w:t>
+            </w:r>
+          </w:p>
+        </w:tc>
+      </w:tr>
+      <w:tr>
+        <w:tc>
+          <w:tcPr>
+            <w:tcW w:w="3005" w:type="dxa"/>
+            <w:tcBorders>
+              <w:bottom w:val="single" w:sz="4" w:space="0" w:color="auto"/>
+            </w:tcBorders>
+          </w:tcPr>
+          <w:p>
+            <w:r>
+              <w:t xml:space="preserve">The solution servers must be stable. </w:t>
+            </w:r>
+          </w:p>
+        </w:tc>
+        <w:tc>
+          <w:tcPr>
+            <w:tcW w:w="3005" w:type="dxa"/>
+          </w:tcPr>
+          <w:p>
+            <w:r>
+              <w:t xml:space="preserve">When working with online payment systems and orders, you really do not want your system to crash when a user is attempting to make an order. By ensuring </w:t>
+            </w:r>
+            <w:r>
+              <w:t>that the servers hosting the solution are stable and unlikely to crash, the solution provides trust and reliability to the client’s operations.</w:t>
+            </w:r>
+          </w:p>
+        </w:tc>
+        <w:tc>
+          <w:tcPr>
+            <w:tcW w:w="3006" w:type="dxa"/>
+            <w:tcBorders>
+              <w:bottom w:val="single" w:sz="4" w:space="0" w:color="auto"/>
+            </w:tcBorders>
+          </w:tcPr>
           <w:p/>
         </w:tc>
       </w:tr>
@@ -3091,19 +3734,61 @@
           <w:tcPr>
             <w:tcW w:w="3005" w:type="dxa"/>
           </w:tcPr>
-          <w:p/>
-        </w:tc>
-        <w:tc>
-          <w:tcPr>
-            <w:tcW w:w="3005" w:type="dxa"/>
-          </w:tcPr>
-          <w:p/>
+          <w:p>
+            <w:pPr>
+              <w:rPr>
+                <w:b/>
+                <w:bCs/>
+              </w:rPr>
+            </w:pPr>
+            <w:r>
+              <w:rPr>
+                <w:b/>
+                <w:bCs/>
+              </w:rPr>
+              <w:t>Non-Functional Requirement</w:t>
+            </w:r>
+          </w:p>
+        </w:tc>
+        <w:tc>
+          <w:tcPr>
+            <w:tcW w:w="3005" w:type="dxa"/>
+          </w:tcPr>
+          <w:p>
+            <w:pPr>
+              <w:rPr>
+                <w:b/>
+                <w:bCs/>
+              </w:rPr>
+            </w:pPr>
+            <w:r>
+              <w:rPr>
+                <w:b/>
+                <w:bCs/>
+              </w:rPr>
+              <w:t>Justification</w:t>
+            </w:r>
+          </w:p>
         </w:tc>
         <w:tc>
           <w:tcPr>
             <w:tcW w:w="3006" w:type="dxa"/>
           </w:tcPr>
-          <w:p/>
+          <w:p>
+            <w:pPr>
+              <w:rPr>
+                <w:b/>
+                <w:bCs/>
+              </w:rPr>
+            </w:pPr>
+            <w:r>
+              <w:rPr>
+                <w:b/>
+                <w:bCs/>
+              </w:rPr>
+              <w:t>Key Performance Indicator</w:t>
+            </w:r>
+          </w:p>
         </w:tc>
       </w:tr>
       <w:tr>
@@ -3114,13 +3799,21 @@
               <w:bottom w:val="single" w:sz="4" w:space="0" w:color="auto"/>
             </w:tcBorders>
           </w:tcPr>
-          <w:p/>
-        </w:tc>
-        <w:tc>
-          <w:tcPr>
-            <w:tcW w:w="3005" w:type="dxa"/>
-          </w:tcPr>
-          <w:p/>
+          <w:p>
+            <w:r>
+              <w:t>The solution should be designed to mitigate downtime from crashes providing an uninterrupted service to users.</w:t>
+            </w:r>
+          </w:p>
+        </w:tc>
+        <w:tc>
+          <w:tcPr>
+            <w:tcW w:w="3005" w:type="dxa"/>
+          </w:tcPr>
+          <w:p>
+            <w:r>
+              <w:t xml:space="preserve">When using a website, you would expect the website to be running and accessible all of the time, but that isn’t always the case. Websites will always experience downtime which is why it is important to mitigate downtime. By mitigating possible downtime, not only is the solution allowing users to access the website to continue normal tasks, but the solution is also providing a revenue stream from sales. </w:t>
+            </w:r>
+          </w:p>
         </w:tc>
         <w:tc>
           <w:tcPr>
@@ -3129,7 +3822,101 @@
               <w:bottom w:val="single" w:sz="4" w:space="0" w:color="auto"/>
             </w:tcBorders>
           </w:tcPr>
-          <w:p/>
+          <w:p>
+            <w:r>
+              <w:t>The website should have an uptime greater than 99.5%.</w:t>
+            </w:r>
+          </w:p>
+        </w:tc>
+      </w:tr>
+      <w:tr>
+        <w:tc>
+          <w:tcPr>
+            <w:tcW w:w="3005" w:type="dxa"/>
+            <w:tcBorders>
+              <w:bottom w:val="single" w:sz="4" w:space="0" w:color="auto"/>
+            </w:tcBorders>
+          </w:tcPr>
+          <w:p>
+            <w:r>
+              <w:t xml:space="preserve">The solution should provide up to date information at all times. </w:t>
+            </w:r>
+          </w:p>
+        </w:tc>
+        <w:tc>
+          <w:tcPr>
+            <w:tcW w:w="3005" w:type="dxa"/>
+          </w:tcPr>
+          <w:p>
+            <w:r>
+              <w:t xml:space="preserve">Imagine reading information off a website just to realise it was outdated for years? It is essential to the client and the </w:t>
+            </w:r>
+            <w:r>
+              <w:lastRenderedPageBreak/>
+              <w:t>users that the solution is up to date on any information and content that may have changed as times go on. This is why the solution must be able to provide up to date information</w:t>
+            </w:r>
+            <w:r>
+              <w:t>.</w:t>
+            </w:r>
+          </w:p>
+        </w:tc>
+        <w:tc>
+          <w:tcPr>
+            <w:tcW w:w="3006" w:type="dxa"/>
+            <w:tcBorders>
+              <w:bottom w:val="single" w:sz="4" w:space="0" w:color="auto"/>
+            </w:tcBorders>
+          </w:tcPr>
+          <w:p>
+            <w:r>
+              <w:lastRenderedPageBreak/>
+              <w:t xml:space="preserve">The solutions content, assents and information are checked weekly to ensure that information validity is correct. </w:t>
+            </w:r>
+          </w:p>
+        </w:tc>
+      </w:tr>
+      <w:tr>
+        <w:tc>
+          <w:tcPr>
+            <w:tcW w:w="3005" w:type="dxa"/>
+            <w:tcBorders>
+              <w:bottom w:val="single" w:sz="4" w:space="0" w:color="auto"/>
+            </w:tcBorders>
+          </w:tcPr>
+          <w:p>
+            <w:r>
+              <w:t>The system must have a recovery plan to minimise downtime.</w:t>
+            </w:r>
+          </w:p>
+        </w:tc>
+        <w:tc>
+          <w:tcPr>
+            <w:tcW w:w="3005" w:type="dxa"/>
+          </w:tcPr>
+          <w:p>
+            <w:r>
+              <w:t>Imagine if there was not a recovery plan in place, there would be chaos when there are any sorts of crashes. By having a recovery plan, it can reduce downtime and allows the solution to continue operating and allows key functions to keep operating.</w:t>
+            </w:r>
+          </w:p>
+        </w:tc>
+        <w:tc>
+          <w:tcPr>
+            <w:tcW w:w="3006" w:type="dxa"/>
+            <w:tcBorders>
+              <w:bottom w:val="single" w:sz="4" w:space="0" w:color="auto"/>
+            </w:tcBorders>
+          </w:tcPr>
+          <w:p>
+            <w:r>
+              <w:t>The solution should take less th</w:t>
+            </w:r>
+            <w:r>
+              <w:t>a</w:t>
+            </w:r>
+            <w:r>
+              <w:t xml:space="preserve">n 45 minutes to get back online. </w:t>
+            </w:r>
+          </w:p>
         </w:tc>
       </w:tr>
       <w:tr>
@@ -3182,19 +3969,61 @@
           <w:tcPr>
             <w:tcW w:w="3005" w:type="dxa"/>
           </w:tcPr>
-          <w:p/>
-        </w:tc>
-        <w:tc>
-          <w:tcPr>
-            <w:tcW w:w="3005" w:type="dxa"/>
-          </w:tcPr>
-          <w:p/>
+          <w:p>
+            <w:pPr>
+              <w:rPr>
+                <w:b/>
+                <w:bCs/>
+              </w:rPr>
+            </w:pPr>
+            <w:r>
+              <w:rPr>
+                <w:b/>
+                <w:bCs/>
+              </w:rPr>
+              <w:t>Non-Functional Requirement</w:t>
+            </w:r>
+          </w:p>
+        </w:tc>
+        <w:tc>
+          <w:tcPr>
+            <w:tcW w:w="3005" w:type="dxa"/>
+          </w:tcPr>
+          <w:p>
+            <w:pPr>
+              <w:rPr>
+                <w:b/>
+                <w:bCs/>
+              </w:rPr>
+            </w:pPr>
+            <w:r>
+              <w:rPr>
+                <w:b/>
+                <w:bCs/>
+              </w:rPr>
+              <w:t>Justification</w:t>
+            </w:r>
+          </w:p>
         </w:tc>
         <w:tc>
           <w:tcPr>
             <w:tcW w:w="3006" w:type="dxa"/>
           </w:tcPr>
-          <w:p/>
+          <w:p>
+            <w:pPr>
+              <w:rPr>
+                <w:b/>
+                <w:bCs/>
+              </w:rPr>
+            </w:pPr>
+            <w:r>
+              <w:rPr>
+                <w:b/>
+                <w:bCs/>
+              </w:rPr>
+              <w:t>Key Performance Indicator</w:t>
+            </w:r>
+          </w:p>
         </w:tc>
       </w:tr>
       <w:tr>
@@ -3205,13 +4034,33 @@
               <w:bottom w:val="single" w:sz="4" w:space="0" w:color="auto"/>
             </w:tcBorders>
           </w:tcPr>
-          <w:p/>
-        </w:tc>
-        <w:tc>
-          <w:tcPr>
-            <w:tcW w:w="3005" w:type="dxa"/>
-          </w:tcPr>
-          <w:p/>
+          <w:p>
+            <w:r>
+              <w:t>The navigation menu should be built for ease of use and functionality.</w:t>
+            </w:r>
+          </w:p>
+        </w:tc>
+        <w:tc>
+          <w:tcPr>
+            <w:tcW w:w="3005" w:type="dxa"/>
+          </w:tcPr>
+          <w:p>
+            <w:r>
+              <w:t xml:space="preserve">It is a basic necessity for a website </w:t>
+            </w:r>
+            <w:r>
+              <w:t xml:space="preserve">to ensure that the information within the </w:t>
+            </w:r>
+            <w:r>
+              <w:t xml:space="preserve">navigation menu matches the </w:t>
+            </w:r>
+            <w:r>
+              <w:t xml:space="preserve"> endpoints, which is why it is so important to ensure that all </w:t>
+            </w:r>
+            <w:r>
+              <w:t xml:space="preserve">navigation properties are correct and go to the intended place. </w:t>
+            </w:r>
+          </w:p>
         </w:tc>
         <w:tc>
           <w:tcPr>
@@ -3220,7 +4069,87 @@
               <w:bottom w:val="single" w:sz="4" w:space="0" w:color="auto"/>
             </w:tcBorders>
           </w:tcPr>
-          <w:p/>
+          <w:p>
+            <w:r>
+              <w:t xml:space="preserve">The selectors and buttons on the navigation menu should take users to the correct endpoint every single time. </w:t>
+            </w:r>
+          </w:p>
+        </w:tc>
+      </w:tr>
+      <w:tr>
+        <w:tc>
+          <w:tcPr>
+            <w:tcW w:w="3005" w:type="dxa"/>
+            <w:tcBorders>
+              <w:bottom w:val="single" w:sz="4" w:space="0" w:color="auto"/>
+            </w:tcBorders>
+          </w:tcPr>
+          <w:p>
+            <w:r>
+              <w:t xml:space="preserve">The solution must be built to handle errors in a way that a user can understand while being informative. </w:t>
+            </w:r>
+          </w:p>
+        </w:tc>
+        <w:tc>
+          <w:tcPr>
+            <w:tcW w:w="3005" w:type="dxa"/>
+          </w:tcPr>
+          <w:p>
+            <w:r>
+              <w:t xml:space="preserve">The average use may not understand complex computer terminology, which is why it is imperative to convey error messages and issues in a way that is readable to a non-technical audience. </w:t>
+            </w:r>
+          </w:p>
+        </w:tc>
+        <w:tc>
+          <w:tcPr>
+            <w:tcW w:w="3006" w:type="dxa"/>
+            <w:tcBorders>
+              <w:bottom w:val="single" w:sz="4" w:space="0" w:color="auto"/>
+            </w:tcBorders>
+          </w:tcPr>
+          <w:p>
+            <w:r>
+              <w:t>There should be no complaints over users being confused or unable to understand errors.</w:t>
+            </w:r>
+          </w:p>
+        </w:tc>
+      </w:tr>
+      <w:tr>
+        <w:tc>
+          <w:tcPr>
+            <w:tcW w:w="3005" w:type="dxa"/>
+            <w:tcBorders>
+              <w:bottom w:val="single" w:sz="4" w:space="0" w:color="auto"/>
+            </w:tcBorders>
+          </w:tcPr>
+          <w:p>
+            <w:r>
+              <w:t>Users must be able to follow external links without issues.</w:t>
+            </w:r>
+          </w:p>
+        </w:tc>
+        <w:tc>
+          <w:tcPr>
+            <w:tcW w:w="3005" w:type="dxa"/>
+          </w:tcPr>
+          <w:p>
+            <w:r>
+              <w:t xml:space="preserve">It is a basic necessity for a website to redirect users to correct webpages and endpoints, which is why it is so important to ensure that all navigation properties are correct and go to the intended place. </w:t>
+            </w:r>
+          </w:p>
+        </w:tc>
+        <w:tc>
+          <w:tcPr>
+            <w:tcW w:w="3006" w:type="dxa"/>
+            <w:tcBorders>
+              <w:bottom w:val="single" w:sz="4" w:space="0" w:color="auto"/>
+            </w:tcBorders>
+          </w:tcPr>
+          <w:p>
+            <w:r>
+              <w:t>External links must be accessible through buttons or link forwarding.</w:t>
+            </w:r>
+          </w:p>
         </w:tc>
       </w:tr>
       <w:tr>
@@ -3273,19 +4202,61 @@
           <w:tcPr>
             <w:tcW w:w="3005" w:type="dxa"/>
           </w:tcPr>
-          <w:p/>
-        </w:tc>
-        <w:tc>
-          <w:tcPr>
-            <w:tcW w:w="3005" w:type="dxa"/>
-          </w:tcPr>
-          <w:p/>
+          <w:p>
+            <w:pPr>
+              <w:rPr>
+                <w:b/>
+                <w:bCs/>
+              </w:rPr>
+            </w:pPr>
+            <w:r>
+              <w:rPr>
+                <w:b/>
+                <w:bCs/>
+              </w:rPr>
+              <w:t>Non-Functional Requirement</w:t>
+            </w:r>
+          </w:p>
+        </w:tc>
+        <w:tc>
+          <w:tcPr>
+            <w:tcW w:w="3005" w:type="dxa"/>
+          </w:tcPr>
+          <w:p>
+            <w:pPr>
+              <w:rPr>
+                <w:b/>
+                <w:bCs/>
+              </w:rPr>
+            </w:pPr>
+            <w:r>
+              <w:rPr>
+                <w:b/>
+                <w:bCs/>
+              </w:rPr>
+              <w:t>Justification</w:t>
+            </w:r>
+          </w:p>
         </w:tc>
         <w:tc>
           <w:tcPr>
             <w:tcW w:w="3006" w:type="dxa"/>
           </w:tcPr>
-          <w:p/>
+          <w:p>
+            <w:pPr>
+              <w:rPr>
+                <w:b/>
+                <w:bCs/>
+              </w:rPr>
+            </w:pPr>
+            <w:r>
+              <w:rPr>
+                <w:b/>
+                <w:bCs/>
+              </w:rPr>
+              <w:t>Key Performance Indicator</w:t>
+            </w:r>
+          </w:p>
         </w:tc>
       </w:tr>
       <w:tr>
@@ -3293,19 +4264,45 @@
           <w:tcPr>
             <w:tcW w:w="3005" w:type="dxa"/>
           </w:tcPr>
-          <w:p/>
-        </w:tc>
-        <w:tc>
-          <w:tcPr>
-            <w:tcW w:w="3005" w:type="dxa"/>
-          </w:tcPr>
-          <w:p/>
+          <w:p>
+            <w:r>
+              <w:t>The solution should allow users to enable and disable accessibility features</w:t>
+            </w:r>
+          </w:p>
+        </w:tc>
+        <w:tc>
+          <w:tcPr>
+            <w:tcW w:w="3005" w:type="dxa"/>
+          </w:tcPr>
+          <w:p>
+            <w:r>
+              <w:t xml:space="preserve">All users have the right to access features to aid their ability in using a website. This is why it is imperative to ensure that users who have the need to use accessibility features have access to them. </w:t>
+            </w:r>
+            <w:r>
+              <w:lastRenderedPageBreak/>
+              <w:t>By providing these features, not only do</w:t>
+            </w:r>
+            <w:r>
+              <w:t>es the client’s website</w:t>
+            </w:r>
+            <w:r>
+              <w:t xml:space="preserve"> become more accessible to those who need it; boosting potential customers, </w:t>
+            </w:r>
+            <w:r>
+              <w:t xml:space="preserve">the client’s website gains a reputation for being inclusive. </w:t>
+            </w:r>
+          </w:p>
         </w:tc>
         <w:tc>
           <w:tcPr>
             <w:tcW w:w="3006" w:type="dxa"/>
           </w:tcPr>
-          <w:p/>
+          <w:p>
+            <w:r>
+              <w:lastRenderedPageBreak/>
+              <w:t>No complaints about ability to utilise accessibility features.</w:t>
+            </w:r>
+          </w:p>
         </w:tc>
       </w:tr>
       <w:tr>
@@ -3313,19 +4310,37 @@
           <w:tcPr>
             <w:tcW w:w="3005" w:type="dxa"/>
           </w:tcPr>
+          <w:p>
+            <w:r>
+              <w:t xml:space="preserve">The solution should function for the majority of common devices. </w:t>
+            </w:r>
+          </w:p>
+        </w:tc>
+        <w:tc>
+          <w:tcPr>
+            <w:tcW w:w="3005" w:type="dxa"/>
+          </w:tcPr>
+          <w:p>
+            <w:r>
+              <w:t>To ensure that the majority of devices are supported, it is necessary to test that most devices in the consumer market works, so that there is no issues or complaints when it comes to compatibility.</w:t>
+            </w:r>
+          </w:p>
+        </w:tc>
+        <w:tc>
+          <w:tcPr>
+            <w:tcW w:w="3006" w:type="dxa"/>
+          </w:tcPr>
+          <w:p>
+            <w:r>
+              <w:t xml:space="preserve">All pages must be fully operable and functional on mobile, desktop and tablet-based devices. </w:t>
+            </w:r>
+          </w:p>
           <w:p/>
-        </w:tc>
-        <w:tc>
-          <w:tcPr>
-            <w:tcW w:w="3005" w:type="dxa"/>
-          </w:tcPr>
-          <w:p/>
-        </w:tc>
-        <w:tc>
-          <w:tcPr>
-            <w:tcW w:w="3006" w:type="dxa"/>
-          </w:tcPr>
-          <w:p/>
+          <w:p>
+            <w:r>
+              <w:t>No more then 10 complaints a week about issues with compatibility.</w:t>
+            </w:r>
+          </w:p>
         </w:tc>
       </w:tr>
       <w:tr>
@@ -3333,43 +4348,37 @@
           <w:tcPr>
             <w:tcW w:w="3005" w:type="dxa"/>
           </w:tcPr>
-          <w:p/>
-        </w:tc>
-        <w:tc>
-          <w:tcPr>
-            <w:tcW w:w="3005" w:type="dxa"/>
-          </w:tcPr>
-          <w:p/>
+          <w:p>
+            <w:r>
+              <w:t>Consistent and Accessibility friendly colour schemes</w:t>
+            </w:r>
+          </w:p>
+        </w:tc>
+        <w:tc>
+          <w:tcPr>
+            <w:tcW w:w="3005" w:type="dxa"/>
+          </w:tcPr>
+          <w:p>
+            <w:r>
+              <w:t>With the age of digital technology growing, it is more and more important to include</w:t>
+            </w:r>
+            <w:r>
+              <w:t xml:space="preserve"> those who are not as fortunate to have the same abilities as most people. This is why the solution must have 3 sets of colour schemes. The default Light Mode, A Dark Mode for those who wish to have a dark mode preset and a High Contrast Mode for those who require the higher contrast content to see easier. By providing these options, a user who needs these features will have a better experience using the website. </w:t>
+            </w:r>
+          </w:p>
         </w:tc>
         <w:tc>
           <w:tcPr>
             <w:tcW w:w="3006" w:type="dxa"/>
           </w:tcPr>
-          <w:p/>
-        </w:tc>
-      </w:tr>
-      <w:tr>
-        <w:tc>
-          <w:tcPr>
-            <w:tcW w:w="3005" w:type="dxa"/>
-          </w:tcPr>
-          <w:p/>
-        </w:tc>
-        <w:tc>
-          <w:tcPr>
-            <w:tcW w:w="3005" w:type="dxa"/>
-          </w:tcPr>
-          <w:p/>
-        </w:tc>
-        <w:tc>
-          <w:tcPr>
-            <w:tcW w:w="3006" w:type="dxa"/>
-          </w:tcPr>
-          <w:p/>
+          <w:p>
+            <w:r>
+              <w:t xml:space="preserve">All text and elements must be able to change from the default colour scheme to more accessible schemes. </w:t>
+            </w:r>
+          </w:p>
         </w:tc>
       </w:tr>
     </w:tbl>
-    <w:p/>
     <w:p/>
     <w:p>
       <w:pPr>
@@ -3385,7 +4394,992 @@
       <w:pPr>
         <w:pStyle w:val="Heading1"/>
       </w:pPr>
+      <w:r>
+        <w:t>UI Considerations</w:t>
+      </w:r>
     </w:p>
+    <w:p>
+      <w:r>
+        <w:t>Some aspects that I have contemplated about for the design aspect of the website is the colour scheme and the assets; such as fonts and images. Initially, I w</w:t>
+      </w:r>
+      <w:r>
+        <w:t>ant to go for a Blue on Cream/Beige for the colour scheme as it symbolises a light, hearty environment and using some light shades of green, darker shades of yellow and brown to fit into the idea of animals, nature and the outdoors. I intend to use these colours to set a modern and professional design while keeping the idea of nature</w:t>
+      </w:r>
+      <w:r>
+        <w:t xml:space="preserve"> and the outdoors. I intend to use </w:t>
+      </w:r>
+      <w:r>
+        <w:t>Segoe UI</w:t>
+      </w:r>
+      <w:r>
+        <w:t xml:space="preserve"> as it is </w:t>
+      </w:r>
+      <w:r>
+        <w:t xml:space="preserve">an industry standard font that is easily readable and is standardised in industry for its use case in ASP.NET. </w:t>
+      </w:r>
+    </w:p>
+    <w:p>
+      <w:pPr>
+        <w:pStyle w:val="Heading1"/>
+      </w:pPr>
+      <w:r>
+        <w:lastRenderedPageBreak/>
+        <w:t>Security Considerations and Risk Mitigation</w:t>
+      </w:r>
+    </w:p>
+    <w:p>
+      <w:pPr>
+        <w:pStyle w:val="Heading2"/>
+      </w:pPr>
+      <w:r>
+        <w:t>Risk Management Plan</w:t>
+      </w:r>
+    </w:p>
+    <w:tbl>
+      <w:tblPr>
+        <w:tblStyle w:val="TableGrid"/>
+        <w:tblW w:w="0" w:type="auto"/>
+        <w:tblLook w:val="04A0" w:firstRow="1" w:lastRow="0" w:firstColumn="1" w:lastColumn="0" w:noHBand="0" w:noVBand="1"/>
+      </w:tblPr>
+      <w:tblGrid>
+        <w:gridCol w:w="952"/>
+        <w:gridCol w:w="3724"/>
+        <w:gridCol w:w="4340"/>
+      </w:tblGrid>
+      <w:tr>
+        <w:tc>
+          <w:tcPr>
+            <w:tcW w:w="846" w:type="dxa"/>
+          </w:tcPr>
+          <w:p>
+            <w:r>
+              <w:t>Risk Number</w:t>
+            </w:r>
+          </w:p>
+        </w:tc>
+        <w:tc>
+          <w:tcPr>
+            <w:tcW w:w="3773" w:type="dxa"/>
+          </w:tcPr>
+          <w:p>
+            <w:r>
+              <w:t>The Risk:</w:t>
+            </w:r>
+          </w:p>
+        </w:tc>
+        <w:tc>
+          <w:tcPr>
+            <w:tcW w:w="4397" w:type="dxa"/>
+          </w:tcPr>
+          <w:p>
+            <w:r>
+              <w:t>The Mitigation:</w:t>
+            </w:r>
+          </w:p>
+        </w:tc>
+      </w:tr>
+      <w:tr>
+        <w:tc>
+          <w:tcPr>
+            <w:tcW w:w="846" w:type="dxa"/>
+          </w:tcPr>
+          <w:p>
+            <w:r>
+              <w:t>R1</w:t>
+            </w:r>
+          </w:p>
+        </w:tc>
+        <w:tc>
+          <w:tcPr>
+            <w:tcW w:w="3773" w:type="dxa"/>
+          </w:tcPr>
+          <w:p>
+            <w:r>
+              <w:t>An Attacker may use SQL injection to gain unauthorised access to the database.</w:t>
+            </w:r>
+          </w:p>
+        </w:tc>
+        <w:tc>
+          <w:tcPr>
+            <w:tcW w:w="4397" w:type="dxa"/>
+          </w:tcPr>
+          <w:p>
+            <w:r>
+              <w:t>Use data sanitation and encryption to reduce the chances of harmful data inputs and to ensure that the data is unreadable to an external source by using a secure hashing algorithm. In turn this will ensure the security of the database.</w:t>
+            </w:r>
+          </w:p>
+        </w:tc>
+      </w:tr>
+      <w:tr>
+        <w:tc>
+          <w:tcPr>
+            <w:tcW w:w="846" w:type="dxa"/>
+          </w:tcPr>
+          <w:p>
+            <w:r>
+              <w:t>R2</w:t>
+            </w:r>
+          </w:p>
+        </w:tc>
+        <w:tc>
+          <w:tcPr>
+            <w:tcW w:w="3773" w:type="dxa"/>
+          </w:tcPr>
+          <w:p>
+            <w:r>
+              <w:t>An attacker may try to use a Man-In-The-Middle (MITM) attack to phish for unencrypted credentials.</w:t>
+            </w:r>
+          </w:p>
+        </w:tc>
+        <w:tc>
+          <w:tcPr>
+            <w:tcW w:w="4397" w:type="dxa"/>
+          </w:tcPr>
+          <w:p>
+            <w:r>
+              <w:t>Use forced HTTPS with SSL/TLS certificates to ensure that data is encrypted end-to-end, making it unreadable to attackers. You many also use Certificate Pinning to prevent attackers from using forged certificates. In turn, this will ensure that data being transmitted cannot be intercepted.</w:t>
+            </w:r>
+          </w:p>
+        </w:tc>
+      </w:tr>
+      <w:tr>
+        <w:tc>
+          <w:tcPr>
+            <w:tcW w:w="846" w:type="dxa"/>
+          </w:tcPr>
+          <w:p>
+            <w:r>
+              <w:t>R3</w:t>
+            </w:r>
+          </w:p>
+        </w:tc>
+        <w:tc>
+          <w:tcPr>
+            <w:tcW w:w="3773" w:type="dxa"/>
+          </w:tcPr>
+          <w:p>
+            <w:r>
+              <w:t>An attacker may try to brute force the system to gain access to unauthorised access to user data.</w:t>
+            </w:r>
+          </w:p>
+        </w:tc>
+        <w:tc>
+          <w:tcPr>
+            <w:tcW w:w="4397" w:type="dxa"/>
+          </w:tcPr>
+          <w:p>
+            <w:r>
+              <w:t>Use Account lockouts and rate limiting in combination with Multi Factor Authentication to prevent a bad actor from brute force attacks. In turn, this will make credential guessing much harder, but theoretically not impossible.</w:t>
+            </w:r>
+          </w:p>
+        </w:tc>
+      </w:tr>
+      <w:tr>
+        <w:tc>
+          <w:tcPr>
+            <w:tcW w:w="846" w:type="dxa"/>
+          </w:tcPr>
+          <w:p>
+            <w:r>
+              <w:t>R4</w:t>
+            </w:r>
+          </w:p>
+        </w:tc>
+        <w:tc>
+          <w:tcPr>
+            <w:tcW w:w="3773" w:type="dxa"/>
+          </w:tcPr>
+          <w:p>
+            <w:r>
+              <w:t>An attacker may attempt to DDoS the solution.</w:t>
+            </w:r>
+          </w:p>
+        </w:tc>
+        <w:tc>
+          <w:tcPr>
+            <w:tcW w:w="4397" w:type="dxa"/>
+          </w:tcPr>
+          <w:p>
+            <w:r>
+              <w:t xml:space="preserve">Use Rate Limiting to control the number of requests the solution’s server will accept in a given timeframe. This can prevent the solution’s server from being overwhelmed by excessive requests from a single source. In turn, the effect of a DDoS attack can be significantly reduced. </w:t>
+            </w:r>
+          </w:p>
+        </w:tc>
+      </w:tr>
+      <w:tr>
+        <w:tc>
+          <w:tcPr>
+            <w:tcW w:w="846" w:type="dxa"/>
+          </w:tcPr>
+          <w:p>
+            <w:r>
+              <w:t>R5</w:t>
+            </w:r>
+          </w:p>
+        </w:tc>
+        <w:tc>
+          <w:tcPr>
+            <w:tcW w:w="3773" w:type="dxa"/>
+          </w:tcPr>
+          <w:p>
+            <w:r>
+              <w:t>Scope Creep</w:t>
+            </w:r>
+          </w:p>
+        </w:tc>
+        <w:tc>
+          <w:tcPr>
+            <w:tcW w:w="4397" w:type="dxa"/>
+          </w:tcPr>
+          <w:p/>
+        </w:tc>
+      </w:tr>
+      <w:tr>
+        <w:tc>
+          <w:tcPr>
+            <w:tcW w:w="846" w:type="dxa"/>
+          </w:tcPr>
+          <w:p>
+            <w:r>
+              <w:t>R6</w:t>
+            </w:r>
+          </w:p>
+        </w:tc>
+        <w:tc>
+          <w:tcPr>
+            <w:tcW w:w="3773" w:type="dxa"/>
+          </w:tcPr>
+          <w:p>
+            <w:r>
+              <w:t>Third Party Dependency</w:t>
+            </w:r>
+          </w:p>
+        </w:tc>
+        <w:tc>
+          <w:tcPr>
+            <w:tcW w:w="4397" w:type="dxa"/>
+          </w:tcPr>
+          <w:p/>
+        </w:tc>
+      </w:tr>
+      <w:tr>
+        <w:tc>
+          <w:tcPr>
+            <w:tcW w:w="846" w:type="dxa"/>
+          </w:tcPr>
+          <w:p>
+            <w:r>
+              <w:t xml:space="preserve">R7 </w:t>
+            </w:r>
+          </w:p>
+        </w:tc>
+        <w:tc>
+          <w:tcPr>
+            <w:tcW w:w="3773" w:type="dxa"/>
+          </w:tcPr>
+          <w:p>
+            <w:r>
+              <w:t>Data Privacy and Security Breach</w:t>
+            </w:r>
+          </w:p>
+        </w:tc>
+        <w:tc>
+          <w:tcPr>
+            <w:tcW w:w="4397" w:type="dxa"/>
+          </w:tcPr>
+          <w:p>
+            <w:r>
+              <w:t>Use encryption such as a Secure Hashing Algorithm to prevent data leakage, ensuring that if there is a breach of personal information, the information leaked is not readable, and therefore useless to an attacker.</w:t>
+            </w:r>
+          </w:p>
+        </w:tc>
+      </w:tr>
+      <w:tr>
+        <w:tc>
+          <w:tcPr>
+            <w:tcW w:w="846" w:type="dxa"/>
+          </w:tcPr>
+          <w:p>
+            <w:r>
+              <w:t>R8</w:t>
+            </w:r>
+          </w:p>
+        </w:tc>
+        <w:tc>
+          <w:tcPr>
+            <w:tcW w:w="3773" w:type="dxa"/>
+          </w:tcPr>
+          <w:p>
+            <w:r>
+              <w:t>Verification of Ethical Claims</w:t>
+            </w:r>
+          </w:p>
+        </w:tc>
+        <w:tc>
+          <w:tcPr>
+            <w:tcW w:w="4397" w:type="dxa"/>
+          </w:tcPr>
+          <w:p/>
+        </w:tc>
+      </w:tr>
+      <w:tr>
+        <w:tc>
+          <w:tcPr>
+            <w:tcW w:w="846" w:type="dxa"/>
+          </w:tcPr>
+          <w:p>
+            <w:r>
+              <w:t>R9</w:t>
+            </w:r>
+          </w:p>
+        </w:tc>
+        <w:tc>
+          <w:tcPr>
+            <w:tcW w:w="3773" w:type="dxa"/>
+          </w:tcPr>
+          <w:p>
+            <w:r>
+              <w:t>Loyalty Scheme Financial Loss</w:t>
+            </w:r>
+          </w:p>
+        </w:tc>
+        <w:tc>
+          <w:tcPr>
+            <w:tcW w:w="4397" w:type="dxa"/>
+          </w:tcPr>
+          <w:p/>
+        </w:tc>
+      </w:tr>
+      <w:tr>
+        <w:tc>
+          <w:tcPr>
+            <w:tcW w:w="846" w:type="dxa"/>
+          </w:tcPr>
+          <w:p>
+            <w:r>
+              <w:t>R10</w:t>
+            </w:r>
+          </w:p>
+        </w:tc>
+        <w:tc>
+          <w:tcPr>
+            <w:tcW w:w="3773" w:type="dxa"/>
+          </w:tcPr>
+          <w:p>
+            <w:r>
+              <w:t>Logistical Failures</w:t>
+            </w:r>
+          </w:p>
+        </w:tc>
+        <w:tc>
+          <w:tcPr>
+            <w:tcW w:w="4397" w:type="dxa"/>
+          </w:tcPr>
+          <w:p>
+            <w:r>
+              <w:t>Use fall-back options, such as</w:t>
+            </w:r>
+            <w:r>
+              <w:t xml:space="preserve"> communication buffers. Communication buffers allow you to notify customers if an issue is at hand. For example, an automated delay notification can be used if a</w:t>
+            </w:r>
+            <w:r>
+              <w:t xml:space="preserve"> feature</w:t>
+            </w:r>
+            <w:r>
+              <w:t xml:space="preserve"> fails on the website, displaying a message on the website saying the content is not currently available</w:t>
+            </w:r>
+            <w:r>
+              <w:t>.</w:t>
+            </w:r>
+          </w:p>
+        </w:tc>
+      </w:tr>
+      <w:tr>
+        <w:tc>
+          <w:tcPr>
+            <w:tcW w:w="846" w:type="dxa"/>
+          </w:tcPr>
+          <w:p>
+            <w:r>
+              <w:t>R11</w:t>
+            </w:r>
+          </w:p>
+        </w:tc>
+        <w:tc>
+          <w:tcPr>
+            <w:tcW w:w="3773" w:type="dxa"/>
+          </w:tcPr>
+          <w:p>
+            <w:r>
+              <w:t>Hosting Scalability</w:t>
+            </w:r>
+          </w:p>
+        </w:tc>
+        <w:tc>
+          <w:tcPr>
+            <w:tcW w:w="4397" w:type="dxa"/>
+          </w:tcPr>
+          <w:p/>
+        </w:tc>
+      </w:tr>
+      <w:tr>
+        <w:tc>
+          <w:tcPr>
+            <w:tcW w:w="846" w:type="dxa"/>
+          </w:tcPr>
+          <w:p>
+            <w:r>
+              <w:t>R12</w:t>
+            </w:r>
+          </w:p>
+        </w:tc>
+        <w:tc>
+          <w:tcPr>
+            <w:tcW w:w="3773" w:type="dxa"/>
+          </w:tcPr>
+          <w:p/>
+        </w:tc>
+        <w:tc>
+          <w:tcPr>
+            <w:tcW w:w="4397" w:type="dxa"/>
+          </w:tcPr>
+          <w:p/>
+        </w:tc>
+      </w:tr>
+      <w:tr>
+        <w:tc>
+          <w:tcPr>
+            <w:tcW w:w="846" w:type="dxa"/>
+          </w:tcPr>
+          <w:p>
+            <w:r>
+              <w:t>R13</w:t>
+            </w:r>
+          </w:p>
+        </w:tc>
+        <w:tc>
+          <w:tcPr>
+            <w:tcW w:w="3773" w:type="dxa"/>
+          </w:tcPr>
+          <w:p/>
+        </w:tc>
+        <w:tc>
+          <w:tcPr>
+            <w:tcW w:w="4397" w:type="dxa"/>
+          </w:tcPr>
+          <w:p/>
+        </w:tc>
+      </w:tr>
+      <w:tr>
+        <w:tc>
+          <w:tcPr>
+            <w:tcW w:w="846" w:type="dxa"/>
+          </w:tcPr>
+          <w:p>
+            <w:r>
+              <w:lastRenderedPageBreak/>
+              <w:t>R14</w:t>
+            </w:r>
+          </w:p>
+        </w:tc>
+        <w:tc>
+          <w:tcPr>
+            <w:tcW w:w="3773" w:type="dxa"/>
+          </w:tcPr>
+          <w:p/>
+        </w:tc>
+        <w:tc>
+          <w:tcPr>
+            <w:tcW w:w="4397" w:type="dxa"/>
+          </w:tcPr>
+          <w:p/>
+        </w:tc>
+      </w:tr>
+      <w:tr>
+        <w:tc>
+          <w:tcPr>
+            <w:tcW w:w="846" w:type="dxa"/>
+          </w:tcPr>
+          <w:p>
+            <w:r>
+              <w:t>R15</w:t>
+            </w:r>
+          </w:p>
+        </w:tc>
+        <w:tc>
+          <w:tcPr>
+            <w:tcW w:w="3773" w:type="dxa"/>
+          </w:tcPr>
+          <w:p/>
+        </w:tc>
+        <w:tc>
+          <w:tcPr>
+            <w:tcW w:w="4397" w:type="dxa"/>
+          </w:tcPr>
+          <w:p/>
+        </w:tc>
+      </w:tr>
+    </w:tbl>
+    <w:p/>
+    <w:p>
+      <w:pPr>
+        <w:pStyle w:val="Heading2"/>
+      </w:pPr>
+    </w:p>
+    <w:p>
+      <w:pPr>
+        <w:pStyle w:val="Heading2"/>
+      </w:pPr>
+      <w:r>
+        <w:t>Risk Matrix</w:t>
+      </w:r>
+    </w:p>
+    <w:tbl>
+      <w:tblPr>
+        <w:tblStyle w:val="TableGrid"/>
+        <w:tblW w:w="0" w:type="auto"/>
+        <w:tblLook w:val="04A0" w:firstRow="1" w:lastRow="0" w:firstColumn="1" w:lastColumn="0" w:noHBand="0" w:noVBand="1"/>
+      </w:tblPr>
+      <w:tblGrid>
+        <w:gridCol w:w="1803"/>
+        <w:gridCol w:w="1803"/>
+        <w:gridCol w:w="1803"/>
+        <w:gridCol w:w="1803"/>
+        <w:gridCol w:w="1804"/>
+      </w:tblGrid>
+      <w:tr>
+        <w:tc>
+          <w:tcPr>
+            <w:tcW w:w="1803" w:type="dxa"/>
+          </w:tcPr>
+          <w:p>
+            <w:r>
+              <w:t>Effect:</w:t>
+            </w:r>
+          </w:p>
+        </w:tc>
+        <w:tc>
+          <w:tcPr>
+            <w:tcW w:w="1803" w:type="dxa"/>
+          </w:tcPr>
+          <w:p>
+            <w:r>
+              <w:t>Low</w:t>
+            </w:r>
+          </w:p>
+        </w:tc>
+        <w:tc>
+          <w:tcPr>
+            <w:tcW w:w="1803" w:type="dxa"/>
+          </w:tcPr>
+          <w:p>
+            <w:r>
+              <w:t>Medium</w:t>
+            </w:r>
+          </w:p>
+        </w:tc>
+        <w:tc>
+          <w:tcPr>
+            <w:tcW w:w="1803" w:type="dxa"/>
+          </w:tcPr>
+          <w:p>
+            <w:r>
+              <w:t>High</w:t>
+            </w:r>
+          </w:p>
+        </w:tc>
+        <w:tc>
+          <w:tcPr>
+            <w:tcW w:w="1804" w:type="dxa"/>
+          </w:tcPr>
+          <w:p>
+            <w:r>
+              <w:t>Very High</w:t>
+            </w:r>
+          </w:p>
+        </w:tc>
+      </w:tr>
+      <w:tr>
+        <w:tc>
+          <w:tcPr>
+            <w:tcW w:w="1803" w:type="dxa"/>
+          </w:tcPr>
+          <w:p>
+            <w:r>
+              <w:t>Probability</w:t>
+            </w:r>
+          </w:p>
+        </w:tc>
+        <w:tc>
+          <w:tcPr>
+            <w:tcW w:w="1803" w:type="dxa"/>
+            <w:shd w:val="clear" w:color="auto" w:fill="000000" w:themeFill="text1"/>
+          </w:tcPr>
+          <w:p>
+            <w:pPr>
+              <w:rPr>
+                <w:color w:val="000000" w:themeColor="text1"/>
+                <w:highlight w:val="black"/>
+              </w:rPr>
+            </w:pPr>
+          </w:p>
+        </w:tc>
+        <w:tc>
+          <w:tcPr>
+            <w:tcW w:w="1803" w:type="dxa"/>
+            <w:shd w:val="clear" w:color="auto" w:fill="000000" w:themeFill="text1"/>
+          </w:tcPr>
+          <w:p>
+            <w:pPr>
+              <w:rPr>
+                <w:color w:val="000000" w:themeColor="text1"/>
+                <w:highlight w:val="black"/>
+              </w:rPr>
+            </w:pPr>
+          </w:p>
+        </w:tc>
+        <w:tc>
+          <w:tcPr>
+            <w:tcW w:w="1803" w:type="dxa"/>
+            <w:shd w:val="clear" w:color="auto" w:fill="000000" w:themeFill="text1"/>
+          </w:tcPr>
+          <w:p>
+            <w:pPr>
+              <w:rPr>
+                <w:color w:val="000000" w:themeColor="text1"/>
+                <w:highlight w:val="black"/>
+              </w:rPr>
+            </w:pPr>
+          </w:p>
+        </w:tc>
+        <w:tc>
+          <w:tcPr>
+            <w:tcW w:w="1804" w:type="dxa"/>
+            <w:shd w:val="clear" w:color="auto" w:fill="000000" w:themeFill="text1"/>
+          </w:tcPr>
+          <w:p>
+            <w:pPr>
+              <w:rPr>
+                <w:color w:val="000000" w:themeColor="text1"/>
+                <w:highlight w:val="black"/>
+              </w:rPr>
+            </w:pPr>
+          </w:p>
+        </w:tc>
+      </w:tr>
+      <w:tr>
+        <w:tc>
+          <w:tcPr>
+            <w:tcW w:w="1803" w:type="dxa"/>
+          </w:tcPr>
+          <w:p>
+            <w:r>
+              <w:t>High</w:t>
+            </w:r>
+          </w:p>
+        </w:tc>
+        <w:tc>
+          <w:tcPr>
+            <w:tcW w:w="1803" w:type="dxa"/>
+            <w:shd w:val="clear" w:color="auto" w:fill="FFFF00"/>
+          </w:tcPr>
+          <w:p/>
+        </w:tc>
+        <w:tc>
+          <w:tcPr>
+            <w:tcW w:w="1803" w:type="dxa"/>
+            <w:shd w:val="clear" w:color="auto" w:fill="FFFF00"/>
+          </w:tcPr>
+          <w:p>
+            <w:r>
+              <w:t>R5</w:t>
+            </w:r>
+          </w:p>
+        </w:tc>
+        <w:tc>
+          <w:tcPr>
+            <w:tcW w:w="1803" w:type="dxa"/>
+            <w:shd w:val="clear" w:color="auto" w:fill="FF0000"/>
+          </w:tcPr>
+          <w:p>
+            <w:r>
+              <w:t>R2</w:t>
+            </w:r>
+          </w:p>
+        </w:tc>
+        <w:tc>
+          <w:tcPr>
+            <w:tcW w:w="1804" w:type="dxa"/>
+            <w:shd w:val="clear" w:color="auto" w:fill="FF0000"/>
+          </w:tcPr>
+          <w:p>
+            <w:r>
+              <w:t>R4</w:t>
+            </w:r>
+          </w:p>
+        </w:tc>
+      </w:tr>
+      <w:tr>
+        <w:tc>
+          <w:tcPr>
+            <w:tcW w:w="1803" w:type="dxa"/>
+          </w:tcPr>
+          <w:p>
+            <w:r>
+              <w:t>Medium</w:t>
+            </w:r>
+          </w:p>
+        </w:tc>
+        <w:tc>
+          <w:tcPr>
+            <w:tcW w:w="1803" w:type="dxa"/>
+            <w:shd w:val="clear" w:color="auto" w:fill="92D050"/>
+          </w:tcPr>
+          <w:p/>
+        </w:tc>
+        <w:tc>
+          <w:tcPr>
+            <w:tcW w:w="1803" w:type="dxa"/>
+            <w:shd w:val="clear" w:color="auto" w:fill="FFFF00"/>
+          </w:tcPr>
+          <w:p/>
+        </w:tc>
+        <w:tc>
+          <w:tcPr>
+            <w:tcW w:w="1803" w:type="dxa"/>
+            <w:shd w:val="clear" w:color="auto" w:fill="FFFF00"/>
+          </w:tcPr>
+          <w:p/>
+        </w:tc>
+        <w:tc>
+          <w:tcPr>
+            <w:tcW w:w="1804" w:type="dxa"/>
+            <w:shd w:val="clear" w:color="auto" w:fill="FF0000"/>
+          </w:tcPr>
+          <w:p>
+            <w:r>
+              <w:t>R1</w:t>
+            </w:r>
+          </w:p>
+        </w:tc>
+      </w:tr>
+      <w:tr>
+        <w:tc>
+          <w:tcPr>
+            <w:tcW w:w="1803" w:type="dxa"/>
+          </w:tcPr>
+          <w:p>
+            <w:r>
+              <w:t>Low</w:t>
+            </w:r>
+          </w:p>
+        </w:tc>
+        <w:tc>
+          <w:tcPr>
+            <w:tcW w:w="1803" w:type="dxa"/>
+            <w:shd w:val="clear" w:color="auto" w:fill="92D050"/>
+          </w:tcPr>
+          <w:p>
+            <w:r>
+              <w:t>R9</w:t>
+            </w:r>
+          </w:p>
+        </w:tc>
+        <w:tc>
+          <w:tcPr>
+            <w:tcW w:w="1803" w:type="dxa"/>
+            <w:shd w:val="clear" w:color="auto" w:fill="92D050"/>
+          </w:tcPr>
+          <w:p>
+            <w:r>
+              <w:t>R6</w:t>
+            </w:r>
+          </w:p>
+        </w:tc>
+        <w:tc>
+          <w:tcPr>
+            <w:tcW w:w="1803" w:type="dxa"/>
+            <w:shd w:val="clear" w:color="auto" w:fill="FFFF00"/>
+          </w:tcPr>
+          <w:p>
+            <w:r>
+              <w:t xml:space="preserve">R8, </w:t>
+            </w:r>
+            <w:r>
+              <w:t>R11</w:t>
+            </w:r>
+          </w:p>
+        </w:tc>
+        <w:tc>
+          <w:tcPr>
+            <w:tcW w:w="1804" w:type="dxa"/>
+            <w:shd w:val="clear" w:color="auto" w:fill="FF0000"/>
+          </w:tcPr>
+          <w:p>
+            <w:r>
+              <w:t>R3</w:t>
+            </w:r>
+            <w:r>
+              <w:t>, R7, R10</w:t>
+            </w:r>
+          </w:p>
+        </w:tc>
+      </w:tr>
+    </w:tbl>
+    <w:p/>
+    <w:p/>
+    <w:p>
+      <w:pPr>
+        <w:pStyle w:val="Heading1"/>
+      </w:pPr>
+      <w:r>
+        <w:t>Legal and Regulatory Guidelines</w:t>
+      </w:r>
+    </w:p>
+    <w:tbl>
+      <w:tblPr>
+        <w:tblStyle w:val="TableGrid"/>
+        <w:tblW w:w="0" w:type="auto"/>
+        <w:tblLook w:val="04A0" w:firstRow="1" w:lastRow="0" w:firstColumn="1" w:lastColumn="0" w:noHBand="0" w:noVBand="1"/>
+      </w:tblPr>
+      <w:tblGrid>
+        <w:gridCol w:w="4508"/>
+        <w:gridCol w:w="4508"/>
+      </w:tblGrid>
+      <w:tr>
+        <w:trPr>
+          <w:trHeight w:val="400"/>
+        </w:trPr>
+        <w:tc>
+          <w:tcPr>
+            <w:tcW w:w="4508" w:type="dxa"/>
+          </w:tcPr>
+          <w:p>
+            <w:pPr>
+              <w:rPr>
+                <w:b/>
+                <w:bCs/>
+              </w:rPr>
+            </w:pPr>
+            <w:r>
+              <w:rPr>
+                <w:b/>
+                <w:bCs/>
+              </w:rPr>
+              <w:t>Legal Guidelines</w:t>
+            </w:r>
+          </w:p>
+        </w:tc>
+        <w:tc>
+          <w:tcPr>
+            <w:tcW w:w="4508" w:type="dxa"/>
+          </w:tcPr>
+          <w:p>
+            <w:pPr>
+              <w:rPr>
+                <w:b/>
+                <w:bCs/>
+              </w:rPr>
+            </w:pPr>
+            <w:r>
+              <w:rPr>
+                <w:b/>
+                <w:bCs/>
+              </w:rPr>
+              <w:t>Application</w:t>
+            </w:r>
+          </w:p>
+        </w:tc>
+      </w:tr>
+      <w:tr>
+        <w:tc>
+          <w:tcPr>
+            <w:tcW w:w="4508" w:type="dxa"/>
+          </w:tcPr>
+          <w:p>
+            <w:r>
+              <w:t>D</w:t>
+            </w:r>
+            <w:r>
+              <w:t>ata Protection Act (DPA) of</w:t>
+            </w:r>
+            <w:r>
+              <w:t xml:space="preserve"> 2018 and </w:t>
+            </w:r>
+            <w:r>
+              <w:t>the General Data Protection Regulation (</w:t>
+            </w:r>
+            <w:r>
+              <w:t>GDPR</w:t>
+            </w:r>
+            <w:r>
+              <w:t>) of 2018.</w:t>
+            </w:r>
+          </w:p>
+        </w:tc>
+        <w:tc>
+          <w:tcPr>
+            <w:tcW w:w="4508" w:type="dxa"/>
+          </w:tcPr>
+          <w:p>
+            <w:r>
+              <w:t>When handling large amounts of user accounts, customer data and booking information, the solution must adhere to the regulatory guidelines around data protection to ensure that data is not mishandled. The DPA and GDPR regulations govern how data is pro</w:t>
+            </w:r>
+            <w:r>
+              <w:t>tected under fundamental rights and freedoms, and provides regulations on how data can be stored, processed, used and received. It is imperative to follow as the solution will be handing sensitive data such as Billing Information, Names, Addresses and Orders. The compliance with the DPA and GDPR regulations will help ensure that data security is at an industry standard level.</w:t>
+            </w:r>
+          </w:p>
+        </w:tc>
+      </w:tr>
+      <w:tr>
+        <w:tc>
+          <w:tcPr>
+            <w:tcW w:w="4508" w:type="dxa"/>
+          </w:tcPr>
+          <w:p>
+            <w:r>
+              <w:t>Web Content Accessibility Guidelines (WCAG)</w:t>
+            </w:r>
+          </w:p>
+        </w:tc>
+        <w:tc>
+          <w:tcPr>
+            <w:tcW w:w="4508" w:type="dxa"/>
+          </w:tcPr>
+          <w:p>
+            <w:r>
+              <w:t>With the vast number of users that are expected to use this solution, it is imperative that the website is made with accessibility standards in mind. WCAG provides expected features that</w:t>
+            </w:r>
+            <w:r>
+              <w:t xml:space="preserve"> should be implemented to ensure that the solution provides users with an equal opportunity for the client to grow their customer base. </w:t>
+            </w:r>
+          </w:p>
+        </w:tc>
+      </w:tr>
+      <w:tr>
+        <w:tc>
+          <w:tcPr>
+            <w:tcW w:w="4508" w:type="dxa"/>
+          </w:tcPr>
+          <w:p>
+            <w:r>
+              <w:t>Privacy Policy / Terms and Conditions</w:t>
+            </w:r>
+          </w:p>
+        </w:tc>
+        <w:tc>
+          <w:tcPr>
+            <w:tcW w:w="4508" w:type="dxa"/>
+          </w:tcPr>
+          <w:p>
+            <w:r>
+              <w:t>The website will feature a privacy policy and terms of conditions to ensure that the user accessing the website understands how the solution will use their data, and agrees to their data being processed for these purposes. Furthermore, this allows the client to prohibit acts against their terms and conditions, allowing the client to barr users from using the website.</w:t>
+            </w:r>
+          </w:p>
+        </w:tc>
+      </w:tr>
+    </w:tbl>
+    <w:p/>
     <w:sectPr>
       <w:pgSz w:w="11906" w:h="16838"/>
       <w:pgMar w:top="1440" w:right="1440" w:bottom="1440" w:left="1440" w:header="708" w:footer="708" w:gutter="0"/>
@@ -4316,7 +6310,7 @@
     <w:charset w:val="00"/>
     <w:family w:val="swiss"/>
     <w:pitch w:val="variable"/>
-    <w:sig w:usb0="E0002AFF" w:usb1="4000ACFF" w:usb2="00000001" w:usb3="00000000" w:csb0="000001FF" w:csb1="00000000"/>
+    <w:sig w:usb0="E4002EFF" w:usb1="C200247B" w:usb2="00000009" w:usb3="00000000" w:csb0="000001FF" w:csb1="00000000"/>
   </w:font>
   <w:font w:name="Courier New">
     <w:panose1 w:val="02070309020205020404"/>
@@ -4330,7 +6324,7 @@
     <w:charset w:val="00"/>
     <w:family w:val="roman"/>
     <w:pitch w:val="variable"/>
-    <w:sig w:usb0="E0002AFF" w:usb1="C0007843" w:usb2="00000009" w:usb3="00000000" w:csb0="000001FF" w:csb1="00000000"/>
+    <w:sig w:usb0="E0002EFF" w:usb1="C000785B" w:usb2="00000009" w:usb3="00000000" w:csb0="000001FF" w:csb1="00000000"/>
   </w:font>
   <w:font w:name="Wingdings">
     <w:panose1 w:val="05000000000000000000"/>
@@ -4351,7 +6345,7 @@
     <w:charset w:val="00"/>
     <w:family w:val="swiss"/>
     <w:pitch w:val="variable"/>
-    <w:sig w:usb0="A0002AEF" w:usb1="4000207B" w:usb2="00000000" w:usb3="00000000" w:csb0="000001FF" w:csb1="00000000"/>
+    <w:sig w:usb0="E4002EFF" w:usb1="C200247B" w:usb2="00000009" w:usb3="00000000" w:csb0="000001FF" w:csb1="00000000"/>
   </w:font>
 </w:fonts>
 </file>
@@ -4373,6 +6367,7 @@
   <w:rsids>
     <w:rsidRoot w:val="003E24C5"/>
     <w:rsid w:val="003E24C5"/>
+    <w:rsid w:val="005E2435"/>
   </w:rsids>
   <m:mathPr>
     <m:mathFont m:val="Cambria Math"/>

--- a/Task 1a/Proposal.docx
+++ b/Task 1a/Proposal.docx
@@ -1,6 +1,6 @@
 
 <file path=word/document.xml><?xml version="1.0" encoding="utf-8"?>
-<w:document xmlns:wpc="http://schemas.microsoft.com/office/word/2010/wordprocessingCanvas" xmlns:cx="http://schemas.microsoft.com/office/drawing/2014/chartex" xmlns:cx1="http://schemas.microsoft.com/office/drawing/2015/9/8/chartex" xmlns:cx2="http://schemas.microsoft.com/office/drawing/2015/10/21/chartex" xmlns:cx3="http://schemas.microsoft.com/office/drawing/2016/5/9/chartex" xmlns:cx4="http://schemas.microsoft.com/office/drawing/2016/5/10/chartex" xmlns:cx5="http://schemas.microsoft.com/office/drawing/2016/5/11/chartex" xmlns:cx6="http://schemas.microsoft.com/office/drawing/2016/5/12/chartex" xmlns:cx7="http://schemas.microsoft.com/office/drawing/2016/5/13/chartex" xmlns:cx8="http://schemas.microsoft.com/office/drawing/2016/5/14/chartex" xmlns:mc="http://schemas.openxmlformats.org/markup-compatibility/2006" xmlns:aink="http://schemas.microsoft.com/office/drawing/2016/ink" xmlns:am3d="http://schemas.microsoft.com/office/drawing/2017/model3d" xmlns:o="urn:schemas-microsoft-com:office:office" xmlns:r="http://schemas.openxmlformats.org/officeDocument/2006/relationships" xmlns:m="http://schemas.openxmlformats.org/officeDocument/2006/math" xmlns:v="urn:schemas-microsoft-com:vml" xmlns:wp14="http://schemas.microsoft.com/office/word/2010/wordprocessingDrawing" xmlns:wp="http://schemas.openxmlformats.org/drawingml/2006/wordprocessingDrawing" xmlns:w10="urn:schemas-microsoft-com:office:word" xmlns:w="http://schemas.openxmlformats.org/wordprocessingml/2006/main" xmlns:w14="http://schemas.microsoft.com/office/word/2010/wordml" xmlns:w15="http://schemas.microsoft.com/office/word/2012/wordml" xmlns:w16cex="http://schemas.microsoft.com/office/word/2018/wordml/cex" xmlns:w16cid="http://schemas.microsoft.com/office/word/2016/wordml/cid" xmlns:w16="http://schemas.microsoft.com/office/word/2018/wordml" xmlns:w16sdtdh="http://schemas.microsoft.com/office/word/2020/wordml/sdtdatahash" xmlns:w16se="http://schemas.microsoft.com/office/word/2015/wordml/symex" xmlns:wpg="http://schemas.microsoft.com/office/word/2010/wordprocessingGroup" xmlns:wpi="http://schemas.microsoft.com/office/word/2010/wordprocessingInk" xmlns:wne="http://schemas.microsoft.com/office/word/2006/wordml" xmlns:wps="http://schemas.microsoft.com/office/word/2010/wordprocessingShape" mc:Ignorable="w14 w15 w16se w16cid w16 w16cex w16sdtdh wp14">
+<w:document xmlns:wpc="http://schemas.microsoft.com/office/word/2010/wordprocessingCanvas" xmlns:cx="http://schemas.microsoft.com/office/drawing/2014/chartex" xmlns:cx1="http://schemas.microsoft.com/office/drawing/2015/9/8/chartex" xmlns:cx2="http://schemas.microsoft.com/office/drawing/2015/10/21/chartex" xmlns:cx3="http://schemas.microsoft.com/office/drawing/2016/5/9/chartex" xmlns:cx4="http://schemas.microsoft.com/office/drawing/2016/5/10/chartex" xmlns:cx5="http://schemas.microsoft.com/office/drawing/2016/5/11/chartex" xmlns:cx6="http://schemas.microsoft.com/office/drawing/2016/5/12/chartex" xmlns:cx7="http://schemas.microsoft.com/office/drawing/2016/5/13/chartex" xmlns:cx8="http://schemas.microsoft.com/office/drawing/2016/5/14/chartex" xmlns:mc="http://schemas.openxmlformats.org/markup-compatibility/2006" xmlns:aink="http://schemas.microsoft.com/office/drawing/2016/ink" xmlns:am3d="http://schemas.microsoft.com/office/drawing/2017/model3d" xmlns:o="urn:schemas-microsoft-com:office:office" xmlns:oel="http://schemas.microsoft.com/office/2019/extlst" xmlns:r="http://schemas.openxmlformats.org/officeDocument/2006/relationships" xmlns:m="http://schemas.openxmlformats.org/officeDocument/2006/math" xmlns:v="urn:schemas-microsoft-com:vml" xmlns:wp14="http://schemas.microsoft.com/office/word/2010/wordprocessingDrawing" xmlns:wp="http://schemas.openxmlformats.org/drawingml/2006/wordprocessingDrawing" xmlns:w10="urn:schemas-microsoft-com:office:word" xmlns:w="http://schemas.openxmlformats.org/wordprocessingml/2006/main" xmlns:w14="http://schemas.microsoft.com/office/word/2010/wordml" xmlns:w15="http://schemas.microsoft.com/office/word/2012/wordml" xmlns:w16cex="http://schemas.microsoft.com/office/word/2018/wordml/cex" xmlns:w16cid="http://schemas.microsoft.com/office/word/2016/wordml/cid" xmlns:w16="http://schemas.microsoft.com/office/word/2018/wordml" xmlns:w16du="http://schemas.microsoft.com/office/word/2023/wordml/word16du" xmlns:w16sdtdh="http://schemas.microsoft.com/office/word/2020/wordml/sdtdatahash" xmlns:w16sdtfl="http://schemas.microsoft.com/office/word/2024/wordml/sdtformatlock" xmlns:w16se="http://schemas.microsoft.com/office/word/2015/wordml/symex" xmlns:wpg="http://schemas.microsoft.com/office/word/2010/wordprocessingGroup" xmlns:wpi="http://schemas.microsoft.com/office/word/2010/wordprocessingInk" xmlns:wne="http://schemas.microsoft.com/office/word/2006/wordml" xmlns:wps="http://schemas.microsoft.com/office/word/2010/wordprocessingShape" mc:Ignorable="w14 w15 w16se w16cid w16 w16cex w16sdtdh w16sdtfl w16du wp14">
   <w:body>
     <w:sdt>
       <w:sdtPr>
@@ -160,7 +160,6 @@
             <w:dataBinding w:prefixMappings="xmlns:ns0='http://purl.org/dc/elements/1.1/' xmlns:ns1='http://schemas.openxmlformats.org/package/2006/metadata/core-properties' " w:xpath="/ns1:coreProperties[1]/ns0:subject[1]" w:storeItemID="{6C3C8BC8-F283-45AE-878A-BAB7291924A1}"/>
             <w:text/>
           </w:sdtPr>
-          <w:sdtEndPr/>
           <w:sdtContent>
             <w:p>
               <w:pPr>
@@ -172,34 +171,14 @@
                   <w:szCs w:val="28"/>
                 </w:rPr>
               </w:pPr>
-              <w:proofErr w:type="spellStart"/>
               <w:r>
                 <w:rPr>
                   <w:color w:val="4472C4" w:themeColor="accent1"/>
                   <w:sz w:val="28"/>
                   <w:szCs w:val="28"/>
                 </w:rPr>
-                <w:t>Denas</w:t>
+                <w:t>Denas Malysevskis</w:t>
               </w:r>
-              <w:proofErr w:type="spellEnd"/>
-              <w:r>
-                <w:rPr>
-                  <w:color w:val="4472C4" w:themeColor="accent1"/>
-                  <w:sz w:val="28"/>
-                  <w:szCs w:val="28"/>
-                </w:rPr>
-                <w:t xml:space="preserve"> </w:t>
-              </w:r>
-              <w:proofErr w:type="spellStart"/>
-              <w:r>
-                <w:rPr>
-                  <w:color w:val="4472C4" w:themeColor="accent1"/>
-                  <w:sz w:val="28"/>
-                  <w:szCs w:val="28"/>
-                </w:rPr>
-                <w:t>Malysevskis</w:t>
-              </w:r>
-              <w:proofErr w:type="spellEnd"/>
             </w:p>
           </w:sdtContent>
         </w:sdt>
@@ -430,7 +409,13 @@
               <w:tab w:val="right" w:leader="dot" w:pos="9016"/>
             </w:tabs>
             <w:rPr>
+              <w:rFonts w:eastAsiaTheme="minorEastAsia"/>
               <w:noProof/>
+              <w:kern w:val="2"/>
+              <w:sz w:val="24"/>
+              <w:szCs w:val="24"/>
+              <w:lang w:eastAsia="en-GB"/>
+              <w14:ligatures w14:val="standardContextual"/>
             </w:rPr>
           </w:pPr>
           <w:r>
@@ -442,7 +427,7 @@
           <w:r>
             <w:fldChar w:fldCharType="separate"/>
           </w:r>
-          <w:hyperlink w:anchor="_Toc223962347" w:history="1">
+          <w:hyperlink w:anchor="_Toc224130656" w:history="1">
             <w:r>
               <w:rPr>
                 <w:rStyle w:val="Hyperlink"/>
@@ -471,7 +456,7 @@
                 <w:noProof/>
                 <w:webHidden/>
               </w:rPr>
-              <w:instrText xml:space="preserve"> PAGEREF _Toc223962347 \h </w:instrText>
+              <w:instrText xml:space="preserve"> PAGEREF _Toc224130656 \h </w:instrText>
             </w:r>
             <w:r>
               <w:rPr>
@@ -509,10 +494,16 @@
               <w:tab w:val="right" w:leader="dot" w:pos="9016"/>
             </w:tabs>
             <w:rPr>
+              <w:rFonts w:eastAsiaTheme="minorEastAsia"/>
               <w:noProof/>
+              <w:kern w:val="2"/>
+              <w:sz w:val="24"/>
+              <w:szCs w:val="24"/>
+              <w:lang w:eastAsia="en-GB"/>
+              <w14:ligatures w14:val="standardContextual"/>
             </w:rPr>
           </w:pPr>
-          <w:hyperlink w:anchor="_Toc223962348" w:history="1">
+          <w:hyperlink w:anchor="_Toc224130657" w:history="1">
             <w:r>
               <w:rPr>
                 <w:rStyle w:val="Hyperlink"/>
@@ -539,7 +530,7 @@
                 <w:noProof/>
                 <w:webHidden/>
               </w:rPr>
-              <w:instrText xml:space="preserve"> PAGEREF _Toc223962348 \h </w:instrText>
+              <w:instrText xml:space="preserve"> PAGEREF _Toc224130657 \h </w:instrText>
             </w:r>
             <w:r>
               <w:rPr>
@@ -577,10 +568,16 @@
               <w:tab w:val="right" w:leader="dot" w:pos="9016"/>
             </w:tabs>
             <w:rPr>
+              <w:rFonts w:eastAsiaTheme="minorEastAsia"/>
               <w:noProof/>
+              <w:kern w:val="2"/>
+              <w:sz w:val="24"/>
+              <w:szCs w:val="24"/>
+              <w:lang w:eastAsia="en-GB"/>
+              <w14:ligatures w14:val="standardContextual"/>
             </w:rPr>
           </w:pPr>
-          <w:hyperlink w:anchor="_Toc223962349" w:history="1">
+          <w:hyperlink w:anchor="_Toc224130658" w:history="1">
             <w:r>
               <w:rPr>
                 <w:rStyle w:val="Hyperlink"/>
@@ -607,7 +604,7 @@
                 <w:noProof/>
                 <w:webHidden/>
               </w:rPr>
-              <w:instrText xml:space="preserve"> PAGEREF _Toc223962349 \h </w:instrText>
+              <w:instrText xml:space="preserve"> PAGEREF _Toc224130658 \h </w:instrText>
             </w:r>
             <w:r>
               <w:rPr>
@@ -645,10 +642,16 @@
               <w:tab w:val="right" w:leader="dot" w:pos="9016"/>
             </w:tabs>
             <w:rPr>
+              <w:rFonts w:eastAsiaTheme="minorEastAsia"/>
               <w:noProof/>
+              <w:kern w:val="2"/>
+              <w:sz w:val="24"/>
+              <w:szCs w:val="24"/>
+              <w:lang w:eastAsia="en-GB"/>
+              <w14:ligatures w14:val="standardContextual"/>
             </w:rPr>
           </w:pPr>
-          <w:hyperlink w:anchor="_Toc223962350" w:history="1">
+          <w:hyperlink w:anchor="_Toc224130659" w:history="1">
             <w:r>
               <w:rPr>
                 <w:rStyle w:val="Hyperlink"/>
@@ -675,7 +678,7 @@
                 <w:noProof/>
                 <w:webHidden/>
               </w:rPr>
-              <w:instrText xml:space="preserve"> PAGEREF _Toc223962350 \h </w:instrText>
+              <w:instrText xml:space="preserve"> PAGEREF _Toc224130659 \h </w:instrText>
             </w:r>
             <w:r>
               <w:rPr>
@@ -713,10 +716,16 @@
               <w:tab w:val="right" w:leader="dot" w:pos="9016"/>
             </w:tabs>
             <w:rPr>
+              <w:rFonts w:eastAsiaTheme="minorEastAsia"/>
               <w:noProof/>
+              <w:kern w:val="2"/>
+              <w:sz w:val="24"/>
+              <w:szCs w:val="24"/>
+              <w:lang w:eastAsia="en-GB"/>
+              <w14:ligatures w14:val="standardContextual"/>
             </w:rPr>
           </w:pPr>
-          <w:hyperlink w:anchor="_Toc223962351" w:history="1">
+          <w:hyperlink w:anchor="_Toc224130660" w:history="1">
             <w:r>
               <w:rPr>
                 <w:rStyle w:val="Hyperlink"/>
@@ -743,7 +752,7 @@
                 <w:noProof/>
                 <w:webHidden/>
               </w:rPr>
-              <w:instrText xml:space="preserve"> PAGEREF _Toc223962351 \h </w:instrText>
+              <w:instrText xml:space="preserve"> PAGEREF _Toc224130660 \h </w:instrText>
             </w:r>
             <w:r>
               <w:rPr>
@@ -781,10 +790,16 @@
               <w:tab w:val="right" w:leader="dot" w:pos="9016"/>
             </w:tabs>
             <w:rPr>
+              <w:rFonts w:eastAsiaTheme="minorEastAsia"/>
               <w:noProof/>
+              <w:kern w:val="2"/>
+              <w:sz w:val="24"/>
+              <w:szCs w:val="24"/>
+              <w:lang w:eastAsia="en-GB"/>
+              <w14:ligatures w14:val="standardContextual"/>
             </w:rPr>
           </w:pPr>
-          <w:hyperlink w:anchor="_Toc223962352" w:history="1">
+          <w:hyperlink w:anchor="_Toc224130661" w:history="1">
             <w:r>
               <w:rPr>
                 <w:rStyle w:val="Hyperlink"/>
@@ -811,7 +826,7 @@
                 <w:noProof/>
                 <w:webHidden/>
               </w:rPr>
-              <w:instrText xml:space="preserve"> PAGEREF _Toc223962352 \h </w:instrText>
+              <w:instrText xml:space="preserve"> PAGEREF _Toc224130661 \h </w:instrText>
             </w:r>
             <w:r>
               <w:rPr>
@@ -849,10 +864,16 @@
               <w:tab w:val="right" w:leader="dot" w:pos="9016"/>
             </w:tabs>
             <w:rPr>
+              <w:rFonts w:eastAsiaTheme="minorEastAsia"/>
               <w:noProof/>
+              <w:kern w:val="2"/>
+              <w:sz w:val="24"/>
+              <w:szCs w:val="24"/>
+              <w:lang w:eastAsia="en-GB"/>
+              <w14:ligatures w14:val="standardContextual"/>
             </w:rPr>
           </w:pPr>
-          <w:hyperlink w:anchor="_Toc223962353" w:history="1">
+          <w:hyperlink w:anchor="_Toc224130662" w:history="1">
             <w:r>
               <w:rPr>
                 <w:rStyle w:val="Hyperlink"/>
@@ -879,7 +900,7 @@
                 <w:noProof/>
                 <w:webHidden/>
               </w:rPr>
-              <w:instrText xml:space="preserve"> PAGEREF _Toc223962353 \h </w:instrText>
+              <w:instrText xml:space="preserve"> PAGEREF _Toc224130662 \h </w:instrText>
             </w:r>
             <w:r>
               <w:rPr>
@@ -917,10 +938,16 @@
               <w:tab w:val="right" w:leader="dot" w:pos="9016"/>
             </w:tabs>
             <w:rPr>
+              <w:rFonts w:eastAsiaTheme="minorEastAsia"/>
               <w:noProof/>
+              <w:kern w:val="2"/>
+              <w:sz w:val="24"/>
+              <w:szCs w:val="24"/>
+              <w:lang w:eastAsia="en-GB"/>
+              <w14:ligatures w14:val="standardContextual"/>
             </w:rPr>
           </w:pPr>
-          <w:hyperlink w:anchor="_Toc223962354" w:history="1">
+          <w:hyperlink w:anchor="_Toc224130663" w:history="1">
             <w:r>
               <w:rPr>
                 <w:rStyle w:val="Hyperlink"/>
@@ -947,7 +974,7 @@
                 <w:noProof/>
                 <w:webHidden/>
               </w:rPr>
-              <w:instrText xml:space="preserve"> PAGEREF _Toc223962354 \h </w:instrText>
+              <w:instrText xml:space="preserve"> PAGEREF _Toc224130663 \h </w:instrText>
             </w:r>
             <w:r>
               <w:rPr>
@@ -985,10 +1012,16 @@
               <w:tab w:val="right" w:leader="dot" w:pos="9016"/>
             </w:tabs>
             <w:rPr>
+              <w:rFonts w:eastAsiaTheme="minorEastAsia"/>
               <w:noProof/>
+              <w:kern w:val="2"/>
+              <w:sz w:val="24"/>
+              <w:szCs w:val="24"/>
+              <w:lang w:eastAsia="en-GB"/>
+              <w14:ligatures w14:val="standardContextual"/>
             </w:rPr>
           </w:pPr>
-          <w:hyperlink w:anchor="_Toc223962355" w:history="1">
+          <w:hyperlink w:anchor="_Toc224130664" w:history="1">
             <w:r>
               <w:rPr>
                 <w:rStyle w:val="Hyperlink"/>
@@ -1015,7 +1048,7 @@
                 <w:noProof/>
                 <w:webHidden/>
               </w:rPr>
-              <w:instrText xml:space="preserve"> PAGEREF _Toc223962355 \h </w:instrText>
+              <w:instrText xml:space="preserve"> PAGEREF _Toc224130664 \h </w:instrText>
             </w:r>
             <w:r>
               <w:rPr>
@@ -1053,10 +1086,16 @@
               <w:tab w:val="right" w:leader="dot" w:pos="9016"/>
             </w:tabs>
             <w:rPr>
+              <w:rFonts w:eastAsiaTheme="minorEastAsia"/>
               <w:noProof/>
+              <w:kern w:val="2"/>
+              <w:sz w:val="24"/>
+              <w:szCs w:val="24"/>
+              <w:lang w:eastAsia="en-GB"/>
+              <w14:ligatures w14:val="standardContextual"/>
             </w:rPr>
           </w:pPr>
-          <w:hyperlink w:anchor="_Toc223962356" w:history="1">
+          <w:hyperlink w:anchor="_Toc224130665" w:history="1">
             <w:r>
               <w:rPr>
                 <w:rStyle w:val="Hyperlink"/>
@@ -1085,7 +1124,7 @@
                 <w:noProof/>
                 <w:webHidden/>
               </w:rPr>
-              <w:instrText xml:space="preserve"> PAGEREF _Toc223962356 \h </w:instrText>
+              <w:instrText xml:space="preserve"> PAGEREF _Toc224130665 \h </w:instrText>
             </w:r>
             <w:r>
               <w:rPr>
@@ -1123,10 +1162,16 @@
               <w:tab w:val="right" w:leader="dot" w:pos="9016"/>
             </w:tabs>
             <w:rPr>
+              <w:rFonts w:eastAsiaTheme="minorEastAsia"/>
               <w:noProof/>
+              <w:kern w:val="2"/>
+              <w:sz w:val="24"/>
+              <w:szCs w:val="24"/>
+              <w:lang w:eastAsia="en-GB"/>
+              <w14:ligatures w14:val="standardContextual"/>
             </w:rPr>
           </w:pPr>
-          <w:hyperlink w:anchor="_Toc223962357" w:history="1">
+          <w:hyperlink w:anchor="_Toc224130666" w:history="1">
             <w:r>
               <w:rPr>
                 <w:rStyle w:val="Hyperlink"/>
@@ -1155,7 +1200,7 @@
                 <w:noProof/>
                 <w:webHidden/>
               </w:rPr>
-              <w:instrText xml:space="preserve"> PAGEREF _Toc223962357 \h </w:instrText>
+              <w:instrText xml:space="preserve"> PAGEREF _Toc224130666 \h </w:instrText>
             </w:r>
             <w:r>
               <w:rPr>
@@ -1193,10 +1238,16 @@
               <w:tab w:val="right" w:leader="dot" w:pos="9016"/>
             </w:tabs>
             <w:rPr>
+              <w:rFonts w:eastAsiaTheme="minorEastAsia"/>
               <w:noProof/>
+              <w:kern w:val="2"/>
+              <w:sz w:val="24"/>
+              <w:szCs w:val="24"/>
+              <w:lang w:eastAsia="en-GB"/>
+              <w14:ligatures w14:val="standardContextual"/>
             </w:rPr>
           </w:pPr>
-          <w:hyperlink w:anchor="_Toc223962358" w:history="1">
+          <w:hyperlink w:anchor="_Toc224130667" w:history="1">
             <w:r>
               <w:rPr>
                 <w:rStyle w:val="Hyperlink"/>
@@ -1223,7 +1274,7 @@
                 <w:noProof/>
                 <w:webHidden/>
               </w:rPr>
-              <w:instrText xml:space="preserve"> PAGEREF _Toc223962358 \h </w:instrText>
+              <w:instrText xml:space="preserve"> PAGEREF _Toc224130667 \h </w:instrText>
             </w:r>
             <w:r>
               <w:rPr>
@@ -1261,10 +1312,16 @@
               <w:tab w:val="right" w:leader="dot" w:pos="9016"/>
             </w:tabs>
             <w:rPr>
+              <w:rFonts w:eastAsiaTheme="minorEastAsia"/>
               <w:noProof/>
+              <w:kern w:val="2"/>
+              <w:sz w:val="24"/>
+              <w:szCs w:val="24"/>
+              <w:lang w:eastAsia="en-GB"/>
+              <w14:ligatures w14:val="standardContextual"/>
             </w:rPr>
           </w:pPr>
-          <w:hyperlink w:anchor="_Toc223962359" w:history="1">
+          <w:hyperlink w:anchor="_Toc224130668" w:history="1">
             <w:r>
               <w:rPr>
                 <w:rStyle w:val="Hyperlink"/>
@@ -1291,7 +1348,7 @@
                 <w:noProof/>
                 <w:webHidden/>
               </w:rPr>
-              <w:instrText xml:space="preserve"> PAGEREF _Toc223962359 \h </w:instrText>
+              <w:instrText xml:space="preserve"> PAGEREF _Toc224130668 \h </w:instrText>
             </w:r>
             <w:r>
               <w:rPr>
@@ -1329,10 +1386,16 @@
               <w:tab w:val="right" w:leader="dot" w:pos="9016"/>
             </w:tabs>
             <w:rPr>
+              <w:rFonts w:eastAsiaTheme="minorEastAsia"/>
               <w:noProof/>
+              <w:kern w:val="2"/>
+              <w:sz w:val="24"/>
+              <w:szCs w:val="24"/>
+              <w:lang w:eastAsia="en-GB"/>
+              <w14:ligatures w14:val="standardContextual"/>
             </w:rPr>
           </w:pPr>
-          <w:hyperlink w:anchor="_Toc223962360" w:history="1">
+          <w:hyperlink w:anchor="_Toc224130669" w:history="1">
             <w:r>
               <w:rPr>
                 <w:rStyle w:val="Hyperlink"/>
@@ -1359,7 +1422,7 @@
                 <w:noProof/>
                 <w:webHidden/>
               </w:rPr>
-              <w:instrText xml:space="preserve"> PAGEREF _Toc223962360 \h </w:instrText>
+              <w:instrText xml:space="preserve"> PAGEREF _Toc224130669 \h </w:instrText>
             </w:r>
             <w:r>
               <w:rPr>
@@ -1379,7 +1442,377 @@
                 <w:noProof/>
                 <w:webHidden/>
               </w:rPr>
-              <w:t>9</w:t>
+              <w:t>16</w:t>
+            </w:r>
+            <w:r>
+              <w:rPr>
+                <w:noProof/>
+                <w:webHidden/>
+              </w:rPr>
+              <w:fldChar w:fldCharType="end"/>
+            </w:r>
+          </w:hyperlink>
+        </w:p>
+        <w:p>
+          <w:pPr>
+            <w:pStyle w:val="TOC1"/>
+            <w:tabs>
+              <w:tab w:val="right" w:leader="dot" w:pos="9016"/>
+            </w:tabs>
+            <w:rPr>
+              <w:rFonts w:eastAsiaTheme="minorEastAsia"/>
+              <w:noProof/>
+              <w:kern w:val="2"/>
+              <w:sz w:val="24"/>
+              <w:szCs w:val="24"/>
+              <w:lang w:eastAsia="en-GB"/>
+              <w14:ligatures w14:val="standardContextual"/>
+            </w:rPr>
+          </w:pPr>
+          <w:hyperlink w:anchor="_Toc224130670" w:history="1">
+            <w:r>
+              <w:rPr>
+                <w:rStyle w:val="Hyperlink"/>
+                <w:noProof/>
+              </w:rPr>
+              <w:t>UI Considerations</w:t>
+            </w:r>
+            <w:r>
+              <w:rPr>
+                <w:noProof/>
+                <w:webHidden/>
+              </w:rPr>
+              <w:tab/>
+            </w:r>
+            <w:r>
+              <w:rPr>
+                <w:noProof/>
+                <w:webHidden/>
+              </w:rPr>
+              <w:fldChar w:fldCharType="begin"/>
+            </w:r>
+            <w:r>
+              <w:rPr>
+                <w:noProof/>
+                <w:webHidden/>
+              </w:rPr>
+              <w:instrText xml:space="preserve"> PAGEREF _Toc224130670 \h </w:instrText>
+            </w:r>
+            <w:r>
+              <w:rPr>
+                <w:noProof/>
+                <w:webHidden/>
+              </w:rPr>
+            </w:r>
+            <w:r>
+              <w:rPr>
+                <w:noProof/>
+                <w:webHidden/>
+              </w:rPr>
+              <w:fldChar w:fldCharType="separate"/>
+            </w:r>
+            <w:r>
+              <w:rPr>
+                <w:noProof/>
+                <w:webHidden/>
+              </w:rPr>
+              <w:t>16</w:t>
+            </w:r>
+            <w:r>
+              <w:rPr>
+                <w:noProof/>
+                <w:webHidden/>
+              </w:rPr>
+              <w:fldChar w:fldCharType="end"/>
+            </w:r>
+          </w:hyperlink>
+        </w:p>
+        <w:p>
+          <w:pPr>
+            <w:pStyle w:val="TOC1"/>
+            <w:tabs>
+              <w:tab w:val="right" w:leader="dot" w:pos="9016"/>
+            </w:tabs>
+            <w:rPr>
+              <w:rFonts w:eastAsiaTheme="minorEastAsia"/>
+              <w:noProof/>
+              <w:kern w:val="2"/>
+              <w:sz w:val="24"/>
+              <w:szCs w:val="24"/>
+              <w:lang w:eastAsia="en-GB"/>
+              <w14:ligatures w14:val="standardContextual"/>
+            </w:rPr>
+          </w:pPr>
+          <w:hyperlink w:anchor="_Toc224130671" w:history="1">
+            <w:r>
+              <w:rPr>
+                <w:rStyle w:val="Hyperlink"/>
+                <w:noProof/>
+              </w:rPr>
+              <w:t>Security Considerations and Risk Mitigation</w:t>
+            </w:r>
+            <w:r>
+              <w:rPr>
+                <w:noProof/>
+                <w:webHidden/>
+              </w:rPr>
+              <w:tab/>
+            </w:r>
+            <w:r>
+              <w:rPr>
+                <w:noProof/>
+                <w:webHidden/>
+              </w:rPr>
+              <w:fldChar w:fldCharType="begin"/>
+            </w:r>
+            <w:r>
+              <w:rPr>
+                <w:noProof/>
+                <w:webHidden/>
+              </w:rPr>
+              <w:instrText xml:space="preserve"> PAGEREF _Toc224130671 \h </w:instrText>
+            </w:r>
+            <w:r>
+              <w:rPr>
+                <w:noProof/>
+                <w:webHidden/>
+              </w:rPr>
+            </w:r>
+            <w:r>
+              <w:rPr>
+                <w:noProof/>
+                <w:webHidden/>
+              </w:rPr>
+              <w:fldChar w:fldCharType="separate"/>
+            </w:r>
+            <w:r>
+              <w:rPr>
+                <w:noProof/>
+                <w:webHidden/>
+              </w:rPr>
+              <w:t>16</w:t>
+            </w:r>
+            <w:r>
+              <w:rPr>
+                <w:noProof/>
+                <w:webHidden/>
+              </w:rPr>
+              <w:fldChar w:fldCharType="end"/>
+            </w:r>
+          </w:hyperlink>
+        </w:p>
+        <w:p>
+          <w:pPr>
+            <w:pStyle w:val="TOC2"/>
+            <w:tabs>
+              <w:tab w:val="right" w:leader="dot" w:pos="9016"/>
+            </w:tabs>
+            <w:rPr>
+              <w:rFonts w:eastAsiaTheme="minorEastAsia"/>
+              <w:noProof/>
+              <w:kern w:val="2"/>
+              <w:sz w:val="24"/>
+              <w:szCs w:val="24"/>
+              <w:lang w:eastAsia="en-GB"/>
+              <w14:ligatures w14:val="standardContextual"/>
+            </w:rPr>
+          </w:pPr>
+          <w:hyperlink w:anchor="_Toc224130672" w:history="1">
+            <w:r>
+              <w:rPr>
+                <w:rStyle w:val="Hyperlink"/>
+                <w:noProof/>
+              </w:rPr>
+              <w:t>Risk Management Plan</w:t>
+            </w:r>
+            <w:r>
+              <w:rPr>
+                <w:noProof/>
+                <w:webHidden/>
+              </w:rPr>
+              <w:tab/>
+            </w:r>
+            <w:r>
+              <w:rPr>
+                <w:noProof/>
+                <w:webHidden/>
+              </w:rPr>
+              <w:fldChar w:fldCharType="begin"/>
+            </w:r>
+            <w:r>
+              <w:rPr>
+                <w:noProof/>
+                <w:webHidden/>
+              </w:rPr>
+              <w:instrText xml:space="preserve"> PAGEREF _Toc224130672 \h </w:instrText>
+            </w:r>
+            <w:r>
+              <w:rPr>
+                <w:noProof/>
+                <w:webHidden/>
+              </w:rPr>
+            </w:r>
+            <w:r>
+              <w:rPr>
+                <w:noProof/>
+                <w:webHidden/>
+              </w:rPr>
+              <w:fldChar w:fldCharType="separate"/>
+            </w:r>
+            <w:r>
+              <w:rPr>
+                <w:noProof/>
+                <w:webHidden/>
+              </w:rPr>
+              <w:t>16</w:t>
+            </w:r>
+            <w:r>
+              <w:rPr>
+                <w:noProof/>
+                <w:webHidden/>
+              </w:rPr>
+              <w:fldChar w:fldCharType="end"/>
+            </w:r>
+          </w:hyperlink>
+        </w:p>
+        <w:p>
+          <w:pPr>
+            <w:pStyle w:val="TOC2"/>
+            <w:tabs>
+              <w:tab w:val="right" w:leader="dot" w:pos="9016"/>
+            </w:tabs>
+            <w:rPr>
+              <w:rFonts w:eastAsiaTheme="minorEastAsia"/>
+              <w:noProof/>
+              <w:kern w:val="2"/>
+              <w:sz w:val="24"/>
+              <w:szCs w:val="24"/>
+              <w:lang w:eastAsia="en-GB"/>
+              <w14:ligatures w14:val="standardContextual"/>
+            </w:rPr>
+          </w:pPr>
+          <w:hyperlink w:anchor="_Toc224130673" w:history="1">
+            <w:r>
+              <w:rPr>
+                <w:rStyle w:val="Hyperlink"/>
+                <w:noProof/>
+              </w:rPr>
+              <w:t>Risk Matrix</w:t>
+            </w:r>
+            <w:r>
+              <w:rPr>
+                <w:noProof/>
+                <w:webHidden/>
+              </w:rPr>
+              <w:tab/>
+            </w:r>
+            <w:r>
+              <w:rPr>
+                <w:noProof/>
+                <w:webHidden/>
+              </w:rPr>
+              <w:fldChar w:fldCharType="begin"/>
+            </w:r>
+            <w:r>
+              <w:rPr>
+                <w:noProof/>
+                <w:webHidden/>
+              </w:rPr>
+              <w:instrText xml:space="preserve"> PAGEREF _Toc224130673 \h </w:instrText>
+            </w:r>
+            <w:r>
+              <w:rPr>
+                <w:noProof/>
+                <w:webHidden/>
+              </w:rPr>
+            </w:r>
+            <w:r>
+              <w:rPr>
+                <w:noProof/>
+                <w:webHidden/>
+              </w:rPr>
+              <w:fldChar w:fldCharType="separate"/>
+            </w:r>
+            <w:r>
+              <w:rPr>
+                <w:noProof/>
+                <w:webHidden/>
+              </w:rPr>
+              <w:t>17</w:t>
+            </w:r>
+            <w:r>
+              <w:rPr>
+                <w:noProof/>
+                <w:webHidden/>
+              </w:rPr>
+              <w:fldChar w:fldCharType="end"/>
+            </w:r>
+          </w:hyperlink>
+        </w:p>
+        <w:p>
+          <w:pPr>
+            <w:pStyle w:val="TOC1"/>
+            <w:tabs>
+              <w:tab w:val="right" w:leader="dot" w:pos="9016"/>
+            </w:tabs>
+            <w:rPr>
+              <w:rFonts w:eastAsiaTheme="minorEastAsia"/>
+              <w:noProof/>
+              <w:kern w:val="2"/>
+              <w:sz w:val="24"/>
+              <w:szCs w:val="24"/>
+              <w:lang w:eastAsia="en-GB"/>
+              <w14:ligatures w14:val="standardContextual"/>
+            </w:rPr>
+          </w:pPr>
+          <w:hyperlink w:anchor="_Toc224130674" w:history="1">
+            <w:r>
+              <w:rPr>
+                <w:rStyle w:val="Hyperlink"/>
+                <w:noProof/>
+              </w:rPr>
+              <w:t>Legal and Regulatory Guidelines</w:t>
+            </w:r>
+            <w:r>
+              <w:rPr>
+                <w:noProof/>
+                <w:webHidden/>
+              </w:rPr>
+              <w:tab/>
+            </w:r>
+            <w:r>
+              <w:rPr>
+                <w:noProof/>
+                <w:webHidden/>
+              </w:rPr>
+              <w:fldChar w:fldCharType="begin"/>
+            </w:r>
+            <w:r>
+              <w:rPr>
+                <w:noProof/>
+                <w:webHidden/>
+              </w:rPr>
+              <w:instrText xml:space="preserve"> PAGEREF _Toc224130674 \h </w:instrText>
+            </w:r>
+            <w:r>
+              <w:rPr>
+                <w:noProof/>
+                <w:webHidden/>
+              </w:rPr>
+            </w:r>
+            <w:r>
+              <w:rPr>
+                <w:noProof/>
+                <w:webHidden/>
+              </w:rPr>
+              <w:fldChar w:fldCharType="separate"/>
+            </w:r>
+            <w:r>
+              <w:rPr>
+                <w:noProof/>
+                <w:webHidden/>
+              </w:rPr>
+              <w:t>17</w:t>
             </w:r>
             <w:r>
               <w:rPr>
@@ -1415,7 +1848,7 @@
           <w:bCs/>
         </w:rPr>
       </w:pPr>
-      <w:bookmarkStart w:id="0" w:name="_Toc223962347"/>
+      <w:bookmarkStart w:id="0" w:name="_Toc224130656"/>
       <w:r>
         <w:rPr>
           <w:b/>
@@ -1430,7 +1863,7 @@
       <w:pPr>
         <w:pStyle w:val="Heading2"/>
       </w:pPr>
-      <w:bookmarkStart w:id="1" w:name="_Toc223962348"/>
+      <w:bookmarkStart w:id="1" w:name="_Toc224130657"/>
       <w:r>
         <w:t>Information about the Producers</w:t>
       </w:r>
@@ -1441,14 +1874,38 @@
         <w:t>The client has requested me to provide a method to allow their customers to view information</w:t>
       </w:r>
       <w:r>
-        <w:t xml:space="preserve"> about how the products are being sourced, who the producers are, their methods and why buying locally is beneficial. The reason why this will benefit the client is that the integration of producers within the digital solution gives customers more insight in how their produce is obtained as well as the ethical decisions made. By providing the solution to the client, the solution helps customers maintain a full understanding of the business and its business partners.</w:t>
+        <w:t xml:space="preserve"> about how the products are </w:t>
+      </w:r>
+      <w:proofErr w:type="gramStart"/>
+      <w:r>
+        <w:t>being sourced</w:t>
+      </w:r>
+      <w:proofErr w:type="gramEnd"/>
+      <w:r>
+        <w:t xml:space="preserve">, who the producers are, their methods and why buying locally is beneficial. The </w:t>
+      </w:r>
+      <w:proofErr w:type="gramStart"/>
+      <w:r>
+        <w:t>reason why</w:t>
+      </w:r>
+      <w:proofErr w:type="gramEnd"/>
+      <w:r>
+        <w:t xml:space="preserve"> this will benefit the client is that the integration of producers within the digital solution gives customers more insight in how their produce </w:t>
+      </w:r>
+      <w:proofErr w:type="gramStart"/>
+      <w:r>
+        <w:t>is obtained</w:t>
+      </w:r>
+      <w:proofErr w:type="gramEnd"/>
+      <w:r>
+        <w:t xml:space="preserve"> as well as the ethical decisions made. By providing the solution to the client, the solution helps customers maintain a full understanding of the business and its business partners.</w:t>
       </w:r>
     </w:p>
     <w:p>
       <w:pPr>
         <w:pStyle w:val="Heading2"/>
       </w:pPr>
-      <w:bookmarkStart w:id="2" w:name="_Toc223962349"/>
+      <w:bookmarkStart w:id="2" w:name="_Toc224130658"/>
       <w:r>
         <w:t>Product Viewing</w:t>
       </w:r>
@@ -1456,16 +1913,28 @@
     </w:p>
     <w:p>
       <w:r>
-        <w:t xml:space="preserve">The client has requested me to provide a method to allow their customers to view product pricing in a way that is transparent, and allowing for the availability of products to be present. The reason why this will benefit the client is because the solution will allow Greenfield Local Hub to provide </w:t>
+        <w:t xml:space="preserve">The client has requested me to provide a method to allow their customers to view product pricing in a way that is </w:t>
+      </w:r>
+      <w:r>
+        <w:t>transparent and</w:t>
+      </w:r>
+      <w:r>
+        <w:t xml:space="preserve"> allowing for the availability of products to be present. The </w:t>
+      </w:r>
+      <w:proofErr w:type="gramStart"/>
+      <w:r>
+        <w:t>reason why</w:t>
+      </w:r>
+      <w:proofErr w:type="gramEnd"/>
+      <w:r>
+        <w:t xml:space="preserve"> this will benefit the client is because the solution will allow Greenfield Local Hub to provide </w:t>
       </w:r>
       <w:r>
         <w:t xml:space="preserve">current and potential customers the option to view the items in stock virtually, rather </w:t>
       </w:r>
-      <w:proofErr w:type="spellStart"/>
-      <w:r>
-        <w:t>then</w:t>
-      </w:r>
-      <w:proofErr w:type="spellEnd"/>
+      <w:r>
+        <w:t>than</w:t>
+      </w:r>
       <w:r>
         <w:t xml:space="preserve"> having the customers go in-store to view products. By providing the client with the solution, the customers have the choice to view products digitally allowing for a higher conversion rate and increasing the number of customers who are willing to purchase a product.</w:t>
       </w:r>
@@ -1474,7 +1943,7 @@
       <w:pPr>
         <w:pStyle w:val="Heading2"/>
       </w:pPr>
-      <w:bookmarkStart w:id="3" w:name="_Toc223962350"/>
+      <w:bookmarkStart w:id="3" w:name="_Toc224130659"/>
       <w:r>
         <w:t>Placing Orders</w:t>
       </w:r>
@@ -1482,25 +1951,47 @@
     </w:p>
     <w:p>
       <w:r>
-        <w:t xml:space="preserve">The client has requested me to provide a method to allow their customers to place orders for collection or delivery. The reason why this will benefit the client is because the solution will allow customers to </w:t>
+        <w:t xml:space="preserve">The client has requested me to provide a method to allow their customers to place orders for collection or delivery. The </w:t>
+      </w:r>
+      <w:proofErr w:type="gramStart"/>
+      <w:r>
+        <w:t>reason why</w:t>
+      </w:r>
+      <w:proofErr w:type="gramEnd"/>
+      <w:r>
+        <w:t xml:space="preserve"> this will benefit the client is because the solution will allow customers to </w:t>
       </w:r>
       <w:r>
         <w:t xml:space="preserve">have goods delivered rather </w:t>
       </w:r>
-      <w:proofErr w:type="spellStart"/>
-      <w:r>
-        <w:t>then</w:t>
-      </w:r>
-      <w:proofErr w:type="spellEnd"/>
-      <w:r>
-        <w:t xml:space="preserve"> be waiting in stock for a customer to collect. By providing the client with the solution, the solution gives the customer a say in how they would prefer their goods be given to them. Not only will this improve customer satisfaction, but it will also help stock move more efficiently, ensuring new stock can be rotated in as soon as the old stock runs out.</w:t>
+      <w:r>
+        <w:t>than</w:t>
+      </w:r>
+      <w:r>
+        <w:t xml:space="preserve"> be waiting in stock for a customer to collect. By providing the client with the solution, the solution gives the customer a say in how they would prefer their goods </w:t>
+      </w:r>
+      <w:proofErr w:type="gramStart"/>
+      <w:r>
+        <w:t>be given</w:t>
+      </w:r>
+      <w:proofErr w:type="gramEnd"/>
+      <w:r>
+        <w:t xml:space="preserve"> to them. Not only will this improve customer satisfaction, but it will also help stock move more efficiently, ensuring new stock can </w:t>
+      </w:r>
+      <w:proofErr w:type="gramStart"/>
+      <w:r>
+        <w:t>be rotated</w:t>
+      </w:r>
+      <w:proofErr w:type="gramEnd"/>
+      <w:r>
+        <w:t xml:space="preserve"> in as soon as the old stock runs out.</w:t>
       </w:r>
     </w:p>
     <w:p>
       <w:pPr>
         <w:pStyle w:val="Heading2"/>
       </w:pPr>
-      <w:bookmarkStart w:id="4" w:name="_Toc223962351"/>
+      <w:bookmarkStart w:id="4" w:name="_Toc224130660"/>
       <w:r>
         <w:t>Account Management</w:t>
       </w:r>
@@ -1511,17 +2002,31 @@
         <w:t xml:space="preserve">The client has requested me to provide a method to allow their customers </w:t>
       </w:r>
       <w:r>
-        <w:t>to manage the accounts that are with the client, and to allow customers to view their order history. The reason why this will benefit the client is because the solution will allow customers to</w:t>
-      </w:r>
-      <w:r>
-        <w:t xml:space="preserve"> edit their personal information such as their payment method and shipping address, as well as allowing customers to view prior orders. By providing the client with the solution, customers are able to access such information, which is industry standard for applications that are similar.</w:t>
+        <w:t xml:space="preserve">to manage the accounts that are with the client, and to allow customers to view their order history. The </w:t>
+      </w:r>
+      <w:proofErr w:type="gramStart"/>
+      <w:r>
+        <w:t>reason why</w:t>
+      </w:r>
+      <w:proofErr w:type="gramEnd"/>
+      <w:r>
+        <w:t xml:space="preserve"> this will benefit the client is because the solution will allow customers to</w:t>
+      </w:r>
+      <w:r>
+        <w:t xml:space="preserve"> edit their personal information such as their payment method and shipping address, as well as allowing customers to view prior orders. By providing the client with the solution, customers </w:t>
+      </w:r>
+      <w:r>
+        <w:t>can</w:t>
+      </w:r>
+      <w:r>
+        <w:t xml:space="preserve"> access such information, which is industry standard for applications that are similar.</w:t>
       </w:r>
     </w:p>
     <w:p>
       <w:pPr>
         <w:pStyle w:val="Heading2"/>
       </w:pPr>
-      <w:bookmarkStart w:id="5" w:name="_Toc223962352"/>
+      <w:bookmarkStart w:id="5" w:name="_Toc224130661"/>
       <w:r>
         <w:t>Dashboard</w:t>
       </w:r>
@@ -1529,17 +2034,30 @@
     </w:p>
     <w:p>
       <w:r>
-        <w:t xml:space="preserve">The client has requested me to create a solution to enable their producers to manage their current stock levels, update information for products and allow their producers to view orders. The reason why this will benefit the client is that the solution provides the producers with a unified way to </w:t>
-      </w:r>
-      <w:r>
-        <w:t>work with the client by providing industry standard software. By providing a dashboard to the client, producers have a better link to the client, ensuring that producers have full control over their produce.</w:t>
+        <w:t xml:space="preserve">The client has requested me to create a solution to enable their producers to manage their current stock levels, update information for products and allow their producers to view orders. The </w:t>
+      </w:r>
+      <w:proofErr w:type="gramStart"/>
+      <w:r>
+        <w:t>reason why</w:t>
+      </w:r>
+      <w:proofErr w:type="gramEnd"/>
+      <w:r>
+        <w:t xml:space="preserve"> this will benefit the client is that the solution provides the producers with a unified way to </w:t>
+      </w:r>
+      <w:proofErr w:type="gramStart"/>
+      <w:r>
+        <w:t>work</w:t>
+      </w:r>
+      <w:proofErr w:type="gramEnd"/>
+      <w:r>
+        <w:t xml:space="preserve"> with the client by providing industry standard software. By providing a dashboard to the client, producers have a better link to the client, ensuring that producers have full control over their produce.</w:t>
       </w:r>
     </w:p>
     <w:p>
       <w:pPr>
         <w:pStyle w:val="Heading2"/>
       </w:pPr>
-      <w:bookmarkStart w:id="6" w:name="_Toc223962353"/>
+      <w:bookmarkStart w:id="6" w:name="_Toc224130662"/>
       <w:r>
         <w:t>Order Management and Tracking</w:t>
       </w:r>
@@ -1559,18 +2077,38 @@
         <w:t>ensuring</w:t>
       </w:r>
       <w:r>
-        <w:t xml:space="preserve"> that relevant information can be </w:t>
+        <w:t xml:space="preserve"> that relevant information can </w:t>
+      </w:r>
+      <w:proofErr w:type="gramStart"/>
+      <w:r>
+        <w:t xml:space="preserve">be </w:t>
       </w:r>
       <w:r>
         <w:lastRenderedPageBreak/>
-        <w:t>provided to the digital solution for use later on. By providing this ability to the client and their business partners, they are able to reap the benefits of industry standard technologies while keeping the solution relevant to the client’s needs.</w:t>
+        <w:t>provided</w:t>
+      </w:r>
+      <w:proofErr w:type="gramEnd"/>
+      <w:r>
+        <w:t xml:space="preserve"> to the digital solution for use </w:t>
+      </w:r>
+      <w:r>
+        <w:t>later</w:t>
+      </w:r>
+      <w:r>
+        <w:t xml:space="preserve">. By providing this ability to the client and their business partners, they </w:t>
+      </w:r>
+      <w:r>
+        <w:t>can</w:t>
+      </w:r>
+      <w:r>
+        <w:t xml:space="preserve"> reap the benefits of industry standard technologies while keeping the solution relevant to the client’s needs.</w:t>
       </w:r>
     </w:p>
     <w:p>
       <w:pPr>
         <w:pStyle w:val="Heading2"/>
       </w:pPr>
-      <w:bookmarkStart w:id="7" w:name="_Toc223962354"/>
+      <w:bookmarkStart w:id="7" w:name="_Toc224130663"/>
       <w:r>
         <w:t>Loyalty Schemes</w:t>
       </w:r>
@@ -1581,17 +2119,41 @@
         <w:t xml:space="preserve">The client has </w:t>
       </w:r>
       <w:r>
-        <w:t xml:space="preserve">suggested to implement a feature to the solution to provide customers with a loyalty scheme. This will be beneficial for the client due to the fact that people love discounted items and offers, and are more likely to continue shopping at the store if they are to get reductions on items they have previously ordered, and helps to entice customers to try other products. By providing customers </w:t>
-      </w:r>
-      <w:r>
-        <w:t xml:space="preserve">with a loyalty scheme, Greenfield Local Hub will increase their customer retention, and provides a window of opportunity for potential customers. </w:t>
+        <w:t xml:space="preserve">suggested to implement a feature to the solution to provide customers with a loyalty scheme. This will be beneficial for the client </w:t>
+      </w:r>
+      <w:r>
+        <w:t>since</w:t>
+      </w:r>
+      <w:r>
+        <w:t xml:space="preserve"> people love discounted items and </w:t>
+      </w:r>
+      <w:r>
+        <w:t>offers and</w:t>
+      </w:r>
+      <w:r>
+        <w:t xml:space="preserve"> are more likely to continue shopping at the store if they are to get reductions on items they have previously </w:t>
+      </w:r>
+      <w:r>
+        <w:t>ordered and</w:t>
+      </w:r>
+      <w:r>
+        <w:t xml:space="preserve"> helps to entice customers to try other products. By providing customers </w:t>
+      </w:r>
+      <w:r>
+        <w:t xml:space="preserve">with a loyalty scheme, Greenfield Local Hub will increase their customer </w:t>
+      </w:r>
+      <w:r>
+        <w:t>retention and</w:t>
+      </w:r>
+      <w:r>
+        <w:t xml:space="preserve"> provides a window of opportunity for potential customers. </w:t>
       </w:r>
     </w:p>
     <w:p>
       <w:pPr>
         <w:pStyle w:val="Heading2"/>
       </w:pPr>
-      <w:bookmarkStart w:id="8" w:name="_Toc223962355"/>
+      <w:bookmarkStart w:id="8" w:name="_Toc224130664"/>
       <w:r>
         <w:t>Accessibility</w:t>
       </w:r>
@@ -1602,7 +2164,35 @@
     </w:p>
     <w:p>
       <w:r>
-        <w:t>The client has suggested to add features to the solution to provide users with accessibility features and options to support a wide range of users. This will be beneficial for the client due to the fact that 1 in 7 people have some sort of limiting factor that prevents them from carrying out ordinary tasks. By providing such accessibility features, Greenfield Local Hub is able to reach a larger audience; This allows Greenfield Local Hub to widen their income streams in search for greater financial stability.</w:t>
+        <w:t xml:space="preserve">The client has suggested to add features to the solution to provide users with accessibility features and options to support a wide range of users. This will be beneficial for the client </w:t>
+      </w:r>
+      <w:r>
+        <w:t>since</w:t>
+      </w:r>
+      <w:r>
+        <w:t xml:space="preserve"> 1 in 7 people have </w:t>
+      </w:r>
+      <w:proofErr w:type="gramStart"/>
+      <w:r>
+        <w:t>some</w:t>
+      </w:r>
+      <w:proofErr w:type="gramEnd"/>
+      <w:r>
+        <w:t xml:space="preserve"> sort of limiting factor that prevents them from </w:t>
+      </w:r>
+      <w:proofErr w:type="gramStart"/>
+      <w:r>
+        <w:t>carrying out</w:t>
+      </w:r>
+      <w:proofErr w:type="gramEnd"/>
+      <w:r>
+        <w:t xml:space="preserve"> ordinary tasks. By providing such accessibility features, Greenfield Local Hub </w:t>
+      </w:r>
+      <w:r>
+        <w:t>can</w:t>
+      </w:r>
+      <w:r>
+        <w:t xml:space="preserve"> reach a larger audience; This allows Greenfield Local Hub to widen their income streams in search for greater financial stability.</w:t>
       </w:r>
     </w:p>
     <w:p>
@@ -1613,7 +2203,7 @@
           <w:bCs/>
         </w:rPr>
       </w:pPr>
-      <w:bookmarkStart w:id="9" w:name="_Toc223962356"/>
+      <w:bookmarkStart w:id="9" w:name="_Toc224130665"/>
       <w:r>
         <w:rPr>
           <w:b/>
@@ -1625,8 +2215,13 @@
     </w:p>
     <w:p>
       <w:r>
-        <w:t>The overall aim for the project is to provide Greenfield Local Hub with a digital solution that can;</w:t>
-      </w:r>
+        <w:t xml:space="preserve">The overall aim for the project is to provide Greenfield Local Hub with a digital solution that </w:t>
+      </w:r>
+      <w:proofErr w:type="gramStart"/>
+      <w:r>
+        <w:t>can;</w:t>
+      </w:r>
+      <w:proofErr w:type="gramEnd"/>
     </w:p>
     <w:p>
       <w:pPr>
@@ -1637,8 +2232,21 @@
         </w:numPr>
       </w:pPr>
       <w:r>
-        <w:t>Provide information about the producers, their methods and the benefit of buying locally</w:t>
-      </w:r>
+        <w:t xml:space="preserve">Provide information about the producers, their </w:t>
+      </w:r>
+      <w:proofErr w:type="gramStart"/>
+      <w:r>
+        <w:t>methods</w:t>
+      </w:r>
+      <w:proofErr w:type="gramEnd"/>
+      <w:r>
+        <w:t xml:space="preserve"> and the benefit of buying </w:t>
+      </w:r>
+      <w:proofErr w:type="gramStart"/>
+      <w:r>
+        <w:t>locally</w:t>
+      </w:r>
+      <w:proofErr w:type="gramEnd"/>
     </w:p>
     <w:p>
       <w:pPr>
@@ -1649,8 +2257,13 @@
         </w:numPr>
       </w:pPr>
       <w:r>
-        <w:t>Allow customers to view products with transparent pricing and availability</w:t>
-      </w:r>
+        <w:t xml:space="preserve">Allow customers to view products with transparent pricing and </w:t>
+      </w:r>
+      <w:proofErr w:type="gramStart"/>
+      <w:r>
+        <w:t>availability</w:t>
+      </w:r>
+      <w:proofErr w:type="gramEnd"/>
     </w:p>
     <w:p>
       <w:pPr>
@@ -1661,8 +2274,13 @@
         </w:numPr>
       </w:pPr>
       <w:r>
-        <w:t>Allow customers to place orders for collection or delivery</w:t>
-      </w:r>
+        <w:t xml:space="preserve">Allow customers to place orders for collection or </w:t>
+      </w:r>
+      <w:proofErr w:type="gramStart"/>
+      <w:r>
+        <w:t>delivery</w:t>
+      </w:r>
+      <w:proofErr w:type="gramEnd"/>
     </w:p>
     <w:p>
       <w:pPr>
@@ -1673,8 +2291,13 @@
         </w:numPr>
       </w:pPr>
       <w:r>
-        <w:t>Allow customers to manage their accounts and view order history</w:t>
-      </w:r>
+        <w:t xml:space="preserve">Allow customers to manage their accounts and view order </w:t>
+      </w:r>
+      <w:proofErr w:type="gramStart"/>
+      <w:r>
+        <w:t>history</w:t>
+      </w:r>
+      <w:proofErr w:type="gramEnd"/>
     </w:p>
     <w:p>
       <w:pPr>
@@ -1685,8 +2308,21 @@
         </w:numPr>
       </w:pPr>
       <w:r>
-        <w:t>Provide a dashboard to enable producers to manage stock levels, update product details and view orders</w:t>
-      </w:r>
+        <w:t xml:space="preserve">Provide a dashboard to enable producers to manage stock levels, update product </w:t>
+      </w:r>
+      <w:proofErr w:type="gramStart"/>
+      <w:r>
+        <w:t>details</w:t>
+      </w:r>
+      <w:proofErr w:type="gramEnd"/>
+      <w:r>
+        <w:t xml:space="preserve"> and view </w:t>
+      </w:r>
+      <w:proofErr w:type="gramStart"/>
+      <w:r>
+        <w:t>orders</w:t>
+      </w:r>
+      <w:proofErr w:type="gramEnd"/>
     </w:p>
     <w:p>
       <w:pPr>
@@ -1697,8 +2333,13 @@
         </w:numPr>
       </w:pPr>
       <w:r>
-        <w:t>Provide a method for order management, scheduling and tracking</w:t>
-      </w:r>
+        <w:t xml:space="preserve">Provide a method for order management, scheduling and </w:t>
+      </w:r>
+      <w:proofErr w:type="gramStart"/>
+      <w:r>
+        <w:t>tracking</w:t>
+      </w:r>
+      <w:proofErr w:type="gramEnd"/>
     </w:p>
     <w:p>
       <w:pPr>
@@ -1709,8 +2350,13 @@
         </w:numPr>
       </w:pPr>
       <w:r>
-        <w:t>Provide a loyalty scheme that provides discounts and special offers</w:t>
-      </w:r>
+        <w:t xml:space="preserve">Provide a loyalty scheme that provides discounts and special </w:t>
+      </w:r>
+      <w:proofErr w:type="gramStart"/>
+      <w:r>
+        <w:t>offers</w:t>
+      </w:r>
+      <w:proofErr w:type="gramEnd"/>
     </w:p>
     <w:p>
       <w:pPr>
@@ -1740,7 +2386,7 @@
           <w:bCs/>
         </w:rPr>
       </w:pPr>
-      <w:bookmarkStart w:id="10" w:name="_Toc223962357"/>
+      <w:bookmarkStart w:id="10" w:name="_Toc224130666"/>
       <w:r>
         <w:rPr>
           <w:b/>
@@ -1755,7 +2401,7 @@
       <w:pPr>
         <w:pStyle w:val="Heading2"/>
       </w:pPr>
-      <w:bookmarkStart w:id="11" w:name="_Toc223962358"/>
+      <w:bookmarkStart w:id="11" w:name="_Toc224130667"/>
       <w:r>
         <w:t>Functional Requirements and User Acceptance Criteria</w:t>
       </w:r>
@@ -1763,12 +2409,32 @@
     </w:p>
     <w:p>
       <w:r>
-        <w:t>Customer – The customer’s name is Jimmy. Jimmy is a Chef at a local restaurant and he is tasked with cooking meals for paying customers. Jimmy has a slight inconvenience; his current supplier charges too much for ingredients which is driving his restaurant into debt.</w:t>
+        <w:t xml:space="preserve">Customer – The customer’s name is Jimmy. Jimmy is a Chef at a local </w:t>
+      </w:r>
+      <w:r>
+        <w:t>restaurant,</w:t>
+      </w:r>
+      <w:r>
+        <w:t xml:space="preserve"> and he </w:t>
+      </w:r>
+      <w:proofErr w:type="gramStart"/>
+      <w:r>
+        <w:t>is tasked</w:t>
+      </w:r>
+      <w:proofErr w:type="gramEnd"/>
+      <w:r>
+        <w:t xml:space="preserve"> with cooking meals for paying customers. Jimmy has a slight inconvenience; his current supplier charges too much for ingredients which is driving his restaurant into debt.</w:t>
       </w:r>
     </w:p>
     <w:p>
       <w:r>
-        <w:t>Producer – The producer’s name is John. John has been working in a farm for over 15 years. He has sold his produce in local markets but has noticed that less and less of his customers come to the market</w:t>
+        <w:t xml:space="preserve">Producer – The producer’s name is John. John has been working in a farm for over 15 years. He has sold his produce in local markets but has noticed that </w:t>
+      </w:r>
+      <w:r>
+        <w:t>less</w:t>
+      </w:r>
+      <w:r>
+        <w:t xml:space="preserve"> of his customers come to the market</w:t>
       </w:r>
       <w:r>
         <w:t xml:space="preserve">, he has noticed that his customers have went digital and have been ordering produce through the internet. </w:t>
@@ -1776,7 +2442,13 @@
     </w:p>
     <w:p>
       <w:r>
-        <w:t>Manager – The manager’s name is Elena. Elena has run Greenfield Local Hub for 8 years and has created a large cooperative of local farmers and food producers but Elena has a problem. With so many farmers and producers and with so much paperwork, there is too much for her and her team to handle. Elena desperately needs a solution to reduce her and her team’s workload.</w:t>
+        <w:t xml:space="preserve">Manager – The manager’s name is Elena. Elena has run Greenfield Local Hub for 8 years and has created a large cooperative of local farmers and food </w:t>
+      </w:r>
+      <w:r>
+        <w:t>producers,</w:t>
+      </w:r>
+      <w:r>
+        <w:t xml:space="preserve"> but Elena has a problem. With so many farmers and producers and with so much paperwork, there is too much for her and her team to handle. Elena desperately needs a solution to reduce her and her team’s workload.</w:t>
       </w:r>
     </w:p>
     <w:tbl>
@@ -1928,12 +2600,28 @@
           </w:p>
           <w:p>
             <w:r>
-              <w:t>-The system should ensure that the email given is current, the password is secure through data flags and that previous login credentials such as usernames and emails have not been used before.</w:t>
-            </w:r>
-          </w:p>
-          <w:p>
-            <w:r>
-              <w:t>-Every request to register must be secured with TLS</w:t>
+              <w:t xml:space="preserve">-The system should ensure that the email given is current, the password is secure through data flags and that previous login credentials such as usernames and emails have not </w:t>
+            </w:r>
+            <w:proofErr w:type="gramStart"/>
+            <w:r>
+              <w:t>been used</w:t>
+            </w:r>
+            <w:proofErr w:type="gramEnd"/>
+            <w:r>
+              <w:t xml:space="preserve"> before.</w:t>
+            </w:r>
+          </w:p>
+          <w:p>
+            <w:r>
+              <w:t xml:space="preserve">-Every request to register must </w:t>
+            </w:r>
+            <w:proofErr w:type="gramStart"/>
+            <w:r>
+              <w:t>be secured</w:t>
+            </w:r>
+            <w:proofErr w:type="gramEnd"/>
+            <w:r>
+              <w:t xml:space="preserve"> with TLS</w:t>
             </w:r>
           </w:p>
           <w:p>
@@ -1949,7 +2637,23 @@
               <w:t>a</w:t>
             </w:r>
             <w:r>
-              <w:t>n 10 requests per minute and 50 requests per hou</w:t>
+              <w:t xml:space="preserve">n </w:t>
+            </w:r>
+            <w:proofErr w:type="gramStart"/>
+            <w:r>
+              <w:t>10</w:t>
+            </w:r>
+            <w:proofErr w:type="gramEnd"/>
+            <w:r>
+              <w:t xml:space="preserve"> requests per minute and </w:t>
+            </w:r>
+            <w:proofErr w:type="gramStart"/>
+            <w:r>
+              <w:t>50</w:t>
+            </w:r>
+            <w:proofErr w:type="gramEnd"/>
+            <w:r>
+              <w:t xml:space="preserve"> requests per hou</w:t>
             </w:r>
             <w:r>
               <w:t>r</w:t>
@@ -1960,7 +2664,15 @@
           </w:p>
           <w:p>
             <w:r>
-              <w:t xml:space="preserve">-The system should handle incorrect data formats when registering and should </w:t>
+              <w:t xml:space="preserve">-The system should </w:t>
+            </w:r>
+            <w:proofErr w:type="gramStart"/>
+            <w:r>
+              <w:t>handle</w:t>
+            </w:r>
+            <w:proofErr w:type="gramEnd"/>
+            <w:r>
+              <w:t xml:space="preserve"> incorrect data formats when registering and should </w:t>
             </w:r>
             <w:r>
               <w:lastRenderedPageBreak/>
@@ -1975,7 +2687,13 @@
           <w:p>
             <w:r>
               <w:lastRenderedPageBreak/>
-              <w:t xml:space="preserve">This feature will benefit the client as this functional requirement allows users to create accounts with Greenfield Local Hub which will allow customers to purchase produce. In turn, this also allows for users and producers to  view gated content. </w:t>
+              <w:t xml:space="preserve">This feature will benefit the client as this functional requirement allows users to create accounts with Greenfield Local Hub which will allow customers to purchase produce. In turn, this also allows for users and producers </w:t>
+            </w:r>
+            <w:r>
+              <w:t>to view</w:t>
+            </w:r>
+            <w:r>
+              <w:t xml:space="preserve"> gated content. </w:t>
             </w:r>
           </w:p>
         </w:tc>
@@ -2034,17 +2752,49 @@
           </w:p>
           <w:p>
             <w:r>
-              <w:t>-The system should handle incorrect data formats when registering and should ask users for correctly formatted data.</w:t>
-            </w:r>
-          </w:p>
-          <w:p>
-            <w:r>
-              <w:t>-The system should impose a cooldown to requests happening more than 10 requests per minute and 50 requests per hour.</w:t>
-            </w:r>
-          </w:p>
-          <w:p>
-            <w:r>
-              <w:t>-Every request to register must be secured with TLS</w:t>
+              <w:t xml:space="preserve">-The system should </w:t>
+            </w:r>
+            <w:proofErr w:type="gramStart"/>
+            <w:r>
+              <w:t>handle</w:t>
+            </w:r>
+            <w:proofErr w:type="gramEnd"/>
+            <w:r>
+              <w:t xml:space="preserve"> incorrect data formats when registering and should ask users for correctly formatted data.</w:t>
+            </w:r>
+          </w:p>
+          <w:p>
+            <w:r>
+              <w:t xml:space="preserve">-The system should impose a cooldown to requests happening more than </w:t>
+            </w:r>
+            <w:proofErr w:type="gramStart"/>
+            <w:r>
+              <w:t>10</w:t>
+            </w:r>
+            <w:proofErr w:type="gramEnd"/>
+            <w:r>
+              <w:t xml:space="preserve"> requests per minute and </w:t>
+            </w:r>
+            <w:proofErr w:type="gramStart"/>
+            <w:r>
+              <w:t>50</w:t>
+            </w:r>
+            <w:proofErr w:type="gramEnd"/>
+            <w:r>
+              <w:t xml:space="preserve"> requests per hour.</w:t>
+            </w:r>
+          </w:p>
+          <w:p>
+            <w:r>
+              <w:t xml:space="preserve">-Every request to register must </w:t>
+            </w:r>
+            <w:proofErr w:type="gramStart"/>
+            <w:r>
+              <w:t>be secured</w:t>
+            </w:r>
+            <w:proofErr w:type="gramEnd"/>
+            <w:r>
+              <w:t xml:space="preserve"> with TLS</w:t>
             </w:r>
           </w:p>
           <w:p>
@@ -2112,7 +2862,15 @@
           </w:p>
           <w:p>
             <w:r>
-              <w:t>-The system should handle incorrect data formats when registering and should ask for correctly formatted data.</w:t>
+              <w:t xml:space="preserve">-The system should </w:t>
+            </w:r>
+            <w:proofErr w:type="gramStart"/>
+            <w:r>
+              <w:t>handle</w:t>
+            </w:r>
+            <w:proofErr w:type="gramEnd"/>
+            <w:r>
+              <w:t xml:space="preserve"> incorrect data formats when registering and should ask for correctly formatted data.</w:t>
             </w:r>
           </w:p>
           <w:p>
@@ -2122,13 +2880,37 @@
           </w:p>
           <w:p>
             <w:r>
-              <w:t>-Every request to register must be secured with TLS.</w:t>
+              <w:t xml:space="preserve">-Every request to register must </w:t>
+            </w:r>
+            <w:proofErr w:type="gramStart"/>
+            <w:r>
+              <w:t>be secured</w:t>
+            </w:r>
+            <w:proofErr w:type="gramEnd"/>
+            <w:r>
+              <w:t xml:space="preserve"> with TLS.</w:t>
             </w:r>
           </w:p>
           <w:p>
             <w:r>
               <w:lastRenderedPageBreak/>
-              <w:t>-The system should impose a cooldown to requests happening more than 10 requests per second and 500 requests per minute.</w:t>
+              <w:t xml:space="preserve">-The system should impose a cooldown to requests happening more than </w:t>
+            </w:r>
+            <w:proofErr w:type="gramStart"/>
+            <w:r>
+              <w:t>10</w:t>
+            </w:r>
+            <w:proofErr w:type="gramEnd"/>
+            <w:r>
+              <w:t xml:space="preserve"> requests per second and </w:t>
+            </w:r>
+            <w:proofErr w:type="gramStart"/>
+            <w:r>
+              <w:t>500</w:t>
+            </w:r>
+            <w:proofErr w:type="gramEnd"/>
+            <w:r>
+              <w:t xml:space="preserve"> requests per minute.</w:t>
             </w:r>
           </w:p>
           <w:p>
@@ -2154,13 +2936,25 @@
           <w:p>
             <w:r>
               <w:lastRenderedPageBreak/>
-              <w:t xml:space="preserve">This feature will benefit the client as this functional requirement allows authorised users to add new produce for customers to choose from, so that they can provide customers with up to date </w:t>
-            </w:r>
-            <w:proofErr w:type="spellStart"/>
-            <w:r>
-              <w:t>imformation</w:t>
-            </w:r>
-            <w:proofErr w:type="spellEnd"/>
+              <w:t xml:space="preserve">This feature will benefit the client as this functional requirement allows authorised users to add </w:t>
+            </w:r>
+            <w:proofErr w:type="gramStart"/>
+            <w:r>
+              <w:t>new produce</w:t>
+            </w:r>
+            <w:proofErr w:type="gramEnd"/>
+            <w:r>
+              <w:t xml:space="preserve"> for customers to choose from, so that they can provide customers with </w:t>
+            </w:r>
+            <w:r>
+              <w:t>up-to-date</w:t>
+            </w:r>
+            <w:r>
+              <w:t xml:space="preserve"> </w:t>
+            </w:r>
+            <w:r>
+              <w:t>information</w:t>
+            </w:r>
             <w:r>
               <w:t>.</w:t>
             </w:r>
@@ -2210,7 +3004,15 @@
           </w:p>
           <w:p>
             <w:r>
-              <w:t>-The system should handle incorrect data formats when registering and should ask for correctly formatted data.</w:t>
+              <w:t xml:space="preserve">-The system should </w:t>
+            </w:r>
+            <w:proofErr w:type="gramStart"/>
+            <w:r>
+              <w:t>handle</w:t>
+            </w:r>
+            <w:proofErr w:type="gramEnd"/>
+            <w:r>
+              <w:t xml:space="preserve"> incorrect data formats when registering and should ask for correctly formatted data.</w:t>
             </w:r>
           </w:p>
           <w:p>
@@ -2220,12 +3022,36 @@
           </w:p>
           <w:p>
             <w:r>
-              <w:t>-Every request to register must be secured with TLS.</w:t>
-            </w:r>
-          </w:p>
-          <w:p>
-            <w:r>
-              <w:t>-The system should impose a cooldown to requests happening more than 10 requests per second and 500 requests per minute.</w:t>
+              <w:t xml:space="preserve">-Every request to register must </w:t>
+            </w:r>
+            <w:proofErr w:type="gramStart"/>
+            <w:r>
+              <w:t>be secured</w:t>
+            </w:r>
+            <w:proofErr w:type="gramEnd"/>
+            <w:r>
+              <w:t xml:space="preserve"> with TLS.</w:t>
+            </w:r>
+          </w:p>
+          <w:p>
+            <w:r>
+              <w:t xml:space="preserve">-The system should impose a cooldown to requests happening more than </w:t>
+            </w:r>
+            <w:proofErr w:type="gramStart"/>
+            <w:r>
+              <w:t>10</w:t>
+            </w:r>
+            <w:proofErr w:type="gramEnd"/>
+            <w:r>
+              <w:t xml:space="preserve"> requests per second and </w:t>
+            </w:r>
+            <w:proofErr w:type="gramStart"/>
+            <w:r>
+              <w:t>500</w:t>
+            </w:r>
+            <w:proofErr w:type="gramEnd"/>
+            <w:r>
+              <w:t xml:space="preserve"> requests per minute.</w:t>
             </w:r>
           </w:p>
           <w:p>
@@ -2284,7 +3110,15 @@
           <w:p/>
           <w:p>
             <w:r>
-              <w:t xml:space="preserve">As John, I want to view my produce and ensure that everything is written correctly so that </w:t>
+              <w:t xml:space="preserve">As John, I want to view my produce and ensure that everything </w:t>
+            </w:r>
+            <w:proofErr w:type="gramStart"/>
+            <w:r>
+              <w:t>is written</w:t>
+            </w:r>
+            <w:proofErr w:type="gramEnd"/>
+            <w:r>
+              <w:t xml:space="preserve"> correctly so that </w:t>
             </w:r>
             <w:r>
               <w:t>my customers are not mislead.</w:t>
@@ -2318,17 +3152,55 @@
           </w:p>
           <w:p>
             <w:r>
-              <w:t xml:space="preserve">- Every request to upload must be secured with TLS </w:t>
-            </w:r>
-          </w:p>
-          <w:p>
-            <w:r>
-              <w:t>- The system should impose a cooldown to requests happening to more than 10 requests per second, and 500 requests per minute.</w:t>
-            </w:r>
-          </w:p>
-          <w:p>
-            <w:r>
-              <w:t>-The system should handle incorrect data inputs for filters, and should ask users for correctly formatted data.</w:t>
+              <w:t xml:space="preserve">- Every request to upload must </w:t>
+            </w:r>
+            <w:proofErr w:type="gramStart"/>
+            <w:r>
+              <w:t>be secured</w:t>
+            </w:r>
+            <w:proofErr w:type="gramEnd"/>
+            <w:r>
+              <w:t xml:space="preserve"> with TLS </w:t>
+            </w:r>
+          </w:p>
+          <w:p>
+            <w:r>
+              <w:t xml:space="preserve">- The system should impose a cooldown to requests happening to more than </w:t>
+            </w:r>
+            <w:proofErr w:type="gramStart"/>
+            <w:r>
+              <w:t>10</w:t>
+            </w:r>
+            <w:proofErr w:type="gramEnd"/>
+            <w:r>
+              <w:t xml:space="preserve"> requests per second, and </w:t>
+            </w:r>
+            <w:proofErr w:type="gramStart"/>
+            <w:r>
+              <w:t>500</w:t>
+            </w:r>
+            <w:proofErr w:type="gramEnd"/>
+            <w:r>
+              <w:t xml:space="preserve"> requests per minute.</w:t>
+            </w:r>
+          </w:p>
+          <w:p>
+            <w:r>
+              <w:t xml:space="preserve">-The system should </w:t>
+            </w:r>
+            <w:proofErr w:type="gramStart"/>
+            <w:r>
+              <w:t>handle</w:t>
+            </w:r>
+            <w:proofErr w:type="gramEnd"/>
+            <w:r>
+              <w:t xml:space="preserve"> incorrect data inputs for </w:t>
+            </w:r>
+            <w:r>
+              <w:t>filters and</w:t>
+            </w:r>
+            <w:r>
+              <w:t xml:space="preserve"> should ask users for correctly formatted data.</w:t>
             </w:r>
           </w:p>
         </w:tc>
@@ -2338,7 +3210,13 @@
           </w:tcPr>
           <w:p>
             <w:r>
-              <w:t>This feature will benefit the client as this functional requirement allows users to view the produce they would like to purchase so that customers are well informed when it comes to selecting what products they want. +</w:t>
+              <w:t xml:space="preserve">This feature will benefit the client as this functional requirement allows users to view the </w:t>
+            </w:r>
+            <w:r>
+              <w:t>produce;</w:t>
+            </w:r>
+            <w:r>
+              <w:t xml:space="preserve"> they would like to purchase so that customers are well informed when it comes to selecting what products they want. +</w:t>
             </w:r>
           </w:p>
         </w:tc>
@@ -2402,18 +3280,56 @@
           </w:p>
           <w:p>
             <w:r>
-              <w:t xml:space="preserve">- Every request to upload must be secured with TLS </w:t>
+              <w:t xml:space="preserve">- Every request to upload must </w:t>
+            </w:r>
+            <w:proofErr w:type="gramStart"/>
+            <w:r>
+              <w:t>be secured</w:t>
+            </w:r>
+            <w:proofErr w:type="gramEnd"/>
+            <w:r>
+              <w:t xml:space="preserve"> with TLS </w:t>
             </w:r>
           </w:p>
           <w:p>
             <w:r>
               <w:lastRenderedPageBreak/>
-              <w:t>- The system should impose a cooldown to requests happening to more than 10 requests per second, and 500 requests per minute.</w:t>
-            </w:r>
-          </w:p>
-          <w:p>
-            <w:r>
-              <w:t>-The system should handle incorrect data inputs for filters, and should ask users for correctly formatted data.</w:t>
+              <w:t xml:space="preserve">- The system should impose a cooldown to requests happening to more than </w:t>
+            </w:r>
+            <w:proofErr w:type="gramStart"/>
+            <w:r>
+              <w:t>10</w:t>
+            </w:r>
+            <w:proofErr w:type="gramEnd"/>
+            <w:r>
+              <w:t xml:space="preserve"> requests per second, and </w:t>
+            </w:r>
+            <w:proofErr w:type="gramStart"/>
+            <w:r>
+              <w:t>500</w:t>
+            </w:r>
+            <w:proofErr w:type="gramEnd"/>
+            <w:r>
+              <w:t xml:space="preserve"> requests per minute.</w:t>
+            </w:r>
+          </w:p>
+          <w:p>
+            <w:r>
+              <w:t xml:space="preserve">-The system should </w:t>
+            </w:r>
+            <w:proofErr w:type="gramStart"/>
+            <w:r>
+              <w:t>handle</w:t>
+            </w:r>
+            <w:proofErr w:type="gramEnd"/>
+            <w:r>
+              <w:t xml:space="preserve"> incorrect data inputs for </w:t>
+            </w:r>
+            <w:r>
+              <w:t>filters and</w:t>
+            </w:r>
+            <w:r>
+              <w:t xml:space="preserve"> should ask users for correctly formatted data.</w:t>
             </w:r>
           </w:p>
         </w:tc>
@@ -2478,7 +3394,15 @@
           </w:p>
           <w:p>
             <w:r>
-              <w:t>-The system should handle incorrect data formats when registering and should ask for correctly formatted data.</w:t>
+              <w:t xml:space="preserve">-The system should </w:t>
+            </w:r>
+            <w:proofErr w:type="gramStart"/>
+            <w:r>
+              <w:t>handle</w:t>
+            </w:r>
+            <w:proofErr w:type="gramEnd"/>
+            <w:r>
+              <w:t xml:space="preserve"> incorrect data formats when registering and should ask for correctly formatted data.</w:t>
             </w:r>
           </w:p>
           <w:p>
@@ -2488,12 +3412,36 @@
           </w:p>
           <w:p>
             <w:r>
-              <w:t>-Every request to register must be secured with TLS.</w:t>
-            </w:r>
-          </w:p>
-          <w:p>
-            <w:r>
-              <w:t>-The system should impose a cooldown to requests happening more than 10 requests per second and 500 requests per minute.</w:t>
+              <w:t xml:space="preserve">-Every request to register must </w:t>
+            </w:r>
+            <w:proofErr w:type="gramStart"/>
+            <w:r>
+              <w:t>be secured</w:t>
+            </w:r>
+            <w:proofErr w:type="gramEnd"/>
+            <w:r>
+              <w:t xml:space="preserve"> with TLS.</w:t>
+            </w:r>
+          </w:p>
+          <w:p>
+            <w:r>
+              <w:t xml:space="preserve">-The system should impose a cooldown to requests happening more than </w:t>
+            </w:r>
+            <w:proofErr w:type="gramStart"/>
+            <w:r>
+              <w:t>10</w:t>
+            </w:r>
+            <w:proofErr w:type="gramEnd"/>
+            <w:r>
+              <w:t xml:space="preserve"> requests per second and </w:t>
+            </w:r>
+            <w:proofErr w:type="gramStart"/>
+            <w:r>
+              <w:t>500</w:t>
+            </w:r>
+            <w:proofErr w:type="gramEnd"/>
+            <w:r>
+              <w:t xml:space="preserve"> requests per minute.</w:t>
             </w:r>
           </w:p>
           <w:p>
@@ -2576,7 +3524,15 @@
           </w:p>
           <w:p>
             <w:r>
-              <w:t>-The system should handle incorrect data formats when registering and should ask for correctly formatted data.</w:t>
+              <w:t xml:space="preserve">-The system should </w:t>
+            </w:r>
+            <w:proofErr w:type="gramStart"/>
+            <w:r>
+              <w:t>handle</w:t>
+            </w:r>
+            <w:proofErr w:type="gramEnd"/>
+            <w:r>
+              <w:t xml:space="preserve"> incorrect data formats when registering and should ask for correctly formatted data.</w:t>
             </w:r>
           </w:p>
           <w:p>
@@ -2586,12 +3542,36 @@
           </w:p>
           <w:p>
             <w:r>
-              <w:t>-Every request to register must be secured with TLS.</w:t>
-            </w:r>
-          </w:p>
-          <w:p>
-            <w:r>
-              <w:t>-The system should impose a cooldown to requests happening more than 3 requests per second and 50 requests per hour.</w:t>
+              <w:t xml:space="preserve">-Every request to register must </w:t>
+            </w:r>
+            <w:proofErr w:type="gramStart"/>
+            <w:r>
+              <w:t>be secured</w:t>
+            </w:r>
+            <w:proofErr w:type="gramEnd"/>
+            <w:r>
+              <w:t xml:space="preserve"> with TLS.</w:t>
+            </w:r>
+          </w:p>
+          <w:p>
+            <w:r>
+              <w:t xml:space="preserve">-The system should impose a cooldown to requests happening more than </w:t>
+            </w:r>
+            <w:proofErr w:type="gramStart"/>
+            <w:r>
+              <w:t>3</w:t>
+            </w:r>
+            <w:proofErr w:type="gramEnd"/>
+            <w:r>
+              <w:t xml:space="preserve"> requests per second and </w:t>
+            </w:r>
+            <w:proofErr w:type="gramStart"/>
+            <w:r>
+              <w:t>50</w:t>
+            </w:r>
+            <w:proofErr w:type="gramEnd"/>
+            <w:r>
+              <w:t xml:space="preserve"> requests per hour.</w:t>
             </w:r>
           </w:p>
           <w:p>
@@ -2632,7 +3612,7 @@
       <w:pPr>
         <w:pStyle w:val="Heading1"/>
       </w:pPr>
-      <w:bookmarkStart w:id="12" w:name="_Toc223962359"/>
+      <w:bookmarkStart w:id="12" w:name="_Toc224130668"/>
       <w:r>
         <w:t>Non-Functional Requirements</w:t>
       </w:r>
@@ -2769,8 +3749,13 @@
           </w:tcPr>
           <w:p>
             <w:r>
-              <w:t>The solution should have a fast load time when the page is clicked</w:t>
-            </w:r>
+              <w:t xml:space="preserve">The solution should have a fast load time when the page </w:t>
+            </w:r>
+            <w:proofErr w:type="gramStart"/>
+            <w:r>
+              <w:t>is clicked</w:t>
+            </w:r>
+            <w:proofErr w:type="gramEnd"/>
           </w:p>
         </w:tc>
         <w:tc>
@@ -2779,17 +3764,35 @@
           </w:tcPr>
           <w:p>
             <w:r>
-              <w:t xml:space="preserve">Users will be used to a fast load time for webpages as a </w:t>
-            </w:r>
-            <w:r>
-              <w:t>fast-loading</w:t>
-            </w:r>
-            <w:r>
-              <w:t xml:space="preserve"> time has been industry standard for years, so by meeting the standard that users expect, the risk of stress points on a user is significantly reduced. In turn, the solution </w:t>
+              <w:t xml:space="preserve">Users will </w:t>
+            </w:r>
+            <w:proofErr w:type="gramStart"/>
+            <w:r>
+              <w:t>be used</w:t>
+            </w:r>
+            <w:proofErr w:type="gramEnd"/>
+            <w:r>
+              <w:t xml:space="preserve"> to a fast load time for webpages as a fast-loading time has been industry standard for years, so by meeting the standard that users expect, the risk of stress points on a user </w:t>
+            </w:r>
+            <w:proofErr w:type="gramStart"/>
+            <w:r>
+              <w:t>is significantly reduced</w:t>
+            </w:r>
+            <w:proofErr w:type="gramEnd"/>
+            <w:r>
+              <w:t xml:space="preserve">. In turn, the solution </w:t>
             </w:r>
             <w:r>
               <w:lastRenderedPageBreak/>
-              <w:t>will make the user feel at ease knowing that they are not slowed down during their day.</w:t>
+              <w:t xml:space="preserve">will make the user feel at ease knowing that they </w:t>
+            </w:r>
+            <w:proofErr w:type="gramStart"/>
+            <w:r>
+              <w:t>are not slowed</w:t>
+            </w:r>
+            <w:proofErr w:type="gramEnd"/>
+            <w:r>
+              <w:t xml:space="preserve"> down during their day.</w:t>
             </w:r>
           </w:p>
         </w:tc>
@@ -2838,7 +3841,26 @@
           </w:tcPr>
           <w:p>
             <w:r>
-              <w:t>There should be less then 5 complaints of latency issues every week.</w:t>
+              <w:t xml:space="preserve">There should be less then </w:t>
+            </w:r>
+            <w:proofErr w:type="gramStart"/>
+            <w:r>
+              <w:t>5</w:t>
+            </w:r>
+            <w:proofErr w:type="gramEnd"/>
+            <w:r>
+              <w:t xml:space="preserve"> complaints of latency </w:t>
+            </w:r>
+            <w:proofErr w:type="gramStart"/>
+            <w:r>
+              <w:t>issues</w:t>
+            </w:r>
+            <w:proofErr w:type="gramEnd"/>
+            <w:r>
+              <w:t xml:space="preserve"> </w:t>
+            </w:r>
+            <w:r>
+              <w:t>every week.</w:t>
             </w:r>
           </w:p>
         </w:tc>
@@ -3057,8 +4079,13 @@
             <w:r>
               <w:t xml:space="preserve">One of the major causes for concern for a platform is encryption. Encryption keeps the internet world spinning, ensuring customer login data </w:t>
             </w:r>
-            <w:r>
-              <w:t xml:space="preserve">is secured. By implementing such basic and standardised practices, the solution can confidently present secure means to store personal identifiable information and credentials. </w:t>
+            <w:proofErr w:type="gramStart"/>
+            <w:r>
+              <w:t>is secured</w:t>
+            </w:r>
+            <w:proofErr w:type="gramEnd"/>
+            <w:r>
+              <w:t xml:space="preserve">. By implementing such basic and standardised practices, the solution can confidently present secure means to store personal identifiable information and credentials. </w:t>
             </w:r>
           </w:p>
         </w:tc>
@@ -3087,7 +4114,15 @@
           <w:p>
             <w:r>
               <w:lastRenderedPageBreak/>
-              <w:t>The solution must ensure that secure authentication methods are used.</w:t>
+              <w:t xml:space="preserve">The solution must ensure that secure authentication methods </w:t>
+            </w:r>
+            <w:proofErr w:type="gramStart"/>
+            <w:r>
+              <w:t>are used</w:t>
+            </w:r>
+            <w:proofErr w:type="gramEnd"/>
+            <w:r>
+              <w:t>.</w:t>
             </w:r>
           </w:p>
         </w:tc>
@@ -3110,7 +4145,15 @@
           </w:tcPr>
           <w:p>
             <w:r>
-              <w:t xml:space="preserve">All user login details must be encrypted using a secure hashing algorithm or similar. </w:t>
+              <w:t xml:space="preserve">All user login details must </w:t>
+            </w:r>
+            <w:proofErr w:type="gramStart"/>
+            <w:r>
+              <w:t>be encrypted</w:t>
+            </w:r>
+            <w:proofErr w:type="gramEnd"/>
+            <w:r>
+              <w:t xml:space="preserve"> using a secure hashing algorithm or similar. </w:t>
             </w:r>
           </w:p>
         </w:tc>
@@ -3135,7 +4178,15 @@
           </w:tcPr>
           <w:p>
             <w:r>
-              <w:t>The problem with websites is that there are pages that you want people to see, and pages you want to keep hidden. This is why it is industry standard to use role-based authentication to ensure that only authorised people can access certain content. By implementing role-based authentication, not only is the solution deemed as industry standard, but the solution is also deemed secure and trustworthy. Having role-based authentication also allows users to have a personalised experience based on their user role, improving user experience and overall satisfaction.</w:t>
+              <w:t xml:space="preserve">The problem with websites is that there are pages that you want people to see, and pages you want to keep hidden. This is why it is industry standard to use role-based authentication to ensure that only authorised people can access certain content. By implementing role-based authentication, not only is the solution deemed as industry standard, but the solution </w:t>
+            </w:r>
+            <w:proofErr w:type="gramStart"/>
+            <w:r>
+              <w:t>is also deemed</w:t>
+            </w:r>
+            <w:proofErr w:type="gramEnd"/>
+            <w:r>
+              <w:t xml:space="preserve"> secure and trustworthy. Having role-based authentication also allows users to have a personalised experience based on their user role, improving user experience and overall satisfaction.</w:t>
             </w:r>
           </w:p>
         </w:tc>
@@ -3173,7 +4224,39 @@
           </w:tcPr>
           <w:p>
             <w:r>
-              <w:t xml:space="preserve">Users would prefer their personal data to not be compromised, so it is imperative to ensure that the solution cannot be compromised through SQL injection. By testing to ensure that SQL injection is not impossible, the chances of data leaks and bad actors accessing unauthorised data will be reduced. Furthermore, this will help to ensure data protection and client reputation. </w:t>
+              <w:t xml:space="preserve">Users would prefer their personal data to not </w:t>
+            </w:r>
+            <w:proofErr w:type="gramStart"/>
+            <w:r>
+              <w:t>be compromised</w:t>
+            </w:r>
+            <w:proofErr w:type="gramEnd"/>
+            <w:r>
+              <w:t xml:space="preserve">, so it is imperative to ensure that the solution cannot </w:t>
+            </w:r>
+            <w:proofErr w:type="gramStart"/>
+            <w:r>
+              <w:t>be compromised</w:t>
+            </w:r>
+            <w:proofErr w:type="gramEnd"/>
+            <w:r>
+              <w:t xml:space="preserve"> through SQL injection. By testing to ensure that SQL injection is </w:t>
+            </w:r>
+            <w:proofErr w:type="gramStart"/>
+            <w:r>
+              <w:t>not impossible</w:t>
+            </w:r>
+            <w:proofErr w:type="gramEnd"/>
+            <w:r>
+              <w:t xml:space="preserve">, the chances of data leaks and bad actors accessing unauthorised data will </w:t>
+            </w:r>
+            <w:proofErr w:type="gramStart"/>
+            <w:r>
+              <w:t>be reduced</w:t>
+            </w:r>
+            <w:proofErr w:type="gramEnd"/>
+            <w:r>
+              <w:t xml:space="preserve">. Furthermore, this will help to ensure data protection and client reputation. </w:t>
             </w:r>
           </w:p>
         </w:tc>
@@ -3308,7 +4391,15 @@
           </w:tcPr>
           <w:p>
             <w:r>
-              <w:t>The code within the solution should be easy to maintain and can be understood by other developers.</w:t>
+              <w:t xml:space="preserve">The code within the solution should be easy to maintain and can </w:t>
+            </w:r>
+            <w:proofErr w:type="gramStart"/>
+            <w:r>
+              <w:t>be understood</w:t>
+            </w:r>
+            <w:proofErr w:type="gramEnd"/>
+            <w:r>
+              <w:t xml:space="preserve"> by other developers.</w:t>
             </w:r>
           </w:p>
         </w:tc>
@@ -3321,7 +4412,21 @@
               <w:t>Having</w:t>
             </w:r>
             <w:r>
-              <w:t xml:space="preserve"> messy and unorganised code is the worst when you are trying to fix an issue, so it is imperative that code is annotated and explained, so that in the future; Other contracted developers are able to continue maintenance. </w:t>
+              <w:t xml:space="preserve"> messy and unorganised code is the worst when you are trying to fix an issue, so it is imperative that code </w:t>
+            </w:r>
+            <w:proofErr w:type="gramStart"/>
+            <w:r>
+              <w:t>is annotated</w:t>
+            </w:r>
+            <w:proofErr w:type="gramEnd"/>
+            <w:r>
+              <w:t xml:space="preserve"> and explained, so that in the future; Other contracted developers </w:t>
+            </w:r>
+            <w:r>
+              <w:t>can</w:t>
+            </w:r>
+            <w:r>
+              <w:t xml:space="preserve"> continue maintenance. </w:t>
             </w:r>
           </w:p>
         </w:tc>
@@ -3334,7 +4439,11 @@
           </w:tcPr>
           <w:p>
             <w:r>
-              <w:t>A 3</w:t>
+              <w:t xml:space="preserve">A </w:t>
+            </w:r>
+            <w:proofErr w:type="gramStart"/>
+            <w:r>
+              <w:t>3</w:t>
             </w:r>
             <w:r>
               <w:rPr>
@@ -3342,6 +4451,7 @@
               </w:rPr>
               <w:t>rd</w:t>
             </w:r>
+            <w:proofErr w:type="gramEnd"/>
             <w:r>
               <w:t xml:space="preserve"> party should be able to understand and maintain the solution. </w:t>
             </w:r>
@@ -3411,7 +4521,15 @@
           </w:tcPr>
           <w:p>
             <w:r>
-              <w:t xml:space="preserve">The solution should be able to handle a growing </w:t>
+              <w:t xml:space="preserve">The solution should be able to </w:t>
+            </w:r>
+            <w:proofErr w:type="gramStart"/>
+            <w:r>
+              <w:t>handle</w:t>
+            </w:r>
+            <w:proofErr w:type="gramEnd"/>
+            <w:r>
+              <w:t xml:space="preserve"> a growing </w:t>
             </w:r>
             <w:r>
               <w:t>number</w:t>
@@ -3570,7 +4688,23 @@
           </w:tcPr>
           <w:p>
             <w:r>
-              <w:t xml:space="preserve">The website must be able to handle large amounts of users at once. </w:t>
+              <w:t xml:space="preserve">The website must be able to </w:t>
+            </w:r>
+            <w:proofErr w:type="gramStart"/>
+            <w:r>
+              <w:t>handle</w:t>
+            </w:r>
+            <w:proofErr w:type="gramEnd"/>
+            <w:r>
+              <w:t xml:space="preserve"> </w:t>
+            </w:r>
+            <w:proofErr w:type="gramStart"/>
+            <w:r>
+              <w:t>large amounts</w:t>
+            </w:r>
+            <w:proofErr w:type="gramEnd"/>
+            <w:r>
+              <w:t xml:space="preserve"> of users at once. </w:t>
             </w:r>
           </w:p>
         </w:tc>
@@ -3580,11 +4714,23 @@
           </w:tcPr>
           <w:p>
             <w:r>
-              <w:t xml:space="preserve">Companies like Apple, Google and Microsoft hold millions of active users on their platforms, and have made an example on why it is so important to be </w:t>
+              <w:t xml:space="preserve">Companies like Apple, Google and Microsoft hold millions of active users on their </w:t>
+            </w:r>
+            <w:r>
+              <w:t>platforms and</w:t>
+            </w:r>
+            <w:r>
+              <w:t xml:space="preserve"> have made an example on why it is so important to be </w:t>
             </w:r>
             <w:r>
               <w:lastRenderedPageBreak/>
-              <w:t>able to hold large number of users at once. By ensuring that</w:t>
+              <w:t xml:space="preserve">able to hold </w:t>
+            </w:r>
+            <w:r>
+              <w:t>aa substantial number</w:t>
+            </w:r>
+            <w:r>
+              <w:t xml:space="preserve"> of users at once. By ensuring that</w:t>
             </w:r>
             <w:r>
               <w:t xml:space="preserve"> the solution can hold a large userbase at a singular point in time, not only shows that the solution exceeds industry standards but also shows reliability and trust. </w:t>
@@ -3601,7 +4747,15 @@
           <w:p>
             <w:r>
               <w:lastRenderedPageBreak/>
-              <w:t>Be able to hold 200 concurrent users.</w:t>
+              <w:t xml:space="preserve">Be able to hold </w:t>
+            </w:r>
+            <w:proofErr w:type="gramStart"/>
+            <w:r>
+              <w:t>200</w:t>
+            </w:r>
+            <w:proofErr w:type="gramEnd"/>
+            <w:r>
+              <w:t xml:space="preserve"> concurrent users.</w:t>
             </w:r>
           </w:p>
         </w:tc>
@@ -3626,7 +4780,19 @@
           </w:tcPr>
           <w:p>
             <w:r>
-              <w:t>Ensuring that the solution will have enough storage space to have all of the necessary storage for the system while having extra headroom for future user data is the first step into becoming an industry standard application. By preparing for the future, the solution is able to adapt to changes in the</w:t>
+              <w:t xml:space="preserve">Ensuring that the solution will have enough storage space to have </w:t>
+            </w:r>
+            <w:r>
+              <w:t>all</w:t>
+            </w:r>
+            <w:r>
+              <w:t xml:space="preserve"> the necessary storage for the system while having extra headroom for future user data is the first step into becoming an industry standard application. By preparing for the future, the solution </w:t>
+            </w:r>
+            <w:r>
+              <w:t>can</w:t>
+            </w:r>
+            <w:r>
+              <w:t xml:space="preserve"> adapt to changes in the</w:t>
             </w:r>
             <w:r>
               <w:t xml:space="preserve"> years to come. </w:t>
@@ -3801,7 +4967,15 @@
           </w:tcPr>
           <w:p>
             <w:r>
-              <w:t>The solution should be designed to mitigate downtime from crashes providing an uninterrupted service to users.</w:t>
+              <w:t xml:space="preserve">The solution should </w:t>
+            </w:r>
+            <w:proofErr w:type="gramStart"/>
+            <w:r>
+              <w:t>be designed</w:t>
+            </w:r>
+            <w:proofErr w:type="gramEnd"/>
+            <w:r>
+              <w:t xml:space="preserve"> to mitigate downtime from crashes providing an uninterrupted service to users.</w:t>
             </w:r>
           </w:p>
         </w:tc>
@@ -3811,7 +4985,31 @@
           </w:tcPr>
           <w:p>
             <w:r>
-              <w:t xml:space="preserve">When using a website, you would expect the website to be running and accessible all of the time, but that isn’t always the case. Websites will always experience downtime which is why it is important to mitigate downtime. By mitigating possible downtime, not only is the solution allowing users to access the website to continue normal tasks, but the solution is also providing a revenue stream from sales. </w:t>
+              <w:t xml:space="preserve">When using a website, you would expect the website to be running and accessible </w:t>
+            </w:r>
+            <w:proofErr w:type="gramStart"/>
+            <w:r>
+              <w:t>all of</w:t>
+            </w:r>
+            <w:proofErr w:type="gramEnd"/>
+            <w:r>
+              <w:t xml:space="preserve"> the time, but that </w:t>
+            </w:r>
+            <w:proofErr w:type="gramStart"/>
+            <w:r>
+              <w:t>isn’t</w:t>
+            </w:r>
+            <w:proofErr w:type="gramEnd"/>
+            <w:r>
+              <w:t xml:space="preserve"> always the case. Websites will always experience downtime which is why it is important to mitigate downtime. By mitigating </w:t>
+            </w:r>
+            <w:proofErr w:type="gramStart"/>
+            <w:r>
+              <w:t>possible downtime</w:t>
+            </w:r>
+            <w:proofErr w:type="gramEnd"/>
+            <w:r>
+              <w:t xml:space="preserve">, not only is the solution allowing users to access the website to continue normal tasks, but the solution is also providing a revenue stream from sales. </w:t>
             </w:r>
           </w:p>
         </w:tc>
@@ -3839,7 +5037,13 @@
           </w:tcPr>
           <w:p>
             <w:r>
-              <w:t xml:space="preserve">The solution should provide up to date information at all times. </w:t>
+              <w:t xml:space="preserve">The solution should </w:t>
+            </w:r>
+            <w:r>
+              <w:t>always provide up to date information</w:t>
+            </w:r>
+            <w:r>
+              <w:t xml:space="preserve">. </w:t>
             </w:r>
           </w:p>
         </w:tc>
@@ -3870,7 +5074,15 @@
           <w:p>
             <w:r>
               <w:lastRenderedPageBreak/>
-              <w:t xml:space="preserve">The solutions content, assents and information are checked weekly to ensure that information validity is correct. </w:t>
+              <w:t xml:space="preserve">The solutions content, assents and information </w:t>
+            </w:r>
+            <w:proofErr w:type="gramStart"/>
+            <w:r>
+              <w:t>are checked</w:t>
+            </w:r>
+            <w:proofErr w:type="gramEnd"/>
+            <w:r>
+              <w:t xml:space="preserve"> weekly to ensure that information validity is correct. </w:t>
             </w:r>
           </w:p>
         </w:tc>
@@ -4036,7 +5248,15 @@
           </w:tcPr>
           <w:p>
             <w:r>
-              <w:t>The navigation menu should be built for ease of use and functionality.</w:t>
+              <w:t xml:space="preserve">The navigation menu should </w:t>
+            </w:r>
+            <w:proofErr w:type="gramStart"/>
+            <w:r>
+              <w:t>be built</w:t>
+            </w:r>
+            <w:proofErr w:type="gramEnd"/>
+            <w:r>
+              <w:t xml:space="preserve"> for ease of use and functionality.</w:t>
             </w:r>
           </w:p>
         </w:tc>
@@ -4046,16 +5266,25 @@
           </w:tcPr>
           <w:p>
             <w:r>
-              <w:t xml:space="preserve">It is a basic necessity for a website </w:t>
+              <w:t xml:space="preserve">It is </w:t>
+            </w:r>
+            <w:r>
+              <w:t>a necessity</w:t>
+            </w:r>
+            <w:r>
+              <w:t xml:space="preserve"> for a website </w:t>
             </w:r>
             <w:r>
               <w:t xml:space="preserve">to ensure that the information within the </w:t>
             </w:r>
             <w:r>
-              <w:t xml:space="preserve">navigation menu matches the </w:t>
-            </w:r>
-            <w:r>
-              <w:t xml:space="preserve"> endpoints, which is why it is so important to ensure that all </w:t>
+              <w:t xml:space="preserve">navigation menu matches </w:t>
+            </w:r>
+            <w:r>
+              <w:t>the endpoints</w:t>
+            </w:r>
+            <w:r>
+              <w:t xml:space="preserve">, which is why it is so important to ensure that all </w:t>
             </w:r>
             <w:r>
               <w:t xml:space="preserve">navigation properties are correct and go to the intended place. </w:t>
@@ -4086,7 +5315,23 @@
           </w:tcPr>
           <w:p>
             <w:r>
-              <w:t xml:space="preserve">The solution must be built to handle errors in a way that a user can understand while being informative. </w:t>
+              <w:t xml:space="preserve">The solution must </w:t>
+            </w:r>
+            <w:proofErr w:type="gramStart"/>
+            <w:r>
+              <w:t>be built</w:t>
+            </w:r>
+            <w:proofErr w:type="gramEnd"/>
+            <w:r>
+              <w:t xml:space="preserve"> to </w:t>
+            </w:r>
+            <w:proofErr w:type="gramStart"/>
+            <w:r>
+              <w:t>handle</w:t>
+            </w:r>
+            <w:proofErr w:type="gramEnd"/>
+            <w:r>
+              <w:t xml:space="preserve"> errors in a way that a user can understand while being informative. </w:t>
             </w:r>
           </w:p>
         </w:tc>
@@ -4134,7 +5379,13 @@
           </w:tcPr>
           <w:p>
             <w:r>
-              <w:t xml:space="preserve">It is a basic necessity for a website to redirect users to correct webpages and endpoints, which is why it is so important to ensure that all navigation properties are correct and go to the intended place. </w:t>
+              <w:t xml:space="preserve">It is </w:t>
+            </w:r>
+            <w:r>
+              <w:t>a necessity</w:t>
+            </w:r>
+            <w:r>
+              <w:t xml:space="preserve"> for a website to redirect users to correct webpages and endpoints, which is why it is so important to ensure that all navigation properties are correct and go to the intended place. </w:t>
             </w:r>
           </w:p>
         </w:tc>
@@ -4276,14 +5527,14 @@
           </w:tcPr>
           <w:p>
             <w:r>
-              <w:t xml:space="preserve">All users have the right to access features to aid their ability in using a website. This is why it is imperative to ensure that users who have the need to use accessibility features have access to them. </w:t>
+              <w:t>All users have the right to access features to aid their ability in using a website. This is why it is imperative to ensure that users who have the need to use accessibility features have access to them. By providing these features, not only do</w:t>
+            </w:r>
+            <w:r>
+              <w:t xml:space="preserve">es the client’s </w:t>
             </w:r>
             <w:r>
               <w:lastRenderedPageBreak/>
-              <w:t>By providing these features, not only do</w:t>
-            </w:r>
-            <w:r>
-              <w:t>es the client’s website</w:t>
+              <w:t>website</w:t>
             </w:r>
             <w:r>
               <w:t xml:space="preserve"> become more accessible to those who need it; boosting potential customers, </w:t>
@@ -4300,7 +5551,15 @@
           <w:p>
             <w:r>
               <w:lastRenderedPageBreak/>
-              <w:t>No complaints about ability to utilise accessibility features.</w:t>
+              <w:t xml:space="preserve">No complaints about ability to </w:t>
+            </w:r>
+            <w:proofErr w:type="gramStart"/>
+            <w:r>
+              <w:t>utilise</w:t>
+            </w:r>
+            <w:proofErr w:type="gramEnd"/>
+            <w:r>
+              <w:t xml:space="preserve"> accessibility features.</w:t>
             </w:r>
           </w:p>
         </w:tc>
@@ -4312,7 +5571,13 @@
           </w:tcPr>
           <w:p>
             <w:r>
-              <w:t xml:space="preserve">The solution should function for the majority of common devices. </w:t>
+              <w:t xml:space="preserve">The solution should function for </w:t>
+            </w:r>
+            <w:r>
+              <w:t>most</w:t>
+            </w:r>
+            <w:r>
+              <w:t xml:space="preserve"> common devices. </w:t>
             </w:r>
           </w:p>
         </w:tc>
@@ -4322,7 +5587,35 @@
           </w:tcPr>
           <w:p>
             <w:r>
-              <w:t>To ensure that the majority of devices are supported, it is necessary to test that most devices in the consumer market works, so that there is no issues or complaints when it comes to compatibility.</w:t>
+              <w:t xml:space="preserve">To ensure that </w:t>
+            </w:r>
+            <w:r>
+              <w:t>most</w:t>
+            </w:r>
+            <w:r>
+              <w:t xml:space="preserve"> devices </w:t>
+            </w:r>
+            <w:proofErr w:type="gramStart"/>
+            <w:r>
+              <w:t>are supported</w:t>
+            </w:r>
+            <w:proofErr w:type="gramEnd"/>
+            <w:r>
+              <w:t xml:space="preserve">, it is necessary to </w:t>
+            </w:r>
+            <w:proofErr w:type="gramStart"/>
+            <w:r>
+              <w:t>test</w:t>
+            </w:r>
+            <w:proofErr w:type="gramEnd"/>
+            <w:r>
+              <w:t xml:space="preserve"> that most devices in the consumer market works, so that there </w:t>
+            </w:r>
+            <w:r>
+              <w:t>are</w:t>
+            </w:r>
+            <w:r>
+              <w:t xml:space="preserve"> no issues or complaints when it comes to compatibility.</w:t>
             </w:r>
           </w:p>
         </w:tc>
@@ -4338,7 +5631,15 @@
           <w:p/>
           <w:p>
             <w:r>
-              <w:t>No more then 10 complaints a week about issues with compatibility.</w:t>
+              <w:t xml:space="preserve">No more then </w:t>
+            </w:r>
+            <w:proofErr w:type="gramStart"/>
+            <w:r>
+              <w:t>10</w:t>
+            </w:r>
+            <w:proofErr w:type="gramEnd"/>
+            <w:r>
+              <w:t xml:space="preserve"> complaints a week about issues with compatibility.</w:t>
             </w:r>
           </w:p>
         </w:tc>
@@ -4360,10 +5661,24 @@
           </w:tcPr>
           <w:p>
             <w:r>
-              <w:t>With the age of digital technology growing, it is more and more important to include</w:t>
-            </w:r>
-            <w:r>
-              <w:t xml:space="preserve"> those who are not as fortunate to have the same abilities as most people. This is why the solution must have 3 sets of colour schemes. The default Light Mode, A Dark Mode for those who wish to have a dark mode preset and a High Contrast Mode for those who require the higher contrast content to see easier. By providing these options, a user who needs these features will have a better experience using the website. </w:t>
+              <w:t xml:space="preserve">With the age of digital technology growing, it is </w:t>
+            </w:r>
+            <w:r>
+              <w:t>increasingly</w:t>
+            </w:r>
+            <w:r>
+              <w:t xml:space="preserve"> important to include</w:t>
+            </w:r>
+            <w:r>
+              <w:t xml:space="preserve"> those who are not as fortunate to have the same abilities as most people. This is why the solution must have </w:t>
+            </w:r>
+            <w:proofErr w:type="gramStart"/>
+            <w:r>
+              <w:t>3</w:t>
+            </w:r>
+            <w:proofErr w:type="gramEnd"/>
+            <w:r>
+              <w:t xml:space="preserve"> sets of colour schemes. The default Light Mode, A Dark Mode for those who wish to have a dark mode preset and a High Contrast Mode for those who require the higher contrast content to see easier. By providing these options, a user who needs these features will have a better experience using the website. </w:t>
             </w:r>
           </w:p>
         </w:tc>
@@ -4384,26 +5699,101 @@
       <w:pPr>
         <w:pStyle w:val="Heading1"/>
       </w:pPr>
-      <w:bookmarkStart w:id="13" w:name="_Toc223962360"/>
-      <w:r>
+      <w:bookmarkStart w:id="13" w:name="_Toc224130669"/>
+      <w:r>
+        <w:lastRenderedPageBreak/>
         <w:t>Hierarchy Diagram</w:t>
       </w:r>
       <w:bookmarkEnd w:id="13"/>
+    </w:p>
+    <w:p>
+      <w:r>
+        <w:drawing>
+          <wp:inline distT="0" distB="0" distL="0" distR="0" wp14:anchorId="552A3448" wp14:editId="1B269129">
+            <wp:extent cx="5731510" cy="3024505"/>
+            <wp:effectExtent l="0" t="0" r="2540" b="4445"/>
+            <wp:docPr id="2052057628" name="Graphic 1"/>
+            <wp:cNvGraphicFramePr>
+              <a:graphicFrameLocks xmlns:a="http://schemas.openxmlformats.org/drawingml/2006/main" noChangeAspect="1"/>
+            </wp:cNvGraphicFramePr>
+            <a:graphic xmlns:a="http://schemas.openxmlformats.org/drawingml/2006/main">
+              <a:graphicData uri="http://schemas.openxmlformats.org/drawingml/2006/picture">
+                <pic:pic xmlns:pic="http://schemas.openxmlformats.org/drawingml/2006/picture">
+                  <pic:nvPicPr>
+                    <pic:cNvPr id="2052057628" name=""/>
+                    <pic:cNvPicPr/>
+                  </pic:nvPicPr>
+                  <pic:blipFill>
+                    <a:blip r:embed="rId7">
+                      <a:extLst>
+                        <a:ext uri="{96DAC541-7B7A-43D3-8B79-37D633B846F1}">
+                          <asvg:svgBlip xmlns:asvg="http://schemas.microsoft.com/office/drawing/2016/SVG/main" r:embed="rId8"/>
+                        </a:ext>
+                      </a:extLst>
+                    </a:blip>
+                    <a:stretch>
+                      <a:fillRect/>
+                    </a:stretch>
+                  </pic:blipFill>
+                  <pic:spPr>
+                    <a:xfrm>
+                      <a:off x="0" y="0"/>
+                      <a:ext cx="5731510" cy="3024505"/>
+                    </a:xfrm>
+                    <a:prstGeom prst="rect">
+                      <a:avLst/>
+                    </a:prstGeom>
+                  </pic:spPr>
+                </pic:pic>
+              </a:graphicData>
+            </a:graphic>
+          </wp:inline>
+        </w:drawing>
+      </w:r>
     </w:p>
     <w:p>
       <w:pPr>
         <w:pStyle w:val="Heading1"/>
       </w:pPr>
+      <w:bookmarkStart w:id="14" w:name="_Toc224130670"/>
       <w:r>
         <w:t>UI Considerations</w:t>
       </w:r>
+      <w:bookmarkEnd w:id="14"/>
     </w:p>
     <w:p>
-      <w:r>
-        <w:t>Some aspects that I have contemplated about for the design aspect of the website is the colour scheme and the assets; such as fonts and images. Initially, I w</w:t>
-      </w:r>
-      <w:r>
-        <w:t>ant to go for a Blue on Cream/Beige for the colour scheme as it symbolises a light, hearty environment and using some light shades of green, darker shades of yellow and brown to fit into the idea of animals, nature and the outdoors. I intend to use these colours to set a modern and professional design while keeping the idea of nature</w:t>
+      <w:proofErr w:type="gramStart"/>
+      <w:r>
+        <w:t>Some</w:t>
+      </w:r>
+      <w:proofErr w:type="gramEnd"/>
+      <w:r>
+        <w:t xml:space="preserve"> aspects that I have contemplated about for the design aspect of the website is the colour scheme and the </w:t>
+      </w:r>
+      <w:r>
+        <w:t>assets,</w:t>
+      </w:r>
+      <w:r>
+        <w:t xml:space="preserve"> such as fonts and images. Initially, I w</w:t>
+      </w:r>
+      <w:r>
+        <w:t xml:space="preserve">ant to go for a Blue on Cream/Beige for the colour scheme as it symbolises a light, hearty environment and using </w:t>
+      </w:r>
+      <w:proofErr w:type="gramStart"/>
+      <w:r>
+        <w:t>some</w:t>
+      </w:r>
+      <w:proofErr w:type="gramEnd"/>
+      <w:r>
+        <w:t xml:space="preserve"> light shades of green, darker shades of yellow and brown to fit into the idea of animals, </w:t>
+      </w:r>
+      <w:proofErr w:type="gramStart"/>
+      <w:r>
+        <w:t>nature</w:t>
+      </w:r>
+      <w:proofErr w:type="gramEnd"/>
+      <w:r>
+        <w:t xml:space="preserve"> and the outdoors. I intend to use these colours to set a modern and professional design while keeping the idea of nature</w:t>
       </w:r>
       <w:r>
         <w:t xml:space="preserve"> and the outdoors. I intend to use </w:t>
@@ -4422,18 +5812,21 @@
       <w:pPr>
         <w:pStyle w:val="Heading1"/>
       </w:pPr>
-      <w:r>
-        <w:lastRenderedPageBreak/>
+      <w:bookmarkStart w:id="15" w:name="_Toc224130671"/>
+      <w:r>
         <w:t>Security Considerations and Risk Mitigation</w:t>
       </w:r>
+      <w:bookmarkEnd w:id="15"/>
     </w:p>
     <w:p>
       <w:pPr>
         <w:pStyle w:val="Heading2"/>
       </w:pPr>
+      <w:bookmarkStart w:id="16" w:name="_Toc224130672"/>
       <w:r>
         <w:t>Risk Management Plan</w:t>
       </w:r>
+      <w:bookmarkEnd w:id="16"/>
     </w:p>
     <w:tbl>
       <w:tblPr>
@@ -4537,7 +5930,39 @@
           </w:tcPr>
           <w:p>
             <w:r>
-              <w:t>Use forced HTTPS with SSL/TLS certificates to ensure that data is encrypted end-to-end, making it unreadable to attackers. You many also use Certificate Pinning to prevent attackers from using forged certificates. In turn, this will ensure that data being transmitted cannot be intercepted.</w:t>
+              <w:t xml:space="preserve">Use forced HTTPS with SSL/TLS certificates to ensure that data </w:t>
+            </w:r>
+            <w:proofErr w:type="gramStart"/>
+            <w:r>
+              <w:t>is encrypted</w:t>
+            </w:r>
+            <w:proofErr w:type="gramEnd"/>
+            <w:r>
+              <w:t xml:space="preserve"> end-to-end, making it unreadable to attackers. You </w:t>
+            </w:r>
+            <w:proofErr w:type="gramStart"/>
+            <w:r>
+              <w:t>many</w:t>
+            </w:r>
+            <w:proofErr w:type="gramEnd"/>
+            <w:r>
+              <w:t xml:space="preserve"> also use Certificate Pinning to prevent attackers from using forged certificates. In turn, this will ensure that data </w:t>
+            </w:r>
+            <w:proofErr w:type="gramStart"/>
+            <w:r>
+              <w:t>being transmitted</w:t>
+            </w:r>
+            <w:proofErr w:type="gramEnd"/>
+            <w:r>
+              <w:t xml:space="preserve"> cannot </w:t>
+            </w:r>
+            <w:proofErr w:type="gramStart"/>
+            <w:r>
+              <w:t>be intercepted</w:t>
+            </w:r>
+            <w:proofErr w:type="gramEnd"/>
+            <w:r>
+              <w:t>.</w:t>
             </w:r>
           </w:p>
         </w:tc>
@@ -4569,7 +5994,27 @@
           </w:tcPr>
           <w:p>
             <w:r>
-              <w:t>Use Account lockouts and rate limiting in combination with Multi Factor Authentication to prevent a bad actor from brute force attacks. In turn, this will make credential guessing much harder, but theoretically not impossible.</w:t>
+              <w:t xml:space="preserve">Use Account lockouts and rate limiting in combination with Multi Factor Authentication to prevent a bad actor from brute force </w:t>
+            </w:r>
+            <w:r>
+              <w:lastRenderedPageBreak/>
+              <w:t xml:space="preserve">attacks. In turn, this will make credential guessing </w:t>
+            </w:r>
+            <w:proofErr w:type="gramStart"/>
+            <w:r>
+              <w:t>much</w:t>
+            </w:r>
+            <w:proofErr w:type="gramEnd"/>
+            <w:r>
+              <w:t xml:space="preserve"> harder, but theoretically </w:t>
+            </w:r>
+            <w:proofErr w:type="gramStart"/>
+            <w:r>
+              <w:t>not impossible</w:t>
+            </w:r>
+            <w:proofErr w:type="gramEnd"/>
+            <w:r>
+              <w:t>.</w:t>
             </w:r>
           </w:p>
         </w:tc>
@@ -4581,6 +6026,7 @@
           </w:tcPr>
           <w:p>
             <w:r>
+              <w:lastRenderedPageBreak/>
               <w:t>R4</w:t>
             </w:r>
           </w:p>
@@ -4601,7 +6047,47 @@
           </w:tcPr>
           <w:p>
             <w:r>
-              <w:t xml:space="preserve">Use Rate Limiting to control the number of requests the solution’s server will accept in a given timeframe. This can prevent the solution’s server from being overwhelmed by excessive requests from a single source. In turn, the effect of a DDoS attack can be significantly reduced. </w:t>
+              <w:t xml:space="preserve">Use Rate Limiting to control the number of requests the solution’s server will accept </w:t>
+            </w:r>
+            <w:proofErr w:type="gramStart"/>
+            <w:r>
+              <w:t>in a given</w:t>
+            </w:r>
+            <w:proofErr w:type="gramEnd"/>
+            <w:r>
+              <w:t xml:space="preserve"> </w:t>
+            </w:r>
+            <w:proofErr w:type="gramStart"/>
+            <w:r>
+              <w:t>timeframe</w:t>
+            </w:r>
+            <w:proofErr w:type="gramEnd"/>
+            <w:r>
+              <w:t xml:space="preserve">. This can prevent the solution’s server from </w:t>
+            </w:r>
+            <w:proofErr w:type="gramStart"/>
+            <w:r>
+              <w:t>being overwhelmed</w:t>
+            </w:r>
+            <w:proofErr w:type="gramEnd"/>
+            <w:r>
+              <w:t xml:space="preserve"> by excessive requests from </w:t>
+            </w:r>
+            <w:proofErr w:type="gramStart"/>
+            <w:r>
+              <w:t>a single source</w:t>
+            </w:r>
+            <w:proofErr w:type="gramEnd"/>
+            <w:r>
+              <w:t xml:space="preserve">. In turn, the effect of a DDoS attack can </w:t>
+            </w:r>
+            <w:proofErr w:type="gramStart"/>
+            <w:r>
+              <w:t>be significantly reduced</w:t>
+            </w:r>
+            <w:proofErr w:type="gramEnd"/>
+            <w:r>
+              <w:t xml:space="preserve">. </w:t>
             </w:r>
           </w:p>
         </w:tc>
@@ -4780,7 +6266,15 @@
               <w:t>Use fall-back options, such as</w:t>
             </w:r>
             <w:r>
-              <w:t xml:space="preserve"> communication buffers. Communication buffers allow you to notify customers if an issue is at hand. For example, an automated delay notification can be used if a</w:t>
+              <w:t xml:space="preserve"> communication buffers. Communication buffers allow you to notify customers if an issue is at hand. For example, an automated delay notification can </w:t>
+            </w:r>
+            <w:proofErr w:type="gramStart"/>
+            <w:r>
+              <w:t>be used</w:t>
+            </w:r>
+            <w:proofErr w:type="gramEnd"/>
+            <w:r>
+              <w:t xml:space="preserve"> if a</w:t>
             </w:r>
             <w:r>
               <w:t xml:space="preserve"> feature</w:t>
@@ -4877,7 +6371,6 @@
           </w:tcPr>
           <w:p>
             <w:r>
-              <w:lastRenderedPageBreak/>
               <w:t>R14</w:t>
             </w:r>
           </w:p>
@@ -4930,9 +6423,11 @@
       <w:pPr>
         <w:pStyle w:val="Heading2"/>
       </w:pPr>
+      <w:bookmarkStart w:id="17" w:name="_Toc224130673"/>
       <w:r>
         <w:t>Risk Matrix</w:t>
       </w:r>
+      <w:bookmarkEnd w:id="17"/>
     </w:p>
     <w:tbl>
       <w:tblPr>
@@ -5203,10 +6698,7 @@
           </w:tcPr>
           <w:p>
             <w:r>
-              <w:t xml:space="preserve">R8, </w:t>
-            </w:r>
-            <w:r>
-              <w:t>R11</w:t>
+              <w:t>R8, R11</w:t>
             </w:r>
           </w:p>
         </w:tc>
@@ -5232,9 +6724,11 @@
       <w:pPr>
         <w:pStyle w:val="Heading1"/>
       </w:pPr>
+      <w:bookmarkStart w:id="18" w:name="_Toc224130674"/>
       <w:r>
         <w:t>Legal and Regulatory Guidelines</w:t>
       </w:r>
+      <w:bookmarkEnd w:id="18"/>
     </w:p>
     <w:tbl>
       <w:tblPr>
@@ -5323,10 +6817,62 @@
           </w:tcPr>
           <w:p>
             <w:r>
-              <w:t>When handling large amounts of user accounts, customer data and booking information, the solution must adhere to the regulatory guidelines around data protection to ensure that data is not mishandled. The DPA and GDPR regulations govern how data is pro</w:t>
-            </w:r>
-            <w:r>
-              <w:t>tected under fundamental rights and freedoms, and provides regulations on how data can be stored, processed, used and received. It is imperative to follow as the solution will be handing sensitive data such as Billing Information, Names, Addresses and Orders. The compliance with the DPA and GDPR regulations will help ensure that data security is at an industry standard level.</w:t>
+              <w:t xml:space="preserve">When </w:t>
+            </w:r>
+            <w:proofErr w:type="gramStart"/>
+            <w:r>
+              <w:t>handling</w:t>
+            </w:r>
+            <w:proofErr w:type="gramEnd"/>
+            <w:r>
+              <w:t xml:space="preserve"> </w:t>
+            </w:r>
+            <w:proofErr w:type="gramStart"/>
+            <w:r>
+              <w:t>large amounts</w:t>
+            </w:r>
+            <w:proofErr w:type="gramEnd"/>
+            <w:r>
+              <w:t xml:space="preserve"> of user accounts, customer data and booking information, the solution must adhere to the regulatory </w:t>
+            </w:r>
+            <w:r>
+              <w:lastRenderedPageBreak/>
+              <w:t xml:space="preserve">guidelines around data protection to ensure that data </w:t>
+            </w:r>
+            <w:proofErr w:type="gramStart"/>
+            <w:r>
+              <w:t>is not mishandled</w:t>
+            </w:r>
+            <w:proofErr w:type="gramEnd"/>
+            <w:r>
+              <w:t xml:space="preserve">. The DPA and GDPR regulations govern how data </w:t>
+            </w:r>
+            <w:proofErr w:type="gramStart"/>
+            <w:r>
+              <w:t>is pro</w:t>
+            </w:r>
+            <w:r>
+              <w:t>tected</w:t>
+            </w:r>
+            <w:proofErr w:type="gramEnd"/>
+            <w:r>
+              <w:t xml:space="preserve"> under fundamental rights and freedoms, and provides regulations on how data can </w:t>
+            </w:r>
+            <w:proofErr w:type="gramStart"/>
+            <w:r>
+              <w:t>be stored</w:t>
+            </w:r>
+            <w:proofErr w:type="gramEnd"/>
+            <w:r>
+              <w:t xml:space="preserve">, processed, </w:t>
+            </w:r>
+            <w:proofErr w:type="gramStart"/>
+            <w:r>
+              <w:t>used</w:t>
+            </w:r>
+            <w:proofErr w:type="gramEnd"/>
+            <w:r>
+              <w:t xml:space="preserve"> and received. It is imperative to follow as the solution will be handing sensitive data such as Billing Information, Names, Addresses and Orders. The compliance with the DPA and GDPR regulations will help ensure that data security is at an industry standard level.</w:t>
             </w:r>
           </w:p>
         </w:tc>
@@ -5338,6 +6884,7 @@
           </w:tcPr>
           <w:p>
             <w:r>
+              <w:lastRenderedPageBreak/>
               <w:t>Web Content Accessibility Guidelines (WCAG)</w:t>
             </w:r>
           </w:p>
@@ -5348,10 +6895,34 @@
           </w:tcPr>
           <w:p>
             <w:r>
-              <w:t>With the vast number of users that are expected to use this solution, it is imperative that the website is made with accessibility standards in mind. WCAG provides expected features that</w:t>
-            </w:r>
-            <w:r>
-              <w:t xml:space="preserve"> should be implemented to ensure that the solution provides users with an equal opportunity for the client to grow their customer base. </w:t>
+              <w:t xml:space="preserve">With the vast number of users that </w:t>
+            </w:r>
+            <w:proofErr w:type="gramStart"/>
+            <w:r>
+              <w:t>are expected</w:t>
+            </w:r>
+            <w:proofErr w:type="gramEnd"/>
+            <w:r>
+              <w:t xml:space="preserve"> to use this solution, it is imperative that the website </w:t>
+            </w:r>
+            <w:proofErr w:type="gramStart"/>
+            <w:r>
+              <w:t>is made</w:t>
+            </w:r>
+            <w:proofErr w:type="gramEnd"/>
+            <w:r>
+              <w:t xml:space="preserve"> with accessibility standards in mind. WCAG provides expected features that</w:t>
+            </w:r>
+            <w:r>
+              <w:t xml:space="preserve"> should </w:t>
+            </w:r>
+            <w:proofErr w:type="gramStart"/>
+            <w:r>
+              <w:t>be implemented</w:t>
+            </w:r>
+            <w:proofErr w:type="gramEnd"/>
+            <w:r>
+              <w:t xml:space="preserve"> to ensure that the solution provides users with an equal opportunity for the client to grow their customer base. </w:t>
             </w:r>
           </w:p>
         </w:tc>
@@ -5373,7 +6944,106 @@
           </w:tcPr>
           <w:p>
             <w:r>
-              <w:t>The website will feature a privacy policy and terms of conditions to ensure that the user accessing the website understands how the solution will use their data, and agrees to their data being processed for these purposes. Furthermore, this allows the client to prohibit acts against their terms and conditions, allowing the client to barr users from using the website.</w:t>
+              <w:t xml:space="preserve">The website will feature a privacy policy and terms of conditions to ensure that the user accessing the website understands how the solution will use their </w:t>
+            </w:r>
+            <w:r>
+              <w:t>data and</w:t>
+            </w:r>
+            <w:r>
+              <w:t xml:space="preserve"> agrees to their data </w:t>
+            </w:r>
+            <w:proofErr w:type="gramStart"/>
+            <w:r>
+              <w:t>being processed</w:t>
+            </w:r>
+            <w:proofErr w:type="gramEnd"/>
+            <w:r>
+              <w:t xml:space="preserve"> for these purposes. Furthermore, this allows the client to prohibit acts against their terms and conditions, allowing the client to barr users from using the website.</w:t>
+            </w:r>
+          </w:p>
+        </w:tc>
+      </w:tr>
+      <w:tr>
+        <w:tc>
+          <w:tcPr>
+            <w:tcW w:w="4508" w:type="dxa"/>
+          </w:tcPr>
+          <w:p>
+            <w:r>
+              <w:t>Consumer Rights Act of 2015</w:t>
+            </w:r>
+          </w:p>
+        </w:tc>
+        <w:tc>
+          <w:tcPr>
+            <w:tcW w:w="4508" w:type="dxa"/>
+          </w:tcPr>
+          <w:p>
+            <w:r>
+              <w:t xml:space="preserve">When operating a business that takes in money for goods and services, the customer has basic rights when it comes to purchases. The legislation gives consumers </w:t>
+            </w:r>
+            <w:r>
+              <w:t>with new rights regarding goods</w:t>
+            </w:r>
+            <w:r>
+              <w:t xml:space="preserve"> </w:t>
+            </w:r>
+            <w:r>
+              <w:t xml:space="preserve">with new rights regarding goods, digital content, and services. </w:t>
+            </w:r>
+            <w:r>
+              <w:t>The</w:t>
+            </w:r>
+            <w:r>
+              <w:t xml:space="preserve"> aims to ensure fair treatment </w:t>
+            </w:r>
+            <w:r>
+              <w:t xml:space="preserve">and it is imperative to comply with this law. </w:t>
+            </w:r>
+          </w:p>
+        </w:tc>
+      </w:tr>
+      <w:tr>
+        <w:tc>
+          <w:tcPr>
+            <w:tcW w:w="4508" w:type="dxa"/>
+          </w:tcPr>
+          <w:p>
+            <w:r>
+              <w:t>T</w:t>
+            </w:r>
+            <w:r>
+              <w:t>he Welfare of Farmed Animals</w:t>
+            </w:r>
+            <w:r>
+              <w:t xml:space="preserve"> </w:t>
+            </w:r>
+            <w:r>
+              <w:t>Regulations 2007</w:t>
+            </w:r>
+          </w:p>
+        </w:tc>
+        <w:tc>
+          <w:tcPr>
+            <w:tcW w:w="4508" w:type="dxa"/>
+          </w:tcPr>
+          <w:p>
+            <w:r>
+              <w:t xml:space="preserve">As the client’s business </w:t>
+            </w:r>
+            <w:proofErr w:type="gramStart"/>
+            <w:r>
+              <w:t>handles</w:t>
+            </w:r>
+            <w:proofErr w:type="gramEnd"/>
+            <w:r>
+              <w:t xml:space="preserve"> the goods from farmed animals, the solution must also follow legislation when it comes to the welfare of those animals. The law </w:t>
+            </w:r>
+            <w:r>
+              <w:t>includes duties for animal owners to meet the physical and psychological needs of their animals</w:t>
+            </w:r>
+            <w:r>
+              <w:t xml:space="preserve">, meaning that the client must ensure that the farmers and food producers comply to this legislation. </w:t>
             </w:r>
           </w:p>
         </w:tc>
@@ -5393,7 +7063,7 @@
 </file>
 
 <file path=word/numbering.xml><?xml version="1.0" encoding="utf-8"?>
-<w:numbering xmlns:wpc="http://schemas.microsoft.com/office/word/2010/wordprocessingCanvas" xmlns:cx="http://schemas.microsoft.com/office/drawing/2014/chartex" xmlns:cx1="http://schemas.microsoft.com/office/drawing/2015/9/8/chartex" xmlns:cx2="http://schemas.microsoft.com/office/drawing/2015/10/21/chartex" xmlns:cx3="http://schemas.microsoft.com/office/drawing/2016/5/9/chartex" xmlns:cx4="http://schemas.microsoft.com/office/drawing/2016/5/10/chartex" xmlns:cx5="http://schemas.microsoft.com/office/drawing/2016/5/11/chartex" xmlns:cx6="http://schemas.microsoft.com/office/drawing/2016/5/12/chartex" xmlns:cx7="http://schemas.microsoft.com/office/drawing/2016/5/13/chartex" xmlns:cx8="http://schemas.microsoft.com/office/drawing/2016/5/14/chartex" xmlns:mc="http://schemas.openxmlformats.org/markup-compatibility/2006" xmlns:aink="http://schemas.microsoft.com/office/drawing/2016/ink" xmlns:am3d="http://schemas.microsoft.com/office/drawing/2017/model3d" xmlns:o="urn:schemas-microsoft-com:office:office" xmlns:r="http://schemas.openxmlformats.org/officeDocument/2006/relationships" xmlns:m="http://schemas.openxmlformats.org/officeDocument/2006/math" xmlns:v="urn:schemas-microsoft-com:vml" xmlns:wp14="http://schemas.microsoft.com/office/word/2010/wordprocessingDrawing" xmlns:wp="http://schemas.openxmlformats.org/drawingml/2006/wordprocessingDrawing" xmlns:w10="urn:schemas-microsoft-com:office:word" xmlns:w="http://schemas.openxmlformats.org/wordprocessingml/2006/main" xmlns:w14="http://schemas.microsoft.com/office/word/2010/wordml" xmlns:w15="http://schemas.microsoft.com/office/word/2012/wordml" xmlns:w16cex="http://schemas.microsoft.com/office/word/2018/wordml/cex" xmlns:w16cid="http://schemas.microsoft.com/office/word/2016/wordml/cid" xmlns:w16="http://schemas.microsoft.com/office/word/2018/wordml" xmlns:w16sdtdh="http://schemas.microsoft.com/office/word/2020/wordml/sdtdatahash" xmlns:w16se="http://schemas.microsoft.com/office/word/2015/wordml/symex" xmlns:wpg="http://schemas.microsoft.com/office/word/2010/wordprocessingGroup" xmlns:wpi="http://schemas.microsoft.com/office/word/2010/wordprocessingInk" xmlns:wne="http://schemas.microsoft.com/office/word/2006/wordml" xmlns:wps="http://schemas.microsoft.com/office/word/2010/wordprocessingShape" mc:Ignorable="w14 w15 w16se w16cid w16 w16cex w16sdtdh wp14">
+<w:numbering xmlns:wpc="http://schemas.microsoft.com/office/word/2010/wordprocessingCanvas" xmlns:cx="http://schemas.microsoft.com/office/drawing/2014/chartex" xmlns:cx1="http://schemas.microsoft.com/office/drawing/2015/9/8/chartex" xmlns:cx2="http://schemas.microsoft.com/office/drawing/2015/10/21/chartex" xmlns:cx3="http://schemas.microsoft.com/office/drawing/2016/5/9/chartex" xmlns:cx4="http://schemas.microsoft.com/office/drawing/2016/5/10/chartex" xmlns:cx5="http://schemas.microsoft.com/office/drawing/2016/5/11/chartex" xmlns:cx6="http://schemas.microsoft.com/office/drawing/2016/5/12/chartex" xmlns:cx7="http://schemas.microsoft.com/office/drawing/2016/5/13/chartex" xmlns:cx8="http://schemas.microsoft.com/office/drawing/2016/5/14/chartex" xmlns:mc="http://schemas.openxmlformats.org/markup-compatibility/2006" xmlns:aink="http://schemas.microsoft.com/office/drawing/2016/ink" xmlns:am3d="http://schemas.microsoft.com/office/drawing/2017/model3d" xmlns:o="urn:schemas-microsoft-com:office:office" xmlns:oel="http://schemas.microsoft.com/office/2019/extlst" xmlns:r="http://schemas.openxmlformats.org/officeDocument/2006/relationships" xmlns:m="http://schemas.openxmlformats.org/officeDocument/2006/math" xmlns:v="urn:schemas-microsoft-com:vml" xmlns:wp14="http://schemas.microsoft.com/office/word/2010/wordprocessingDrawing" xmlns:wp="http://schemas.openxmlformats.org/drawingml/2006/wordprocessingDrawing" xmlns:w10="urn:schemas-microsoft-com:office:word" xmlns:w="http://schemas.openxmlformats.org/wordprocessingml/2006/main" xmlns:w14="http://schemas.microsoft.com/office/word/2010/wordml" xmlns:w15="http://schemas.microsoft.com/office/word/2012/wordml" xmlns:w16cex="http://schemas.microsoft.com/office/word/2018/wordml/cex" xmlns:w16cid="http://schemas.microsoft.com/office/word/2016/wordml/cid" xmlns:w16="http://schemas.microsoft.com/office/word/2018/wordml" xmlns:w16du="http://schemas.microsoft.com/office/word/2023/wordml/word16du" xmlns:w16sdtdh="http://schemas.microsoft.com/office/word/2020/wordml/sdtdatahash" xmlns:w16sdtfl="http://schemas.microsoft.com/office/word/2024/wordml/sdtformatlock" xmlns:w16se="http://schemas.microsoft.com/office/word/2015/wordml/symex" xmlns:wpg="http://schemas.microsoft.com/office/word/2010/wordprocessingGroup" xmlns:wpi="http://schemas.microsoft.com/office/word/2010/wordprocessingInk" xmlns:wne="http://schemas.microsoft.com/office/word/2006/wordml" xmlns:wps="http://schemas.microsoft.com/office/word/2010/wordprocessingShape" mc:Ignorable="w14 w15 w16se w16cid w16 w16cex w16sdtdh w16sdtfl w16du wp14">
   <w:abstractNum w:abstractNumId="0" w15:restartNumberingAfterBreak="0">
     <w:nsid w:val="0981439C"/>
     <w:multiLevelType w:val="hybridMultilevel"/>
@@ -5619,17 +7289,17 @@
       </w:rPr>
     </w:lvl>
   </w:abstractNum>
-  <w:num w:numId="1">
+  <w:num w:numId="1" w16cid:durableId="280453531">
     <w:abstractNumId w:val="1"/>
   </w:num>
-  <w:num w:numId="2">
+  <w:num w:numId="2" w16cid:durableId="487668551">
     <w:abstractNumId w:val="0"/>
   </w:num>
 </w:numbering>
 </file>
 
 <file path=word/styles.xml><?xml version="1.0" encoding="utf-8"?>
-<w:styles xmlns:mc="http://schemas.openxmlformats.org/markup-compatibility/2006" xmlns:r="http://schemas.openxmlformats.org/officeDocument/2006/relationships" xmlns:w="http://schemas.openxmlformats.org/wordprocessingml/2006/main" xmlns:w14="http://schemas.microsoft.com/office/word/2010/wordml" xmlns:w15="http://schemas.microsoft.com/office/word/2012/wordml" xmlns:w16cex="http://schemas.microsoft.com/office/word/2018/wordml/cex" xmlns:w16cid="http://schemas.microsoft.com/office/word/2016/wordml/cid" xmlns:w16="http://schemas.microsoft.com/office/word/2018/wordml" xmlns:w16sdtdh="http://schemas.microsoft.com/office/word/2020/wordml/sdtdatahash" xmlns:w16se="http://schemas.microsoft.com/office/word/2015/wordml/symex" mc:Ignorable="w14 w15 w16se w16cid w16 w16cex w16sdtdh">
+<w:styles xmlns:mc="http://schemas.openxmlformats.org/markup-compatibility/2006" xmlns:r="http://schemas.openxmlformats.org/officeDocument/2006/relationships" xmlns:w="http://schemas.openxmlformats.org/wordprocessingml/2006/main" xmlns:w14="http://schemas.microsoft.com/office/word/2010/wordml" xmlns:w15="http://schemas.microsoft.com/office/word/2012/wordml" xmlns:w16cex="http://schemas.microsoft.com/office/word/2018/wordml/cex" xmlns:w16cid="http://schemas.microsoft.com/office/word/2016/wordml/cid" xmlns:w16="http://schemas.microsoft.com/office/word/2018/wordml" xmlns:w16du="http://schemas.microsoft.com/office/word/2023/wordml/word16du" xmlns:w16sdtdh="http://schemas.microsoft.com/office/word/2020/wordml/sdtdatahash" xmlns:w16sdtfl="http://schemas.microsoft.com/office/word/2024/wordml/sdtformatlock" xmlns:w16se="http://schemas.microsoft.com/office/word/2015/wordml/symex" mc:Ignorable="w14 w15 w16se w16cid w16 w16cex w16sdtdh w16sdtfl w16du">
   <w:docDefaults>
     <w:rPrDefault>
       <w:rPr>
@@ -6073,7 +7743,6 @@
   <w:style w:type="character" w:default="1" w:styleId="DefaultParagraphFont">
     <w:name w:val="Default Paragraph Font"/>
     <w:uiPriority w:val="1"/>
-    <w:semiHidden/>
     <w:unhideWhenUsed/>
   </w:style>
   <w:style w:type="table" w:default="1" w:styleId="TableNormal">
@@ -6233,7 +7902,7 @@
 </file>
 
 <file path=word/glossary/document.xml><?xml version="1.0" encoding="utf-8"?>
-<w:glossaryDocument xmlns:wpc="http://schemas.microsoft.com/office/word/2010/wordprocessingCanvas" xmlns:cx="http://schemas.microsoft.com/office/drawing/2014/chartex" xmlns:cx1="http://schemas.microsoft.com/office/drawing/2015/9/8/chartex" xmlns:cx2="http://schemas.microsoft.com/office/drawing/2015/10/21/chartex" xmlns:cx3="http://schemas.microsoft.com/office/drawing/2016/5/9/chartex" xmlns:cx4="http://schemas.microsoft.com/office/drawing/2016/5/10/chartex" xmlns:cx5="http://schemas.microsoft.com/office/drawing/2016/5/11/chartex" xmlns:cx6="http://schemas.microsoft.com/office/drawing/2016/5/12/chartex" xmlns:cx7="http://schemas.microsoft.com/office/drawing/2016/5/13/chartex" xmlns:cx8="http://schemas.microsoft.com/office/drawing/2016/5/14/chartex" xmlns:mc="http://schemas.openxmlformats.org/markup-compatibility/2006" xmlns:aink="http://schemas.microsoft.com/office/drawing/2016/ink" xmlns:am3d="http://schemas.microsoft.com/office/drawing/2017/model3d" xmlns:o="urn:schemas-microsoft-com:office:office" xmlns:r="http://schemas.openxmlformats.org/officeDocument/2006/relationships" xmlns:m="http://schemas.openxmlformats.org/officeDocument/2006/math" xmlns:v="urn:schemas-microsoft-com:vml" xmlns:wp14="http://schemas.microsoft.com/office/word/2010/wordprocessingDrawing" xmlns:wp="http://schemas.openxmlformats.org/drawingml/2006/wordprocessingDrawing" xmlns:w10="urn:schemas-microsoft-com:office:word" xmlns:w="http://schemas.openxmlformats.org/wordprocessingml/2006/main" xmlns:w14="http://schemas.microsoft.com/office/word/2010/wordml" xmlns:w15="http://schemas.microsoft.com/office/word/2012/wordml" xmlns:w16cex="http://schemas.microsoft.com/office/word/2018/wordml/cex" xmlns:w16cid="http://schemas.microsoft.com/office/word/2016/wordml/cid" xmlns:w16="http://schemas.microsoft.com/office/word/2018/wordml" xmlns:w16sdtdh="http://schemas.microsoft.com/office/word/2020/wordml/sdtdatahash" xmlns:w16se="http://schemas.microsoft.com/office/word/2015/wordml/symex" xmlns:wpg="http://schemas.microsoft.com/office/word/2010/wordprocessingGroup" xmlns:wpi="http://schemas.microsoft.com/office/word/2010/wordprocessingInk" xmlns:wne="http://schemas.microsoft.com/office/word/2006/wordml" xmlns:wps="http://schemas.microsoft.com/office/word/2010/wordprocessingShape" mc:Ignorable="w14 w15 w16se w16cid w16 w16cex w16sdtdh wp14">
+<w:glossaryDocument xmlns:wpc="http://schemas.microsoft.com/office/word/2010/wordprocessingCanvas" xmlns:cx="http://schemas.microsoft.com/office/drawing/2014/chartex" xmlns:cx1="http://schemas.microsoft.com/office/drawing/2015/9/8/chartex" xmlns:cx2="http://schemas.microsoft.com/office/drawing/2015/10/21/chartex" xmlns:cx3="http://schemas.microsoft.com/office/drawing/2016/5/9/chartex" xmlns:cx4="http://schemas.microsoft.com/office/drawing/2016/5/10/chartex" xmlns:cx5="http://schemas.microsoft.com/office/drawing/2016/5/11/chartex" xmlns:cx6="http://schemas.microsoft.com/office/drawing/2016/5/12/chartex" xmlns:cx7="http://schemas.microsoft.com/office/drawing/2016/5/13/chartex" xmlns:cx8="http://schemas.microsoft.com/office/drawing/2016/5/14/chartex" xmlns:mc="http://schemas.openxmlformats.org/markup-compatibility/2006" xmlns:aink="http://schemas.microsoft.com/office/drawing/2016/ink" xmlns:am3d="http://schemas.microsoft.com/office/drawing/2017/model3d" xmlns:o="urn:schemas-microsoft-com:office:office" xmlns:oel="http://schemas.microsoft.com/office/2019/extlst" xmlns:r="http://schemas.openxmlformats.org/officeDocument/2006/relationships" xmlns:m="http://schemas.openxmlformats.org/officeDocument/2006/math" xmlns:v="urn:schemas-microsoft-com:vml" xmlns:wp14="http://schemas.microsoft.com/office/word/2010/wordprocessingDrawing" xmlns:wp="http://schemas.openxmlformats.org/drawingml/2006/wordprocessingDrawing" xmlns:w10="urn:schemas-microsoft-com:office:word" xmlns:w="http://schemas.openxmlformats.org/wordprocessingml/2006/main" xmlns:w14="http://schemas.microsoft.com/office/word/2010/wordml" xmlns:w15="http://schemas.microsoft.com/office/word/2012/wordml" xmlns:w16cex="http://schemas.microsoft.com/office/word/2018/wordml/cex" xmlns:w16cid="http://schemas.microsoft.com/office/word/2016/wordml/cid" xmlns:w16="http://schemas.microsoft.com/office/word/2018/wordml" xmlns:w16du="http://schemas.microsoft.com/office/word/2023/wordml/word16du" xmlns:w16sdtdh="http://schemas.microsoft.com/office/word/2020/wordml/sdtdatahash" xmlns:w16sdtfl="http://schemas.microsoft.com/office/word/2024/wordml/sdtformatlock" xmlns:w16se="http://schemas.microsoft.com/office/word/2015/wordml/symex" xmlns:wpg="http://schemas.microsoft.com/office/word/2010/wordprocessingGroup" xmlns:wpi="http://schemas.microsoft.com/office/word/2010/wordprocessingInk" xmlns:wne="http://schemas.microsoft.com/office/word/2006/wordml" xmlns:wps="http://schemas.microsoft.com/office/word/2010/wordprocessingShape" mc:Ignorable="w14 w15 w16se w16cid w16 w16cex w16sdtdh w16sdtfl w16du wp14">
   <w:docParts>
     <w:docPart>
       <w:docPartPr>
@@ -6259,7 +7928,7 @@
             <w:rPr>
               <w:rFonts w:asciiTheme="majorHAnsi" w:eastAsiaTheme="majorEastAsia" w:hAnsiTheme="majorHAnsi" w:cstheme="majorBidi"/>
               <w:caps/>
-              <w:color w:val="4472C4" w:themeColor="accent1"/>
+              <w:color w:val="156082" w:themeColor="accent1"/>
               <w:sz w:val="80"/>
               <w:szCs w:val="80"/>
             </w:rPr>
@@ -6290,7 +7959,7 @@
           </w:pPr>
           <w:r>
             <w:rPr>
-              <w:color w:val="4472C4" w:themeColor="accent1"/>
+              <w:color w:val="156082" w:themeColor="accent1"/>
               <w:sz w:val="28"/>
               <w:szCs w:val="28"/>
             </w:rPr>
@@ -6304,7 +7973,7 @@
 </file>
 
 <file path=word/glossary/fontTable.xml><?xml version="1.0" encoding="utf-8"?>
-<w:fonts xmlns:mc="http://schemas.openxmlformats.org/markup-compatibility/2006" xmlns:r="http://schemas.openxmlformats.org/officeDocument/2006/relationships" xmlns:w="http://schemas.openxmlformats.org/wordprocessingml/2006/main" xmlns:w14="http://schemas.microsoft.com/office/word/2010/wordml" xmlns:w15="http://schemas.microsoft.com/office/word/2012/wordml" xmlns:w16cex="http://schemas.microsoft.com/office/word/2018/wordml/cex" xmlns:w16cid="http://schemas.microsoft.com/office/word/2016/wordml/cid" xmlns:w16="http://schemas.microsoft.com/office/word/2018/wordml" xmlns:w16sdtdh="http://schemas.microsoft.com/office/word/2020/wordml/sdtdatahash" xmlns:w16se="http://schemas.microsoft.com/office/word/2015/wordml/symex" mc:Ignorable="w14 w15 w16se w16cid w16 w16cex w16sdtdh">
+<w:fonts xmlns:mc="http://schemas.openxmlformats.org/markup-compatibility/2006" xmlns:r="http://schemas.openxmlformats.org/officeDocument/2006/relationships" xmlns:w="http://schemas.openxmlformats.org/wordprocessingml/2006/main" xmlns:w14="http://schemas.microsoft.com/office/word/2010/wordml" xmlns:w15="http://schemas.microsoft.com/office/word/2012/wordml" xmlns:w16cex="http://schemas.microsoft.com/office/word/2018/wordml/cex" xmlns:w16cid="http://schemas.microsoft.com/office/word/2016/wordml/cid" xmlns:w16="http://schemas.microsoft.com/office/word/2018/wordml" xmlns:w16du="http://schemas.microsoft.com/office/word/2023/wordml/word16du" xmlns:w16sdtdh="http://schemas.microsoft.com/office/word/2020/wordml/sdtdatahash" xmlns:w16sdtfl="http://schemas.microsoft.com/office/word/2024/wordml/sdtformatlock" xmlns:w16se="http://schemas.microsoft.com/office/word/2015/wordml/symex" mc:Ignorable="w14 w15 w16se w16cid w16 w16cex w16sdtdh w16sdtfl w16du">
   <w:font w:name="Calibri">
     <w:panose1 w:val="020F0502020204030204"/>
     <w:charset w:val="00"/>
@@ -6347,11 +8016,23 @@
     <w:pitch w:val="variable"/>
     <w:sig w:usb0="E4002EFF" w:usb1="C200247B" w:usb2="00000009" w:usb3="00000000" w:csb0="000001FF" w:csb1="00000000"/>
   </w:font>
+  <w:font w:name="Aptos">
+    <w:charset w:val="00"/>
+    <w:family w:val="swiss"/>
+    <w:pitch w:val="variable"/>
+    <w:sig w:usb0="20000287" w:usb1="00000003" w:usb2="00000000" w:usb3="00000000" w:csb0="0000019F" w:csb1="00000000"/>
+  </w:font>
+  <w:font w:name="Aptos Display">
+    <w:charset w:val="00"/>
+    <w:family w:val="swiss"/>
+    <w:pitch w:val="variable"/>
+    <w:sig w:usb0="20000287" w:usb1="00000003" w:usb2="00000000" w:usb3="00000000" w:csb0="0000019F" w:csb1="00000000"/>
+  </w:font>
 </w:fonts>
 </file>
 
 <file path=word/glossary/settings.xml><?xml version="1.0" encoding="utf-8"?>
-<w:settings xmlns:mc="http://schemas.openxmlformats.org/markup-compatibility/2006" xmlns:o="urn:schemas-microsoft-com:office:office" xmlns:r="http://schemas.openxmlformats.org/officeDocument/2006/relationships" xmlns:m="http://schemas.openxmlformats.org/officeDocument/2006/math" xmlns:v="urn:schemas-microsoft-com:vml" xmlns:w10="urn:schemas-microsoft-com:office:word" xmlns:w="http://schemas.openxmlformats.org/wordprocessingml/2006/main" xmlns:w14="http://schemas.microsoft.com/office/word/2010/wordml" xmlns:w15="http://schemas.microsoft.com/office/word/2012/wordml" xmlns:w16cex="http://schemas.microsoft.com/office/word/2018/wordml/cex" xmlns:w16cid="http://schemas.microsoft.com/office/word/2016/wordml/cid" xmlns:w16="http://schemas.microsoft.com/office/word/2018/wordml" xmlns:w16sdtdh="http://schemas.microsoft.com/office/word/2020/wordml/sdtdatahash" xmlns:w16se="http://schemas.microsoft.com/office/word/2015/wordml/symex" xmlns:sl="http://schemas.openxmlformats.org/schemaLibrary/2006/main" mc:Ignorable="w14 w15 w16se w16cid w16 w16cex w16sdtdh">
+<w:settings xmlns:mc="http://schemas.openxmlformats.org/markup-compatibility/2006" xmlns:o="urn:schemas-microsoft-com:office:office" xmlns:r="http://schemas.openxmlformats.org/officeDocument/2006/relationships" xmlns:m="http://schemas.openxmlformats.org/officeDocument/2006/math" xmlns:v="urn:schemas-microsoft-com:vml" xmlns:w10="urn:schemas-microsoft-com:office:word" xmlns:w="http://schemas.openxmlformats.org/wordprocessingml/2006/main" xmlns:w14="http://schemas.microsoft.com/office/word/2010/wordml" xmlns:w15="http://schemas.microsoft.com/office/word/2012/wordml" xmlns:w16cex="http://schemas.microsoft.com/office/word/2018/wordml/cex" xmlns:w16cid="http://schemas.microsoft.com/office/word/2016/wordml/cid" xmlns:w16="http://schemas.microsoft.com/office/word/2018/wordml" xmlns:w16du="http://schemas.microsoft.com/office/word/2023/wordml/word16du" xmlns:w16sdtdh="http://schemas.microsoft.com/office/word/2020/wordml/sdtdatahash" xmlns:w16sdtfl="http://schemas.microsoft.com/office/word/2024/wordml/sdtformatlock" xmlns:w16se="http://schemas.microsoft.com/office/word/2015/wordml/symex" xmlns:sl="http://schemas.openxmlformats.org/schemaLibrary/2006/main" mc:Ignorable="w14 w15 w16se w16cid w16 w16cex w16sdtdh w16sdtfl w16du">
   <w:view w:val="normal"/>
   <w:defaultTabStop w:val="720"/>
   <w:characterSpacingControl w:val="doNotCompress"/>
@@ -6366,8 +8047,10 @@
   </w:compat>
   <w:rsids>
     <w:rsidRoot w:val="003E24C5"/>
+    <w:rsid w:val="000F58EB"/>
     <w:rsid w:val="003E24C5"/>
     <w:rsid w:val="005E2435"/>
+    <w:rsid w:val="00FA0AB4"/>
   </w:rsids>
   <m:mathPr>
     <m:mathFont m:val="Cambria Math"/>
@@ -6391,7 +8074,7 @@
 </file>
 
 <file path=word/glossary/styles.xml><?xml version="1.0" encoding="utf-8"?>
-<w:styles xmlns:mc="http://schemas.openxmlformats.org/markup-compatibility/2006" xmlns:r="http://schemas.openxmlformats.org/officeDocument/2006/relationships" xmlns:w="http://schemas.openxmlformats.org/wordprocessingml/2006/main" xmlns:w14="http://schemas.microsoft.com/office/word/2010/wordml" xmlns:w15="http://schemas.microsoft.com/office/word/2012/wordml" xmlns:w16cex="http://schemas.microsoft.com/office/word/2018/wordml/cex" xmlns:w16cid="http://schemas.microsoft.com/office/word/2016/wordml/cid" xmlns:w16="http://schemas.microsoft.com/office/word/2018/wordml" xmlns:w16sdtdh="http://schemas.microsoft.com/office/word/2020/wordml/sdtdatahash" xmlns:w16se="http://schemas.microsoft.com/office/word/2015/wordml/symex" mc:Ignorable="w14 w15 w16se w16cid w16 w16cex w16sdtdh">
+<w:styles xmlns:mc="http://schemas.openxmlformats.org/markup-compatibility/2006" xmlns:r="http://schemas.openxmlformats.org/officeDocument/2006/relationships" xmlns:w="http://schemas.openxmlformats.org/wordprocessingml/2006/main" xmlns:w14="http://schemas.microsoft.com/office/word/2010/wordml" xmlns:w15="http://schemas.microsoft.com/office/word/2012/wordml" xmlns:w16cex="http://schemas.microsoft.com/office/word/2018/wordml/cex" xmlns:w16cid="http://schemas.microsoft.com/office/word/2016/wordml/cid" xmlns:w16="http://schemas.microsoft.com/office/word/2018/wordml" xmlns:w16du="http://schemas.microsoft.com/office/word/2023/wordml/word16du" xmlns:w16sdtdh="http://schemas.microsoft.com/office/word/2020/wordml/sdtdatahash" xmlns:w16sdtfl="http://schemas.microsoft.com/office/word/2024/wordml/sdtformatlock" xmlns:w16se="http://schemas.microsoft.com/office/word/2015/wordml/symex" mc:Ignorable="w14 w15 w16se w16cid w16 w16cex w16sdtdh w16sdtfl w16du">
   <w:docDefaults>
     <w:rPrDefault>
       <w:rPr>
@@ -6828,7 +8511,7 @@
 </file>
 
 <file path=word/glossary/webSettings.xml><?xml version="1.0" encoding="utf-8"?>
-<w:webSettings xmlns:mc="http://schemas.openxmlformats.org/markup-compatibility/2006" xmlns:r="http://schemas.openxmlformats.org/officeDocument/2006/relationships" xmlns:w="http://schemas.openxmlformats.org/wordprocessingml/2006/main" xmlns:w14="http://schemas.microsoft.com/office/word/2010/wordml" xmlns:w15="http://schemas.microsoft.com/office/word/2012/wordml" xmlns:w16cex="http://schemas.microsoft.com/office/word/2018/wordml/cex" xmlns:w16cid="http://schemas.microsoft.com/office/word/2016/wordml/cid" xmlns:w16="http://schemas.microsoft.com/office/word/2018/wordml" xmlns:w16sdtdh="http://schemas.microsoft.com/office/word/2020/wordml/sdtdatahash" xmlns:w16se="http://schemas.microsoft.com/office/word/2015/wordml/symex" mc:Ignorable="w14 w15 w16se w16cid w16 w16cex w16sdtdh">
+<w:webSettings xmlns:mc="http://schemas.openxmlformats.org/markup-compatibility/2006" xmlns:r="http://schemas.openxmlformats.org/officeDocument/2006/relationships" xmlns:w="http://schemas.openxmlformats.org/wordprocessingml/2006/main" xmlns:w14="http://schemas.microsoft.com/office/word/2010/wordml" xmlns:w15="http://schemas.microsoft.com/office/word/2012/wordml" xmlns:w16cex="http://schemas.microsoft.com/office/word/2018/wordml/cex" xmlns:w16cid="http://schemas.microsoft.com/office/word/2016/wordml/cid" xmlns:w16="http://schemas.microsoft.com/office/word/2018/wordml" xmlns:w16du="http://schemas.microsoft.com/office/word/2023/wordml/word16du" xmlns:w16sdtdh="http://schemas.microsoft.com/office/word/2020/wordml/sdtdatahash" xmlns:w16sdtfl="http://schemas.microsoft.com/office/word/2024/wordml/sdtformatlock" xmlns:w16se="http://schemas.microsoft.com/office/word/2015/wordml/symex" mc:Ignorable="w14 w15 w16se w16cid w16 w16cex w16sdtdh w16sdtfl w16du">
   <w:optimizeForBrowser/>
   <w:allowPNG/>
 </w:webSettings>

--- a/Task 1a/Proposal.docx
+++ b/Task 1a/Proposal.docx
@@ -1,6 +1,6 @@
 
 <file path=word/document.xml><?xml version="1.0" encoding="utf-8"?>
-<w:document xmlns:wpc="http://schemas.microsoft.com/office/word/2010/wordprocessingCanvas" xmlns:cx="http://schemas.microsoft.com/office/drawing/2014/chartex" xmlns:cx1="http://schemas.microsoft.com/office/drawing/2015/9/8/chartex" xmlns:cx2="http://schemas.microsoft.com/office/drawing/2015/10/21/chartex" xmlns:cx3="http://schemas.microsoft.com/office/drawing/2016/5/9/chartex" xmlns:cx4="http://schemas.microsoft.com/office/drawing/2016/5/10/chartex" xmlns:cx5="http://schemas.microsoft.com/office/drawing/2016/5/11/chartex" xmlns:cx6="http://schemas.microsoft.com/office/drawing/2016/5/12/chartex" xmlns:cx7="http://schemas.microsoft.com/office/drawing/2016/5/13/chartex" xmlns:cx8="http://schemas.microsoft.com/office/drawing/2016/5/14/chartex" xmlns:mc="http://schemas.openxmlformats.org/markup-compatibility/2006" xmlns:aink="http://schemas.microsoft.com/office/drawing/2016/ink" xmlns:am3d="http://schemas.microsoft.com/office/drawing/2017/model3d" xmlns:o="urn:schemas-microsoft-com:office:office" xmlns:oel="http://schemas.microsoft.com/office/2019/extlst" xmlns:r="http://schemas.openxmlformats.org/officeDocument/2006/relationships" xmlns:m="http://schemas.openxmlformats.org/officeDocument/2006/math" xmlns:v="urn:schemas-microsoft-com:vml" xmlns:wp14="http://schemas.microsoft.com/office/word/2010/wordprocessingDrawing" xmlns:wp="http://schemas.openxmlformats.org/drawingml/2006/wordprocessingDrawing" xmlns:w10="urn:schemas-microsoft-com:office:word" xmlns:w="http://schemas.openxmlformats.org/wordprocessingml/2006/main" xmlns:w14="http://schemas.microsoft.com/office/word/2010/wordml" xmlns:w15="http://schemas.microsoft.com/office/word/2012/wordml" xmlns:w16cex="http://schemas.microsoft.com/office/word/2018/wordml/cex" xmlns:w16cid="http://schemas.microsoft.com/office/word/2016/wordml/cid" xmlns:w16="http://schemas.microsoft.com/office/word/2018/wordml" xmlns:w16du="http://schemas.microsoft.com/office/word/2023/wordml/word16du" xmlns:w16sdtdh="http://schemas.microsoft.com/office/word/2020/wordml/sdtdatahash" xmlns:w16sdtfl="http://schemas.microsoft.com/office/word/2024/wordml/sdtformatlock" xmlns:w16se="http://schemas.microsoft.com/office/word/2015/wordml/symex" xmlns:wpg="http://schemas.microsoft.com/office/word/2010/wordprocessingGroup" xmlns:wpi="http://schemas.microsoft.com/office/word/2010/wordprocessingInk" xmlns:wne="http://schemas.microsoft.com/office/word/2006/wordml" xmlns:wps="http://schemas.microsoft.com/office/word/2010/wordprocessingShape" mc:Ignorable="w14 w15 w16se w16cid w16 w16cex w16sdtdh w16sdtfl w16du wp14">
+<w:document xmlns:wpc="http://schemas.microsoft.com/office/word/2010/wordprocessingCanvas" xmlns:cx="http://schemas.microsoft.com/office/drawing/2014/chartex" xmlns:cx1="http://schemas.microsoft.com/office/drawing/2015/9/8/chartex" xmlns:cx2="http://schemas.microsoft.com/office/drawing/2015/10/21/chartex" xmlns:cx3="http://schemas.microsoft.com/office/drawing/2016/5/9/chartex" xmlns:cx4="http://schemas.microsoft.com/office/drawing/2016/5/10/chartex" xmlns:cx5="http://schemas.microsoft.com/office/drawing/2016/5/11/chartex" xmlns:cx6="http://schemas.microsoft.com/office/drawing/2016/5/12/chartex" xmlns:cx7="http://schemas.microsoft.com/office/drawing/2016/5/13/chartex" xmlns:cx8="http://schemas.microsoft.com/office/drawing/2016/5/14/chartex" xmlns:mc="http://schemas.openxmlformats.org/markup-compatibility/2006" xmlns:aink="http://schemas.microsoft.com/office/drawing/2016/ink" xmlns:am3d="http://schemas.microsoft.com/office/drawing/2017/model3d" xmlns:o="urn:schemas-microsoft-com:office:office" xmlns:r="http://schemas.openxmlformats.org/officeDocument/2006/relationships" xmlns:m="http://schemas.openxmlformats.org/officeDocument/2006/math" xmlns:v="urn:schemas-microsoft-com:vml" xmlns:wp14="http://schemas.microsoft.com/office/word/2010/wordprocessingDrawing" xmlns:wp="http://schemas.openxmlformats.org/drawingml/2006/wordprocessingDrawing" xmlns:w10="urn:schemas-microsoft-com:office:word" xmlns:w="http://schemas.openxmlformats.org/wordprocessingml/2006/main" xmlns:w14="http://schemas.microsoft.com/office/word/2010/wordml" xmlns:w15="http://schemas.microsoft.com/office/word/2012/wordml" xmlns:w16cex="http://schemas.microsoft.com/office/word/2018/wordml/cex" xmlns:w16cid="http://schemas.microsoft.com/office/word/2016/wordml/cid" xmlns:w16="http://schemas.microsoft.com/office/word/2018/wordml" xmlns:w16sdtdh="http://schemas.microsoft.com/office/word/2020/wordml/sdtdatahash" xmlns:w16se="http://schemas.microsoft.com/office/word/2015/wordml/symex" xmlns:wpg="http://schemas.microsoft.com/office/word/2010/wordprocessingGroup" xmlns:wpi="http://schemas.microsoft.com/office/word/2010/wordprocessingInk" xmlns:wne="http://schemas.microsoft.com/office/word/2006/wordml" xmlns:wps="http://schemas.microsoft.com/office/word/2010/wordprocessingShape" mc:Ignorable="w14 w15 w16se w16cid w16 w16cex w16sdtdh wp14">
   <w:body>
     <w:sdt>
       <w:sdtPr>
@@ -160,6 +160,7 @@
             <w:dataBinding w:prefixMappings="xmlns:ns0='http://purl.org/dc/elements/1.1/' xmlns:ns1='http://schemas.openxmlformats.org/package/2006/metadata/core-properties' " w:xpath="/ns1:coreProperties[1]/ns0:subject[1]" w:storeItemID="{6C3C8BC8-F283-45AE-878A-BAB7291924A1}"/>
             <w:text/>
           </w:sdtPr>
+          <w:sdtEndPr/>
           <w:sdtContent>
             <w:p>
               <w:pPr>
@@ -1874,31 +1875,7 @@
         <w:t>The client has requested me to provide a method to allow their customers to view information</w:t>
       </w:r>
       <w:r>
-        <w:t xml:space="preserve"> about how the products are </w:t>
-      </w:r>
-      <w:proofErr w:type="gramStart"/>
-      <w:r>
-        <w:t>being sourced</w:t>
-      </w:r>
-      <w:proofErr w:type="gramEnd"/>
-      <w:r>
-        <w:t xml:space="preserve">, who the producers are, their methods and why buying locally is beneficial. The </w:t>
-      </w:r>
-      <w:proofErr w:type="gramStart"/>
-      <w:r>
-        <w:t>reason why</w:t>
-      </w:r>
-      <w:proofErr w:type="gramEnd"/>
-      <w:r>
-        <w:t xml:space="preserve"> this will benefit the client is that the integration of producers within the digital solution gives customers more insight in how their produce </w:t>
-      </w:r>
-      <w:proofErr w:type="gramStart"/>
-      <w:r>
-        <w:t>is obtained</w:t>
-      </w:r>
-      <w:proofErr w:type="gramEnd"/>
-      <w:r>
-        <w:t xml:space="preserve"> as well as the ethical decisions made. By providing the solution to the client, the solution helps customers maintain a full understanding of the business and its business partners.</w:t>
+        <w:t xml:space="preserve"> about how the products are being sourced, who the producers are, their methods and why buying locally is beneficial. The reason why this will benefit the client is that the integration of producers within the digital solution gives customers more insight in how their produce is obtained as well as the ethical decisions made. By providing the solution to the client, the solution helps customers maintain a full understanding of the business and its business partners.</w:t>
       </w:r>
     </w:p>
     <w:p>
@@ -1919,15 +1896,7 @@
         <w:t>transparent and</w:t>
       </w:r>
       <w:r>
-        <w:t xml:space="preserve"> allowing for the availability of products to be present. The </w:t>
-      </w:r>
-      <w:proofErr w:type="gramStart"/>
-      <w:r>
-        <w:t>reason why</w:t>
-      </w:r>
-      <w:proofErr w:type="gramEnd"/>
-      <w:r>
-        <w:t xml:space="preserve"> this will benefit the client is because the solution will allow Greenfield Local Hub to provide </w:t>
+        <w:t xml:space="preserve"> allowing for the availability of products to be present. The reason why this will benefit the client is because the solution will allow Greenfield Local Hub to provide </w:t>
       </w:r>
       <w:r>
         <w:t xml:space="preserve">current and potential customers the option to view the items in stock virtually, rather </w:t>
@@ -1951,15 +1920,7 @@
     </w:p>
     <w:p>
       <w:r>
-        <w:t xml:space="preserve">The client has requested me to provide a method to allow their customers to place orders for collection or delivery. The </w:t>
-      </w:r>
-      <w:proofErr w:type="gramStart"/>
-      <w:r>
-        <w:t>reason why</w:t>
-      </w:r>
-      <w:proofErr w:type="gramEnd"/>
-      <w:r>
-        <w:t xml:space="preserve"> this will benefit the client is because the solution will allow customers to </w:t>
+        <w:t xml:space="preserve">The client has requested me to provide a method to allow their customers to place orders for collection or delivery. The reason why this will benefit the client is because the solution will allow customers to </w:t>
       </w:r>
       <w:r>
         <w:t xml:space="preserve">have goods delivered rather </w:t>
@@ -1968,23 +1929,7 @@
         <w:t>than</w:t>
       </w:r>
       <w:r>
-        <w:t xml:space="preserve"> be waiting in stock for a customer to collect. By providing the client with the solution, the solution gives the customer a say in how they would prefer their goods </w:t>
-      </w:r>
-      <w:proofErr w:type="gramStart"/>
-      <w:r>
-        <w:t>be given</w:t>
-      </w:r>
-      <w:proofErr w:type="gramEnd"/>
-      <w:r>
-        <w:t xml:space="preserve"> to them. Not only will this improve customer satisfaction, but it will also help stock move more efficiently, ensuring new stock can </w:t>
-      </w:r>
-      <w:proofErr w:type="gramStart"/>
-      <w:r>
-        <w:t>be rotated</w:t>
-      </w:r>
-      <w:proofErr w:type="gramEnd"/>
-      <w:r>
-        <w:t xml:space="preserve"> in as soon as the old stock runs out.</w:t>
+        <w:t xml:space="preserve"> be waiting in stock for a customer to collect. By providing the client with the solution, the solution gives the customer a say in how they would prefer their goods be given to them. Not only will this improve customer satisfaction, but it will also help stock move more efficiently, ensuring new stock can be rotated in as soon as the old stock runs out.</w:t>
       </w:r>
     </w:p>
     <w:p>
@@ -2002,15 +1947,7 @@
         <w:t xml:space="preserve">The client has requested me to provide a method to allow their customers </w:t>
       </w:r>
       <w:r>
-        <w:t xml:space="preserve">to manage the accounts that are with the client, and to allow customers to view their order history. The </w:t>
-      </w:r>
-      <w:proofErr w:type="gramStart"/>
-      <w:r>
-        <w:t>reason why</w:t>
-      </w:r>
-      <w:proofErr w:type="gramEnd"/>
-      <w:r>
-        <w:t xml:space="preserve"> this will benefit the client is because the solution will allow customers to</w:t>
+        <w:t>to manage the accounts that are with the client, and to allow customers to view their order history. The reason why this will benefit the client is because the solution will allow customers to</w:t>
       </w:r>
       <w:r>
         <w:t xml:space="preserve"> edit their personal information such as their payment method and shipping address, as well as allowing customers to view prior orders. By providing the client with the solution, customers </w:t>
@@ -2034,23 +1971,10 @@
     </w:p>
     <w:p>
       <w:r>
-        <w:t xml:space="preserve">The client has requested me to create a solution to enable their producers to manage their current stock levels, update information for products and allow their producers to view orders. The </w:t>
-      </w:r>
-      <w:proofErr w:type="gramStart"/>
-      <w:r>
-        <w:t>reason why</w:t>
-      </w:r>
-      <w:proofErr w:type="gramEnd"/>
-      <w:r>
-        <w:t xml:space="preserve"> this will benefit the client is that the solution provides the producers with a unified way to </w:t>
-      </w:r>
-      <w:proofErr w:type="gramStart"/>
-      <w:r>
-        <w:t>work</w:t>
-      </w:r>
-      <w:proofErr w:type="gramEnd"/>
-      <w:r>
-        <w:t xml:space="preserve"> with the client by providing industry standard software. By providing a dashboard to the client, producers have a better link to the client, ensuring that producers have full control over their produce.</w:t>
+        <w:t xml:space="preserve">The client has requested me to create a solution to enable their producers to manage their current stock levels, update information for products and allow their producers to view orders. The reason why this will benefit the client is that the solution provides the producers with a unified way to </w:t>
+      </w:r>
+      <w:r>
+        <w:t>work with the client by providing industry standard software. By providing a dashboard to the client, producers have a better link to the client, ensuring that producers have full control over their produce.</w:t>
       </w:r>
     </w:p>
     <w:p>
@@ -2077,19 +2001,11 @@
         <w:t>ensuring</w:t>
       </w:r>
       <w:r>
-        <w:t xml:space="preserve"> that relevant information can </w:t>
-      </w:r>
-      <w:proofErr w:type="gramStart"/>
-      <w:r>
-        <w:t xml:space="preserve">be </w:t>
+        <w:t xml:space="preserve"> that relevant information can be </w:t>
       </w:r>
       <w:r>
         <w:lastRenderedPageBreak/>
-        <w:t>provided</w:t>
-      </w:r>
-      <w:proofErr w:type="gramEnd"/>
-      <w:r>
-        <w:t xml:space="preserve"> to the digital solution for use </w:t>
+        <w:t xml:space="preserve">provided to the digital solution for use </w:t>
       </w:r>
       <w:r>
         <w:t>later</w:t>
@@ -2170,23 +2086,7 @@
         <w:t>since</w:t>
       </w:r>
       <w:r>
-        <w:t xml:space="preserve"> 1 in 7 people have </w:t>
-      </w:r>
-      <w:proofErr w:type="gramStart"/>
-      <w:r>
-        <w:t>some</w:t>
-      </w:r>
-      <w:proofErr w:type="gramEnd"/>
-      <w:r>
-        <w:t xml:space="preserve"> sort of limiting factor that prevents them from </w:t>
-      </w:r>
-      <w:proofErr w:type="gramStart"/>
-      <w:r>
-        <w:t>carrying out</w:t>
-      </w:r>
-      <w:proofErr w:type="gramEnd"/>
-      <w:r>
-        <w:t xml:space="preserve"> ordinary tasks. By providing such accessibility features, Greenfield Local Hub </w:t>
+        <w:t xml:space="preserve"> 1 in 7 people have some sort of limiting factor that prevents them from carrying out ordinary tasks. By providing such accessibility features, Greenfield Local Hub </w:t>
       </w:r>
       <w:r>
         <w:t>can</w:t>
@@ -2217,11 +2117,9 @@
       <w:r>
         <w:t xml:space="preserve">The overall aim for the project is to provide Greenfield Local Hub with a digital solution that </w:t>
       </w:r>
-      <w:proofErr w:type="gramStart"/>
       <w:r>
         <w:t>can;</w:t>
       </w:r>
-      <w:proofErr w:type="gramEnd"/>
     </w:p>
     <w:p>
       <w:pPr>
@@ -2232,21 +2130,8 @@
         </w:numPr>
       </w:pPr>
       <w:r>
-        <w:t xml:space="preserve">Provide information about the producers, their </w:t>
-      </w:r>
-      <w:proofErr w:type="gramStart"/>
-      <w:r>
-        <w:t>methods</w:t>
-      </w:r>
-      <w:proofErr w:type="gramEnd"/>
-      <w:r>
-        <w:t xml:space="preserve"> and the benefit of buying </w:t>
-      </w:r>
-      <w:proofErr w:type="gramStart"/>
-      <w:r>
-        <w:t>locally</w:t>
-      </w:r>
-      <w:proofErr w:type="gramEnd"/>
+        <w:t>Provide information about the producers, their methods and the benefit of buying locally</w:t>
+      </w:r>
     </w:p>
     <w:p>
       <w:pPr>
@@ -2257,13 +2142,8 @@
         </w:numPr>
       </w:pPr>
       <w:r>
-        <w:t xml:space="preserve">Allow customers to view products with transparent pricing and </w:t>
-      </w:r>
-      <w:proofErr w:type="gramStart"/>
-      <w:r>
-        <w:t>availability</w:t>
-      </w:r>
-      <w:proofErr w:type="gramEnd"/>
+        <w:t>Allow customers to view products with transparent pricing and availability</w:t>
+      </w:r>
     </w:p>
     <w:p>
       <w:pPr>
@@ -2274,13 +2154,8 @@
         </w:numPr>
       </w:pPr>
       <w:r>
-        <w:t xml:space="preserve">Allow customers to place orders for collection or </w:t>
-      </w:r>
-      <w:proofErr w:type="gramStart"/>
-      <w:r>
-        <w:t>delivery</w:t>
-      </w:r>
-      <w:proofErr w:type="gramEnd"/>
+        <w:t>Allow customers to place orders for collection or delivery</w:t>
+      </w:r>
     </w:p>
     <w:p>
       <w:pPr>
@@ -2291,13 +2166,8 @@
         </w:numPr>
       </w:pPr>
       <w:r>
-        <w:t xml:space="preserve">Allow customers to manage their accounts and view order </w:t>
-      </w:r>
-      <w:proofErr w:type="gramStart"/>
-      <w:r>
-        <w:t>history</w:t>
-      </w:r>
-      <w:proofErr w:type="gramEnd"/>
+        <w:t>Allow customers to manage their accounts and view order history</w:t>
+      </w:r>
     </w:p>
     <w:p>
       <w:pPr>
@@ -2308,21 +2178,8 @@
         </w:numPr>
       </w:pPr>
       <w:r>
-        <w:t xml:space="preserve">Provide a dashboard to enable producers to manage stock levels, update product </w:t>
-      </w:r>
-      <w:proofErr w:type="gramStart"/>
-      <w:r>
-        <w:t>details</w:t>
-      </w:r>
-      <w:proofErr w:type="gramEnd"/>
-      <w:r>
-        <w:t xml:space="preserve"> and view </w:t>
-      </w:r>
-      <w:proofErr w:type="gramStart"/>
-      <w:r>
-        <w:t>orders</w:t>
-      </w:r>
-      <w:proofErr w:type="gramEnd"/>
+        <w:t>Provide a dashboard to enable producers to manage stock levels, update product details and view orders</w:t>
+      </w:r>
     </w:p>
     <w:p>
       <w:pPr>
@@ -2333,13 +2190,8 @@
         </w:numPr>
       </w:pPr>
       <w:r>
-        <w:t xml:space="preserve">Provide a method for order management, scheduling and </w:t>
-      </w:r>
-      <w:proofErr w:type="gramStart"/>
-      <w:r>
-        <w:t>tracking</w:t>
-      </w:r>
-      <w:proofErr w:type="gramEnd"/>
+        <w:t>Provide a method for order management, scheduling and tracking</w:t>
+      </w:r>
     </w:p>
     <w:p>
       <w:pPr>
@@ -2350,13 +2202,8 @@
         </w:numPr>
       </w:pPr>
       <w:r>
-        <w:t xml:space="preserve">Provide a loyalty scheme that provides discounts and special </w:t>
-      </w:r>
-      <w:proofErr w:type="gramStart"/>
-      <w:r>
-        <w:t>offers</w:t>
-      </w:r>
-      <w:proofErr w:type="gramEnd"/>
+        <w:t>Provide a loyalty scheme that provides discounts and special offers</w:t>
+      </w:r>
     </w:p>
     <w:p>
       <w:pPr>
@@ -2415,15 +2262,7 @@
         <w:t>restaurant,</w:t>
       </w:r>
       <w:r>
-        <w:t xml:space="preserve"> and he </w:t>
-      </w:r>
-      <w:proofErr w:type="gramStart"/>
-      <w:r>
-        <w:t>is tasked</w:t>
-      </w:r>
-      <w:proofErr w:type="gramEnd"/>
-      <w:r>
-        <w:t xml:space="preserve"> with cooking meals for paying customers. Jimmy has a slight inconvenience; his current supplier charges too much for ingredients which is driving his restaurant into debt.</w:t>
+        <w:t xml:space="preserve"> and he is tasked with cooking meals for paying customers. Jimmy has a slight inconvenience; his current supplier charges too much for ingredients which is driving his restaurant into debt.</w:t>
       </w:r>
     </w:p>
     <w:p>
@@ -2600,28 +2439,12 @@
           </w:p>
           <w:p>
             <w:r>
-              <w:t xml:space="preserve">-The system should ensure that the email given is current, the password is secure through data flags and that previous login credentials such as usernames and emails have not </w:t>
-            </w:r>
-            <w:proofErr w:type="gramStart"/>
-            <w:r>
-              <w:t>been used</w:t>
-            </w:r>
-            <w:proofErr w:type="gramEnd"/>
-            <w:r>
-              <w:t xml:space="preserve"> before.</w:t>
-            </w:r>
-          </w:p>
-          <w:p>
-            <w:r>
-              <w:t xml:space="preserve">-Every request to register must </w:t>
-            </w:r>
-            <w:proofErr w:type="gramStart"/>
-            <w:r>
-              <w:t>be secured</w:t>
-            </w:r>
-            <w:proofErr w:type="gramEnd"/>
-            <w:r>
-              <w:t xml:space="preserve"> with TLS</w:t>
+              <w:t>-The system should ensure that the email given is current, the password is secure through data flags and that previous login credentials such as usernames and emails have not been used before.</w:t>
+            </w:r>
+          </w:p>
+          <w:p>
+            <w:r>
+              <w:t>-Every request to register must be secured with TLS</w:t>
             </w:r>
           </w:p>
           <w:p>
@@ -2637,23 +2460,7 @@
               <w:t>a</w:t>
             </w:r>
             <w:r>
-              <w:t xml:space="preserve">n </w:t>
-            </w:r>
-            <w:proofErr w:type="gramStart"/>
-            <w:r>
-              <w:t>10</w:t>
-            </w:r>
-            <w:proofErr w:type="gramEnd"/>
-            <w:r>
-              <w:t xml:space="preserve"> requests per minute and </w:t>
-            </w:r>
-            <w:proofErr w:type="gramStart"/>
-            <w:r>
-              <w:t>50</w:t>
-            </w:r>
-            <w:proofErr w:type="gramEnd"/>
-            <w:r>
-              <w:t xml:space="preserve"> requests per hou</w:t>
+              <w:t>n 10 requests per minute and 50 requests per hou</w:t>
             </w:r>
             <w:r>
               <w:t>r</w:t>
@@ -2664,15 +2471,7 @@
           </w:p>
           <w:p>
             <w:r>
-              <w:t xml:space="preserve">-The system should </w:t>
-            </w:r>
-            <w:proofErr w:type="gramStart"/>
-            <w:r>
-              <w:t>handle</w:t>
-            </w:r>
-            <w:proofErr w:type="gramEnd"/>
-            <w:r>
-              <w:t xml:space="preserve"> incorrect data formats when registering and should </w:t>
+              <w:t xml:space="preserve">-The system should handle incorrect data formats when registering and should </w:t>
             </w:r>
             <w:r>
               <w:lastRenderedPageBreak/>
@@ -2752,49 +2551,17 @@
           </w:p>
           <w:p>
             <w:r>
-              <w:t xml:space="preserve">-The system should </w:t>
-            </w:r>
-            <w:proofErr w:type="gramStart"/>
-            <w:r>
-              <w:t>handle</w:t>
-            </w:r>
-            <w:proofErr w:type="gramEnd"/>
-            <w:r>
-              <w:t xml:space="preserve"> incorrect data formats when registering and should ask users for correctly formatted data.</w:t>
-            </w:r>
-          </w:p>
-          <w:p>
-            <w:r>
-              <w:t xml:space="preserve">-The system should impose a cooldown to requests happening more than </w:t>
-            </w:r>
-            <w:proofErr w:type="gramStart"/>
-            <w:r>
-              <w:t>10</w:t>
-            </w:r>
-            <w:proofErr w:type="gramEnd"/>
-            <w:r>
-              <w:t xml:space="preserve"> requests per minute and </w:t>
-            </w:r>
-            <w:proofErr w:type="gramStart"/>
-            <w:r>
-              <w:t>50</w:t>
-            </w:r>
-            <w:proofErr w:type="gramEnd"/>
-            <w:r>
-              <w:t xml:space="preserve"> requests per hour.</w:t>
-            </w:r>
-          </w:p>
-          <w:p>
-            <w:r>
-              <w:t xml:space="preserve">-Every request to register must </w:t>
-            </w:r>
-            <w:proofErr w:type="gramStart"/>
-            <w:r>
-              <w:t>be secured</w:t>
-            </w:r>
-            <w:proofErr w:type="gramEnd"/>
-            <w:r>
-              <w:t xml:space="preserve"> with TLS</w:t>
+              <w:t>-The system should handle incorrect data formats when registering and should ask users for correctly formatted data.</w:t>
+            </w:r>
+          </w:p>
+          <w:p>
+            <w:r>
+              <w:t>-The system should impose a cooldown to requests happening more than 10 requests per minute and 50 requests per hour.</w:t>
+            </w:r>
+          </w:p>
+          <w:p>
+            <w:r>
+              <w:t>-Every request to register must be secured with TLS</w:t>
             </w:r>
           </w:p>
           <w:p>
@@ -2862,15 +2629,7 @@
           </w:p>
           <w:p>
             <w:r>
-              <w:t xml:space="preserve">-The system should </w:t>
-            </w:r>
-            <w:proofErr w:type="gramStart"/>
-            <w:r>
-              <w:t>handle</w:t>
-            </w:r>
-            <w:proofErr w:type="gramEnd"/>
-            <w:r>
-              <w:t xml:space="preserve"> incorrect data formats when registering and should ask for correctly formatted data.</w:t>
+              <w:t>-The system should handle incorrect data formats when registering and should ask for correctly formatted data.</w:t>
             </w:r>
           </w:p>
           <w:p>
@@ -2880,37 +2639,13 @@
           </w:p>
           <w:p>
             <w:r>
-              <w:t xml:space="preserve">-Every request to register must </w:t>
-            </w:r>
-            <w:proofErr w:type="gramStart"/>
-            <w:r>
-              <w:t>be secured</w:t>
-            </w:r>
-            <w:proofErr w:type="gramEnd"/>
-            <w:r>
-              <w:t xml:space="preserve"> with TLS.</w:t>
+              <w:t>-Every request to register must be secured with TLS.</w:t>
             </w:r>
           </w:p>
           <w:p>
             <w:r>
               <w:lastRenderedPageBreak/>
-              <w:t xml:space="preserve">-The system should impose a cooldown to requests happening more than </w:t>
-            </w:r>
-            <w:proofErr w:type="gramStart"/>
-            <w:r>
-              <w:t>10</w:t>
-            </w:r>
-            <w:proofErr w:type="gramEnd"/>
-            <w:r>
-              <w:t xml:space="preserve"> requests per second and </w:t>
-            </w:r>
-            <w:proofErr w:type="gramStart"/>
-            <w:r>
-              <w:t>500</w:t>
-            </w:r>
-            <w:proofErr w:type="gramEnd"/>
-            <w:r>
-              <w:t xml:space="preserve"> requests per minute.</w:t>
+              <w:t>-The system should impose a cooldown to requests happening more than 10 requests per second and 500 requests per minute.</w:t>
             </w:r>
           </w:p>
           <w:p>
@@ -2936,15 +2671,7 @@
           <w:p>
             <w:r>
               <w:lastRenderedPageBreak/>
-              <w:t xml:space="preserve">This feature will benefit the client as this functional requirement allows authorised users to add </w:t>
-            </w:r>
-            <w:proofErr w:type="gramStart"/>
-            <w:r>
-              <w:t>new produce</w:t>
-            </w:r>
-            <w:proofErr w:type="gramEnd"/>
-            <w:r>
-              <w:t xml:space="preserve"> for customers to choose from, so that they can provide customers with </w:t>
+              <w:t xml:space="preserve">This feature will benefit the client as this functional requirement allows authorised users to add new produce for customers to choose from, so that they can provide customers with </w:t>
             </w:r>
             <w:r>
               <w:t>up-to-date</w:t>
@@ -3004,15 +2731,7 @@
           </w:p>
           <w:p>
             <w:r>
-              <w:t xml:space="preserve">-The system should </w:t>
-            </w:r>
-            <w:proofErr w:type="gramStart"/>
-            <w:r>
-              <w:t>handle</w:t>
-            </w:r>
-            <w:proofErr w:type="gramEnd"/>
-            <w:r>
-              <w:t xml:space="preserve"> incorrect data formats when registering and should ask for correctly formatted data.</w:t>
+              <w:t>-The system should handle incorrect data formats when registering and should ask for correctly formatted data.</w:t>
             </w:r>
           </w:p>
           <w:p>
@@ -3022,36 +2741,12 @@
           </w:p>
           <w:p>
             <w:r>
-              <w:t xml:space="preserve">-Every request to register must </w:t>
-            </w:r>
-            <w:proofErr w:type="gramStart"/>
-            <w:r>
-              <w:t>be secured</w:t>
-            </w:r>
-            <w:proofErr w:type="gramEnd"/>
-            <w:r>
-              <w:t xml:space="preserve"> with TLS.</w:t>
-            </w:r>
-          </w:p>
-          <w:p>
-            <w:r>
-              <w:t xml:space="preserve">-The system should impose a cooldown to requests happening more than </w:t>
-            </w:r>
-            <w:proofErr w:type="gramStart"/>
-            <w:r>
-              <w:t>10</w:t>
-            </w:r>
-            <w:proofErr w:type="gramEnd"/>
-            <w:r>
-              <w:t xml:space="preserve"> requests per second and </w:t>
-            </w:r>
-            <w:proofErr w:type="gramStart"/>
-            <w:r>
-              <w:t>500</w:t>
-            </w:r>
-            <w:proofErr w:type="gramEnd"/>
-            <w:r>
-              <w:t xml:space="preserve"> requests per minute.</w:t>
+              <w:t>-Every request to register must be secured with TLS.</w:t>
+            </w:r>
+          </w:p>
+          <w:p>
+            <w:r>
+              <w:t>-The system should impose a cooldown to requests happening more than 10 requests per second and 500 requests per minute.</w:t>
             </w:r>
           </w:p>
           <w:p>
@@ -3110,15 +2805,7 @@
           <w:p/>
           <w:p>
             <w:r>
-              <w:t xml:space="preserve">As John, I want to view my produce and ensure that everything </w:t>
-            </w:r>
-            <w:proofErr w:type="gramStart"/>
-            <w:r>
-              <w:t>is written</w:t>
-            </w:r>
-            <w:proofErr w:type="gramEnd"/>
-            <w:r>
-              <w:t xml:space="preserve"> correctly so that </w:t>
+              <w:t xml:space="preserve">As John, I want to view my produce and ensure that everything is written correctly so that </w:t>
             </w:r>
             <w:r>
               <w:t>my customers are not mislead.</w:t>
@@ -3152,49 +2839,17 @@
           </w:p>
           <w:p>
             <w:r>
-              <w:t xml:space="preserve">- Every request to upload must </w:t>
-            </w:r>
-            <w:proofErr w:type="gramStart"/>
-            <w:r>
-              <w:t>be secured</w:t>
-            </w:r>
-            <w:proofErr w:type="gramEnd"/>
-            <w:r>
-              <w:t xml:space="preserve"> with TLS </w:t>
-            </w:r>
-          </w:p>
-          <w:p>
-            <w:r>
-              <w:t xml:space="preserve">- The system should impose a cooldown to requests happening to more than </w:t>
-            </w:r>
-            <w:proofErr w:type="gramStart"/>
-            <w:r>
-              <w:t>10</w:t>
-            </w:r>
-            <w:proofErr w:type="gramEnd"/>
-            <w:r>
-              <w:t xml:space="preserve"> requests per second, and </w:t>
-            </w:r>
-            <w:proofErr w:type="gramStart"/>
-            <w:r>
-              <w:t>500</w:t>
-            </w:r>
-            <w:proofErr w:type="gramEnd"/>
-            <w:r>
-              <w:t xml:space="preserve"> requests per minute.</w:t>
-            </w:r>
-          </w:p>
-          <w:p>
-            <w:r>
-              <w:t xml:space="preserve">-The system should </w:t>
-            </w:r>
-            <w:proofErr w:type="gramStart"/>
-            <w:r>
-              <w:t>handle</w:t>
-            </w:r>
-            <w:proofErr w:type="gramEnd"/>
-            <w:r>
-              <w:t xml:space="preserve"> incorrect data inputs for </w:t>
+              <w:t xml:space="preserve">- Every request to upload must be secured with TLS </w:t>
+            </w:r>
+          </w:p>
+          <w:p>
+            <w:r>
+              <w:t>- The system should impose a cooldown to requests happening to more than 10 requests per second, and 500 requests per minute.</w:t>
+            </w:r>
+          </w:p>
+          <w:p>
+            <w:r>
+              <w:t xml:space="preserve">-The system should handle incorrect data inputs for </w:t>
             </w:r>
             <w:r>
               <w:t>filters and</w:t>
@@ -3280,50 +2935,18 @@
           </w:p>
           <w:p>
             <w:r>
-              <w:t xml:space="preserve">- Every request to upload must </w:t>
-            </w:r>
-            <w:proofErr w:type="gramStart"/>
-            <w:r>
-              <w:t>be secured</w:t>
-            </w:r>
-            <w:proofErr w:type="gramEnd"/>
-            <w:r>
-              <w:t xml:space="preserve"> with TLS </w:t>
+              <w:t xml:space="preserve">- Every request to upload must be secured with TLS </w:t>
             </w:r>
           </w:p>
           <w:p>
             <w:r>
               <w:lastRenderedPageBreak/>
-              <w:t xml:space="preserve">- The system should impose a cooldown to requests happening to more than </w:t>
-            </w:r>
-            <w:proofErr w:type="gramStart"/>
-            <w:r>
-              <w:t>10</w:t>
-            </w:r>
-            <w:proofErr w:type="gramEnd"/>
-            <w:r>
-              <w:t xml:space="preserve"> requests per second, and </w:t>
-            </w:r>
-            <w:proofErr w:type="gramStart"/>
-            <w:r>
-              <w:t>500</w:t>
-            </w:r>
-            <w:proofErr w:type="gramEnd"/>
-            <w:r>
-              <w:t xml:space="preserve"> requests per minute.</w:t>
-            </w:r>
-          </w:p>
-          <w:p>
-            <w:r>
-              <w:t xml:space="preserve">-The system should </w:t>
-            </w:r>
-            <w:proofErr w:type="gramStart"/>
-            <w:r>
-              <w:t>handle</w:t>
-            </w:r>
-            <w:proofErr w:type="gramEnd"/>
-            <w:r>
-              <w:t xml:space="preserve"> incorrect data inputs for </w:t>
+              <w:t>- The system should impose a cooldown to requests happening to more than 10 requests per second, and 500 requests per minute.</w:t>
+            </w:r>
+          </w:p>
+          <w:p>
+            <w:r>
+              <w:t xml:space="preserve">-The system should handle incorrect data inputs for </w:t>
             </w:r>
             <w:r>
               <w:t>filters and</w:t>
@@ -3394,15 +3017,7 @@
           </w:p>
           <w:p>
             <w:r>
-              <w:t xml:space="preserve">-The system should </w:t>
-            </w:r>
-            <w:proofErr w:type="gramStart"/>
-            <w:r>
-              <w:t>handle</w:t>
-            </w:r>
-            <w:proofErr w:type="gramEnd"/>
-            <w:r>
-              <w:t xml:space="preserve"> incorrect data formats when registering and should ask for correctly formatted data.</w:t>
+              <w:t>-The system should handle incorrect data formats when registering and should ask for correctly formatted data.</w:t>
             </w:r>
           </w:p>
           <w:p>
@@ -3412,36 +3027,12 @@
           </w:p>
           <w:p>
             <w:r>
-              <w:t xml:space="preserve">-Every request to register must </w:t>
-            </w:r>
-            <w:proofErr w:type="gramStart"/>
-            <w:r>
-              <w:t>be secured</w:t>
-            </w:r>
-            <w:proofErr w:type="gramEnd"/>
-            <w:r>
-              <w:t xml:space="preserve"> with TLS.</w:t>
-            </w:r>
-          </w:p>
-          <w:p>
-            <w:r>
-              <w:t xml:space="preserve">-The system should impose a cooldown to requests happening more than </w:t>
-            </w:r>
-            <w:proofErr w:type="gramStart"/>
-            <w:r>
-              <w:t>10</w:t>
-            </w:r>
-            <w:proofErr w:type="gramEnd"/>
-            <w:r>
-              <w:t xml:space="preserve"> requests per second and </w:t>
-            </w:r>
-            <w:proofErr w:type="gramStart"/>
-            <w:r>
-              <w:t>500</w:t>
-            </w:r>
-            <w:proofErr w:type="gramEnd"/>
-            <w:r>
-              <w:t xml:space="preserve"> requests per minute.</w:t>
+              <w:t>-Every request to register must be secured with TLS.</w:t>
+            </w:r>
+          </w:p>
+          <w:p>
+            <w:r>
+              <w:t>-The system should impose a cooldown to requests happening more than 10 requests per second and 500 requests per minute.</w:t>
             </w:r>
           </w:p>
           <w:p>
@@ -3524,15 +3115,7 @@
           </w:p>
           <w:p>
             <w:r>
-              <w:t xml:space="preserve">-The system should </w:t>
-            </w:r>
-            <w:proofErr w:type="gramStart"/>
-            <w:r>
-              <w:t>handle</w:t>
-            </w:r>
-            <w:proofErr w:type="gramEnd"/>
-            <w:r>
-              <w:t xml:space="preserve"> incorrect data formats when registering and should ask for correctly formatted data.</w:t>
+              <w:t>-The system should handle incorrect data formats when registering and should ask for correctly formatted data.</w:t>
             </w:r>
           </w:p>
           <w:p>
@@ -3542,36 +3125,12 @@
           </w:p>
           <w:p>
             <w:r>
-              <w:t xml:space="preserve">-Every request to register must </w:t>
-            </w:r>
-            <w:proofErr w:type="gramStart"/>
-            <w:r>
-              <w:t>be secured</w:t>
-            </w:r>
-            <w:proofErr w:type="gramEnd"/>
-            <w:r>
-              <w:t xml:space="preserve"> with TLS.</w:t>
-            </w:r>
-          </w:p>
-          <w:p>
-            <w:r>
-              <w:t xml:space="preserve">-The system should impose a cooldown to requests happening more than </w:t>
-            </w:r>
-            <w:proofErr w:type="gramStart"/>
-            <w:r>
-              <w:t>3</w:t>
-            </w:r>
-            <w:proofErr w:type="gramEnd"/>
-            <w:r>
-              <w:t xml:space="preserve"> requests per second and </w:t>
-            </w:r>
-            <w:proofErr w:type="gramStart"/>
-            <w:r>
-              <w:t>50</w:t>
-            </w:r>
-            <w:proofErr w:type="gramEnd"/>
-            <w:r>
-              <w:t xml:space="preserve"> requests per hour.</w:t>
+              <w:t>-Every request to register must be secured with TLS.</w:t>
+            </w:r>
+          </w:p>
+          <w:p>
+            <w:r>
+              <w:t>-The system should impose a cooldown to requests happening more than 3 requests per second and 50 requests per hour.</w:t>
             </w:r>
           </w:p>
           <w:p>
@@ -3749,13 +3308,8 @@
           </w:tcPr>
           <w:p>
             <w:r>
-              <w:t xml:space="preserve">The solution should have a fast load time when the page </w:t>
-            </w:r>
-            <w:proofErr w:type="gramStart"/>
-            <w:r>
-              <w:t>is clicked</w:t>
-            </w:r>
-            <w:proofErr w:type="gramEnd"/>
+              <w:t>The solution should have a fast load time when the page is clicked</w:t>
+            </w:r>
           </w:p>
         </w:tc>
         <w:tc>
@@ -3764,35 +3318,11 @@
           </w:tcPr>
           <w:p>
             <w:r>
-              <w:t xml:space="preserve">Users will </w:t>
-            </w:r>
-            <w:proofErr w:type="gramStart"/>
-            <w:r>
-              <w:t>be used</w:t>
-            </w:r>
-            <w:proofErr w:type="gramEnd"/>
-            <w:r>
-              <w:t xml:space="preserve"> to a fast load time for webpages as a fast-loading time has been industry standard for years, so by meeting the standard that users expect, the risk of stress points on a user </w:t>
-            </w:r>
-            <w:proofErr w:type="gramStart"/>
-            <w:r>
-              <w:t>is significantly reduced</w:t>
-            </w:r>
-            <w:proofErr w:type="gramEnd"/>
-            <w:r>
-              <w:t xml:space="preserve">. In turn, the solution </w:t>
+              <w:t xml:space="preserve">Users will be used to a fast load time for webpages as a fast-loading time has been industry standard for years, so by meeting the standard that users expect, the risk of stress points on a user is significantly reduced. In turn, the solution </w:t>
             </w:r>
             <w:r>
               <w:lastRenderedPageBreak/>
-              <w:t xml:space="preserve">will make the user feel at ease knowing that they </w:t>
-            </w:r>
-            <w:proofErr w:type="gramStart"/>
-            <w:r>
-              <w:t>are not slowed</w:t>
-            </w:r>
-            <w:proofErr w:type="gramEnd"/>
-            <w:r>
-              <w:t xml:space="preserve"> down during their day.</w:t>
+              <w:t>will make the user feel at ease knowing that they are not slowed down during their day.</w:t>
             </w:r>
           </w:p>
         </w:tc>
@@ -3841,23 +3371,10 @@
           </w:tcPr>
           <w:p>
             <w:r>
-              <w:t xml:space="preserve">There should be less then </w:t>
-            </w:r>
-            <w:proofErr w:type="gramStart"/>
-            <w:r>
-              <w:t>5</w:t>
-            </w:r>
-            <w:proofErr w:type="gramEnd"/>
-            <w:r>
-              <w:t xml:space="preserve"> complaints of latency </w:t>
-            </w:r>
-            <w:proofErr w:type="gramStart"/>
-            <w:r>
-              <w:t>issues</w:t>
-            </w:r>
-            <w:proofErr w:type="gramEnd"/>
-            <w:r>
-              <w:t xml:space="preserve"> </w:t>
+              <w:t xml:space="preserve">There should be less then 5 complaints of latency </w:t>
+            </w:r>
+            <w:r>
+              <w:t xml:space="preserve">issues </w:t>
             </w:r>
             <w:r>
               <w:t>every week.</w:t>
@@ -4079,13 +3596,8 @@
             <w:r>
               <w:t xml:space="preserve">One of the major causes for concern for a platform is encryption. Encryption keeps the internet world spinning, ensuring customer login data </w:t>
             </w:r>
-            <w:proofErr w:type="gramStart"/>
-            <w:r>
-              <w:t>is secured</w:t>
-            </w:r>
-            <w:proofErr w:type="gramEnd"/>
-            <w:r>
-              <w:t xml:space="preserve">. By implementing such basic and standardised practices, the solution can confidently present secure means to store personal identifiable information and credentials. </w:t>
+            <w:r>
+              <w:t xml:space="preserve">is secured. By implementing such basic and standardised practices, the solution can confidently present secure means to store personal identifiable information and credentials. </w:t>
             </w:r>
           </w:p>
         </w:tc>
@@ -4114,15 +3626,7 @@
           <w:p>
             <w:r>
               <w:lastRenderedPageBreak/>
-              <w:t xml:space="preserve">The solution must ensure that secure authentication methods </w:t>
-            </w:r>
-            <w:proofErr w:type="gramStart"/>
-            <w:r>
-              <w:t>are used</w:t>
-            </w:r>
-            <w:proofErr w:type="gramEnd"/>
-            <w:r>
-              <w:t>.</w:t>
+              <w:t>The solution must ensure that secure authentication methods are used.</w:t>
             </w:r>
           </w:p>
         </w:tc>
@@ -4145,15 +3649,7 @@
           </w:tcPr>
           <w:p>
             <w:r>
-              <w:t xml:space="preserve">All user login details must </w:t>
-            </w:r>
-            <w:proofErr w:type="gramStart"/>
-            <w:r>
-              <w:t>be encrypted</w:t>
-            </w:r>
-            <w:proofErr w:type="gramEnd"/>
-            <w:r>
-              <w:t xml:space="preserve"> using a secure hashing algorithm or similar. </w:t>
+              <w:t xml:space="preserve">All user login details must be encrypted using a secure hashing algorithm or similar. </w:t>
             </w:r>
           </w:p>
         </w:tc>
@@ -4178,15 +3674,7 @@
           </w:tcPr>
           <w:p>
             <w:r>
-              <w:t xml:space="preserve">The problem with websites is that there are pages that you want people to see, and pages you want to keep hidden. This is why it is industry standard to use role-based authentication to ensure that only authorised people can access certain content. By implementing role-based authentication, not only is the solution deemed as industry standard, but the solution </w:t>
-            </w:r>
-            <w:proofErr w:type="gramStart"/>
-            <w:r>
-              <w:t>is also deemed</w:t>
-            </w:r>
-            <w:proofErr w:type="gramEnd"/>
-            <w:r>
-              <w:t xml:space="preserve"> secure and trustworthy. Having role-based authentication also allows users to have a personalised experience based on their user role, improving user experience and overall satisfaction.</w:t>
+              <w:t>The problem with websites is that there are pages that you want people to see, and pages you want to keep hidden. This is why it is industry standard to use role-based authentication to ensure that only authorised people can access certain content. By implementing role-based authentication, not only is the solution deemed as industry standard, but the solution is also deemed secure and trustworthy. Having role-based authentication also allows users to have a personalised experience based on their user role, improving user experience and overall satisfaction.</w:t>
             </w:r>
           </w:p>
         </w:tc>
@@ -4224,39 +3712,7 @@
           </w:tcPr>
           <w:p>
             <w:r>
-              <w:t xml:space="preserve">Users would prefer their personal data to not </w:t>
-            </w:r>
-            <w:proofErr w:type="gramStart"/>
-            <w:r>
-              <w:t>be compromised</w:t>
-            </w:r>
-            <w:proofErr w:type="gramEnd"/>
-            <w:r>
-              <w:t xml:space="preserve">, so it is imperative to ensure that the solution cannot </w:t>
-            </w:r>
-            <w:proofErr w:type="gramStart"/>
-            <w:r>
-              <w:t>be compromised</w:t>
-            </w:r>
-            <w:proofErr w:type="gramEnd"/>
-            <w:r>
-              <w:t xml:space="preserve"> through SQL injection. By testing to ensure that SQL injection is </w:t>
-            </w:r>
-            <w:proofErr w:type="gramStart"/>
-            <w:r>
-              <w:t>not impossible</w:t>
-            </w:r>
-            <w:proofErr w:type="gramEnd"/>
-            <w:r>
-              <w:t xml:space="preserve">, the chances of data leaks and bad actors accessing unauthorised data will </w:t>
-            </w:r>
-            <w:proofErr w:type="gramStart"/>
-            <w:r>
-              <w:t>be reduced</w:t>
-            </w:r>
-            <w:proofErr w:type="gramEnd"/>
-            <w:r>
-              <w:t xml:space="preserve">. Furthermore, this will help to ensure data protection and client reputation. </w:t>
+              <w:t xml:space="preserve">Users would prefer their personal data to not be compromised, so it is imperative to ensure that the solution cannot be compromised through SQL injection. By testing to ensure that SQL injection is not impossible, the chances of data leaks and bad actors accessing unauthorised data will be reduced. Furthermore, this will help to ensure data protection and client reputation. </w:t>
             </w:r>
           </w:p>
         </w:tc>
@@ -4391,15 +3847,7 @@
           </w:tcPr>
           <w:p>
             <w:r>
-              <w:t xml:space="preserve">The code within the solution should be easy to maintain and can </w:t>
-            </w:r>
-            <w:proofErr w:type="gramStart"/>
-            <w:r>
-              <w:t>be understood</w:t>
-            </w:r>
-            <w:proofErr w:type="gramEnd"/>
-            <w:r>
-              <w:t xml:space="preserve"> by other developers.</w:t>
+              <w:t>The code within the solution should be easy to maintain and can be understood by other developers.</w:t>
             </w:r>
           </w:p>
         </w:tc>
@@ -4412,21 +3860,19 @@
               <w:t>Having</w:t>
             </w:r>
             <w:r>
-              <w:t xml:space="preserve"> messy and unorganised code is the worst when you are trying to fix an issue, so it is imperative that code </w:t>
-            </w:r>
-            <w:proofErr w:type="gramStart"/>
-            <w:r>
-              <w:t>is annotated</w:t>
-            </w:r>
-            <w:proofErr w:type="gramEnd"/>
-            <w:r>
-              <w:t xml:space="preserve"> and explained, so that in the future; Other contracted developers </w:t>
+              <w:t xml:space="preserve"> messy and unorganised code is the worst when you are trying to fix an issue, so it is imperative that code is annotated and explained, so that in the future; Other contracted developers </w:t>
             </w:r>
             <w:r>
               <w:t>can</w:t>
             </w:r>
             <w:r>
-              <w:t xml:space="preserve"> continue maintenance. </w:t>
+              <w:t xml:space="preserve"> continue maintenance</w:t>
+            </w:r>
+            <w:r>
+              <w:t xml:space="preserve"> and this ensures readability as other developers continue their work.</w:t>
+            </w:r>
+            <w:r>
+              <w:t xml:space="preserve"> </w:t>
             </w:r>
           </w:p>
         </w:tc>
@@ -4439,11 +3885,7 @@
           </w:tcPr>
           <w:p>
             <w:r>
-              <w:t xml:space="preserve">A </w:t>
-            </w:r>
-            <w:proofErr w:type="gramStart"/>
-            <w:r>
-              <w:t>3</w:t>
+              <w:t>A 3</w:t>
             </w:r>
             <w:r>
               <w:rPr>
@@ -4451,7 +3893,6 @@
               </w:rPr>
               <w:t>rd</w:t>
             </w:r>
-            <w:proofErr w:type="gramEnd"/>
             <w:r>
               <w:t xml:space="preserve"> party should be able to understand and maintain the solution. </w:t>
             </w:r>
@@ -4521,15 +3962,7 @@
           </w:tcPr>
           <w:p>
             <w:r>
-              <w:t xml:space="preserve">The solution should be able to </w:t>
-            </w:r>
-            <w:proofErr w:type="gramStart"/>
-            <w:r>
-              <w:t>handle</w:t>
-            </w:r>
-            <w:proofErr w:type="gramEnd"/>
-            <w:r>
-              <w:t xml:space="preserve"> a growing </w:t>
+              <w:t xml:space="preserve">The solution should be able to handle a growing </w:t>
             </w:r>
             <w:r>
               <w:t>number</w:t>
@@ -4688,23 +4121,8 @@
           </w:tcPr>
           <w:p>
             <w:r>
-              <w:t xml:space="preserve">The website must be able to </w:t>
-            </w:r>
-            <w:proofErr w:type="gramStart"/>
-            <w:r>
-              <w:t>handle</w:t>
-            </w:r>
-            <w:proofErr w:type="gramEnd"/>
-            <w:r>
-              <w:t xml:space="preserve"> </w:t>
-            </w:r>
-            <w:proofErr w:type="gramStart"/>
-            <w:r>
-              <w:t>large amounts</w:t>
-            </w:r>
-            <w:proofErr w:type="gramEnd"/>
-            <w:r>
-              <w:t xml:space="preserve"> of users at once. </w:t>
+              <w:lastRenderedPageBreak/>
+              <w:t xml:space="preserve">The website must be able to handle large amounts of users at once. </w:t>
             </w:r>
           </w:p>
         </w:tc>
@@ -4720,11 +4138,7 @@
               <w:t>platforms and</w:t>
             </w:r>
             <w:r>
-              <w:t xml:space="preserve"> have made an example on why it is so important to be </w:t>
-            </w:r>
-            <w:r>
-              <w:lastRenderedPageBreak/>
-              <w:t xml:space="preserve">able to hold </w:t>
+              <w:t xml:space="preserve"> have made an example on why it is so important to be able to hold </w:t>
             </w:r>
             <w:r>
               <w:t>aa substantial number</w:t>
@@ -4746,16 +4160,7 @@
           </w:tcPr>
           <w:p>
             <w:r>
-              <w:lastRenderedPageBreak/>
-              <w:t xml:space="preserve">Be able to hold </w:t>
-            </w:r>
-            <w:proofErr w:type="gramStart"/>
-            <w:r>
-              <w:t>200</w:t>
-            </w:r>
-            <w:proofErr w:type="gramEnd"/>
-            <w:r>
-              <w:t xml:space="preserve"> concurrent users.</w:t>
+              <w:t>Be able to hold 200 concurrent users.</w:t>
             </w:r>
           </w:p>
         </w:tc>
@@ -4967,15 +4372,7 @@
           </w:tcPr>
           <w:p>
             <w:r>
-              <w:t xml:space="preserve">The solution should </w:t>
-            </w:r>
-            <w:proofErr w:type="gramStart"/>
-            <w:r>
-              <w:t>be designed</w:t>
-            </w:r>
-            <w:proofErr w:type="gramEnd"/>
-            <w:r>
-              <w:t xml:space="preserve"> to mitigate downtime from crashes providing an uninterrupted service to users.</w:t>
+              <w:t>The solution should be designed to mitigate downtime from crashes providing an uninterrupted service to users.</w:t>
             </w:r>
           </w:p>
         </w:tc>
@@ -4985,31 +4382,11 @@
           </w:tcPr>
           <w:p>
             <w:r>
-              <w:t xml:space="preserve">When using a website, you would expect the website to be running and accessible </w:t>
-            </w:r>
-            <w:proofErr w:type="gramStart"/>
-            <w:r>
-              <w:t>all of</w:t>
-            </w:r>
-            <w:proofErr w:type="gramEnd"/>
-            <w:r>
-              <w:t xml:space="preserve"> the time, but that </w:t>
-            </w:r>
-            <w:proofErr w:type="gramStart"/>
-            <w:r>
-              <w:t>isn’t</w:t>
-            </w:r>
-            <w:proofErr w:type="gramEnd"/>
-            <w:r>
-              <w:t xml:space="preserve"> always the case. Websites will always experience downtime which is why it is important to mitigate downtime. By mitigating </w:t>
-            </w:r>
-            <w:proofErr w:type="gramStart"/>
-            <w:r>
-              <w:t>possible downtime</w:t>
-            </w:r>
-            <w:proofErr w:type="gramEnd"/>
-            <w:r>
-              <w:t xml:space="preserve">, not only is the solution allowing users to access the website to continue normal tasks, but the solution is also providing a revenue stream from sales. </w:t>
+              <w:t xml:space="preserve">When using a website, you would expect the website to be running and accessible all of the time, but that isn’t always the case. Websites will always experience downtime which is why it is important to mitigate downtime. By mitigating possible downtime, not only is the solution allowing users to access the website to continue normal tasks, but the solution is also </w:t>
+            </w:r>
+            <w:r>
+              <w:lastRenderedPageBreak/>
+              <w:t xml:space="preserve">providing a revenue stream from sales. </w:t>
             </w:r>
           </w:p>
         </w:tc>
@@ -5022,6 +4399,7 @@
           </w:tcPr>
           <w:p>
             <w:r>
+              <w:lastRenderedPageBreak/>
               <w:t>The website should have an uptime greater than 99.5%.</w:t>
             </w:r>
           </w:p>
@@ -5053,11 +4431,7 @@
           </w:tcPr>
           <w:p>
             <w:r>
-              <w:t xml:space="preserve">Imagine reading information off a website just to realise it was outdated for years? It is essential to the client and the </w:t>
-            </w:r>
-            <w:r>
-              <w:lastRenderedPageBreak/>
-              <w:t>users that the solution is up to date on any information and content that may have changed as times go on. This is why the solution must be able to provide up to date information</w:t>
+              <w:t>Imagine reading information off a website just to realise it was outdated for years? It is essential to the client and the users that the solution is up to date on any information and content that may have changed as times go on. This is why the solution must be able to provide up to date information</w:t>
             </w:r>
             <w:r>
               <w:t>.</w:t>
@@ -5073,16 +4447,7 @@
           </w:tcPr>
           <w:p>
             <w:r>
-              <w:lastRenderedPageBreak/>
-              <w:t xml:space="preserve">The solutions content, assents and information </w:t>
-            </w:r>
-            <w:proofErr w:type="gramStart"/>
-            <w:r>
-              <w:t>are checked</w:t>
-            </w:r>
-            <w:proofErr w:type="gramEnd"/>
-            <w:r>
-              <w:t xml:space="preserve"> weekly to ensure that information validity is correct. </w:t>
+              <w:t xml:space="preserve">The solutions content, assents and information are checked weekly to ensure that information validity is correct. </w:t>
             </w:r>
           </w:p>
         </w:tc>
@@ -5108,6 +4473,9 @@
           <w:p>
             <w:r>
               <w:t>Imagine if there was not a recovery plan in place, there would be chaos when there are any sorts of crashes. By having a recovery plan, it can reduce downtime and allows the solution to continue operating and allows key functions to keep operating.</w:t>
+            </w:r>
+            <w:r>
+              <w:t xml:space="preserve"> This is why it is imperative to have a recovery plan.</w:t>
             </w:r>
           </w:p>
         </w:tc>
@@ -5248,15 +4616,7 @@
           </w:tcPr>
           <w:p>
             <w:r>
-              <w:t xml:space="preserve">The navigation menu should </w:t>
-            </w:r>
-            <w:proofErr w:type="gramStart"/>
-            <w:r>
-              <w:t>be built</w:t>
-            </w:r>
-            <w:proofErr w:type="gramEnd"/>
-            <w:r>
-              <w:t xml:space="preserve"> for ease of use and functionality.</w:t>
+              <w:t>The navigation menu should be built for ease of use and functionality.</w:t>
             </w:r>
           </w:p>
         </w:tc>
@@ -5288,6 +4648,9 @@
             </w:r>
             <w:r>
               <w:t xml:space="preserve">navigation properties are correct and go to the intended place. </w:t>
+            </w:r>
+            <w:r>
+              <w:t>By ensuring this, the customer is not handed faulty webpages, or malicious redirects.</w:t>
             </w:r>
           </w:p>
         </w:tc>
@@ -5315,23 +4678,7 @@
           </w:tcPr>
           <w:p>
             <w:r>
-              <w:t xml:space="preserve">The solution must </w:t>
-            </w:r>
-            <w:proofErr w:type="gramStart"/>
-            <w:r>
-              <w:t>be built</w:t>
-            </w:r>
-            <w:proofErr w:type="gramEnd"/>
-            <w:r>
-              <w:t xml:space="preserve"> to </w:t>
-            </w:r>
-            <w:proofErr w:type="gramStart"/>
-            <w:r>
-              <w:t>handle</w:t>
-            </w:r>
-            <w:proofErr w:type="gramEnd"/>
-            <w:r>
-              <w:t xml:space="preserve"> errors in a way that a user can understand while being informative. </w:t>
+              <w:t xml:space="preserve">The solution must be built to handle errors in a way that a user can understand while being informative. </w:t>
             </w:r>
           </w:p>
         </w:tc>
@@ -5385,7 +4732,20 @@
               <w:t>a necessity</w:t>
             </w:r>
             <w:r>
-              <w:t xml:space="preserve"> for a website to redirect users to correct webpages and endpoints, which is why it is so important to ensure that all navigation properties are correct and go to the intended place. </w:t>
+              <w:t xml:space="preserve"> for a website to redirect users to correct webpages and endpoints, which is why it is so important to ensure that all navigation properties are correct and go to the intended place.</w:t>
+            </w:r>
+            <w:r>
+              <w:t xml:space="preserve"> </w:t>
+            </w:r>
+            <w:r>
+              <w:t xml:space="preserve">By </w:t>
+            </w:r>
+            <w:r>
+              <w:lastRenderedPageBreak/>
+              <w:t>ensuring this, the customer is not handed faulty webpages, or malicious redirects.</w:t>
+            </w:r>
+            <w:r>
+              <w:t xml:space="preserve"> </w:t>
             </w:r>
           </w:p>
         </w:tc>
@@ -5398,6 +4758,7 @@
           </w:tcPr>
           <w:p>
             <w:r>
+              <w:lastRenderedPageBreak/>
               <w:t>External links must be accessible through buttons or link forwarding.</w:t>
             </w:r>
           </w:p>
@@ -5530,11 +4891,7 @@
               <w:t>All users have the right to access features to aid their ability in using a website. This is why it is imperative to ensure that users who have the need to use accessibility features have access to them. By providing these features, not only do</w:t>
             </w:r>
             <w:r>
-              <w:t xml:space="preserve">es the client’s </w:t>
-            </w:r>
-            <w:r>
-              <w:lastRenderedPageBreak/>
-              <w:t>website</w:t>
+              <w:t>es the client’s website</w:t>
             </w:r>
             <w:r>
               <w:t xml:space="preserve"> become more accessible to those who need it; boosting potential customers, </w:t>
@@ -5550,16 +4907,7 @@
           </w:tcPr>
           <w:p>
             <w:r>
-              <w:lastRenderedPageBreak/>
-              <w:t xml:space="preserve">No complaints about ability to </w:t>
-            </w:r>
-            <w:proofErr w:type="gramStart"/>
-            <w:r>
-              <w:t>utilise</w:t>
-            </w:r>
-            <w:proofErr w:type="gramEnd"/>
-            <w:r>
-              <w:t xml:space="preserve"> accessibility features.</w:t>
+              <w:t>No complaints about ability to utilise accessibility features.</w:t>
             </w:r>
           </w:p>
         </w:tc>
@@ -5593,23 +4941,7 @@
               <w:t>most</w:t>
             </w:r>
             <w:r>
-              <w:t xml:space="preserve"> devices </w:t>
-            </w:r>
-            <w:proofErr w:type="gramStart"/>
-            <w:r>
-              <w:t>are supported</w:t>
-            </w:r>
-            <w:proofErr w:type="gramEnd"/>
-            <w:r>
-              <w:t xml:space="preserve">, it is necessary to </w:t>
-            </w:r>
-            <w:proofErr w:type="gramStart"/>
-            <w:r>
-              <w:t>test</w:t>
-            </w:r>
-            <w:proofErr w:type="gramEnd"/>
-            <w:r>
-              <w:t xml:space="preserve"> that most devices in the consumer market works, so that there </w:t>
+              <w:t xml:space="preserve"> devices are supported, it is necessary to test that most devices in the consumer market works, so that there </w:t>
             </w:r>
             <w:r>
               <w:t>are</w:t>
@@ -5631,15 +4963,7 @@
           <w:p/>
           <w:p>
             <w:r>
-              <w:t xml:space="preserve">No more then </w:t>
-            </w:r>
-            <w:proofErr w:type="gramStart"/>
-            <w:r>
-              <w:t>10</w:t>
-            </w:r>
-            <w:proofErr w:type="gramEnd"/>
-            <w:r>
-              <w:t xml:space="preserve"> complaints a week about issues with compatibility.</w:t>
+              <w:t>No more then 10 complaints a week about issues with compatibility.</w:t>
             </w:r>
           </w:p>
         </w:tc>
@@ -5670,15 +4994,7 @@
               <w:t xml:space="preserve"> important to include</w:t>
             </w:r>
             <w:r>
-              <w:t xml:space="preserve"> those who are not as fortunate to have the same abilities as most people. This is why the solution must have </w:t>
-            </w:r>
-            <w:proofErr w:type="gramStart"/>
-            <w:r>
-              <w:t>3</w:t>
-            </w:r>
-            <w:proofErr w:type="gramEnd"/>
-            <w:r>
-              <w:t xml:space="preserve"> sets of colour schemes. The default Light Mode, A Dark Mode for those who wish to have a dark mode preset and a High Contrast Mode for those who require the higher contrast content to see easier. By providing these options, a user who needs these features will have a better experience using the website. </w:t>
+              <w:t xml:space="preserve"> those who are not as fortunate to have the same abilities as most people. This is why the solution must have 3 sets of colour schemes. The default Light Mode, A Dark Mode for those who wish to have a dark mode preset and a High Contrast Mode for those who require the higher contrast content to see easier. By providing these options, a user who needs these features will have a better experience using the website. </w:t>
             </w:r>
           </w:p>
         </w:tc>
@@ -5708,6 +5024,9 @@
     </w:p>
     <w:p>
       <w:r>
+        <w:rPr>
+          <w:noProof/>
+        </w:rPr>
         <w:drawing>
           <wp:inline distT="0" distB="0" distL="0" distR="0" wp14:anchorId="552A3448" wp14:editId="1B269129">
             <wp:extent cx="5731510" cy="3024505"/>
@@ -5762,13 +5081,8 @@
       <w:bookmarkEnd w:id="14"/>
     </w:p>
     <w:p>
-      <w:proofErr w:type="gramStart"/>
-      <w:r>
-        <w:t>Some</w:t>
-      </w:r>
-      <w:proofErr w:type="gramEnd"/>
-      <w:r>
-        <w:t xml:space="preserve"> aspects that I have contemplated about for the design aspect of the website is the colour scheme and the </w:t>
+      <w:r>
+        <w:t xml:space="preserve">Some aspects that I have contemplated about for the design aspect of the website is the colour scheme and the </w:t>
       </w:r>
       <w:r>
         <w:t>assets,</w:t>
@@ -5777,23 +5091,7 @@
         <w:t xml:space="preserve"> such as fonts and images. Initially, I w</w:t>
       </w:r>
       <w:r>
-        <w:t xml:space="preserve">ant to go for a Blue on Cream/Beige for the colour scheme as it symbolises a light, hearty environment and using </w:t>
-      </w:r>
-      <w:proofErr w:type="gramStart"/>
-      <w:r>
-        <w:t>some</w:t>
-      </w:r>
-      <w:proofErr w:type="gramEnd"/>
-      <w:r>
-        <w:t xml:space="preserve"> light shades of green, darker shades of yellow and brown to fit into the idea of animals, </w:t>
-      </w:r>
-      <w:proofErr w:type="gramStart"/>
-      <w:r>
-        <w:t>nature</w:t>
-      </w:r>
-      <w:proofErr w:type="gramEnd"/>
-      <w:r>
-        <w:t xml:space="preserve"> and the outdoors. I intend to use these colours to set a modern and professional design while keeping the idea of nature</w:t>
+        <w:t>ant to go for a Blue on Cream/Beige for the colour scheme as it symbolises a light, hearty environment and using some light shades of green, darker shades of yellow and brown to fit into the idea of animals, nature and the outdoors. I intend to use these colours to set a modern and professional design while keeping the idea of nature</w:t>
       </w:r>
       <w:r>
         <w:t xml:space="preserve"> and the outdoors. I intend to use </w:t>
@@ -5930,39 +5228,7 @@
           </w:tcPr>
           <w:p>
             <w:r>
-              <w:t xml:space="preserve">Use forced HTTPS with SSL/TLS certificates to ensure that data </w:t>
-            </w:r>
-            <w:proofErr w:type="gramStart"/>
-            <w:r>
-              <w:t>is encrypted</w:t>
-            </w:r>
-            <w:proofErr w:type="gramEnd"/>
-            <w:r>
-              <w:t xml:space="preserve"> end-to-end, making it unreadable to attackers. You </w:t>
-            </w:r>
-            <w:proofErr w:type="gramStart"/>
-            <w:r>
-              <w:t>many</w:t>
-            </w:r>
-            <w:proofErr w:type="gramEnd"/>
-            <w:r>
-              <w:t xml:space="preserve"> also use Certificate Pinning to prevent attackers from using forged certificates. In turn, this will ensure that data </w:t>
-            </w:r>
-            <w:proofErr w:type="gramStart"/>
-            <w:r>
-              <w:t>being transmitted</w:t>
-            </w:r>
-            <w:proofErr w:type="gramEnd"/>
-            <w:r>
-              <w:t xml:space="preserve"> cannot </w:t>
-            </w:r>
-            <w:proofErr w:type="gramStart"/>
-            <w:r>
-              <w:t>be intercepted</w:t>
-            </w:r>
-            <w:proofErr w:type="gramEnd"/>
-            <w:r>
-              <w:t>.</w:t>
+              <w:t>Use forced HTTPS with SSL/TLS certificates to ensure that data is encrypted end-to-end, making it unreadable to attackers. You many also use Certificate Pinning to prevent attackers from using forged certificates. In turn, this will ensure that data being transmitted cannot be intercepted.</w:t>
             </w:r>
           </w:p>
         </w:tc>
@@ -5998,23 +5264,7 @@
             </w:r>
             <w:r>
               <w:lastRenderedPageBreak/>
-              <w:t xml:space="preserve">attacks. In turn, this will make credential guessing </w:t>
-            </w:r>
-            <w:proofErr w:type="gramStart"/>
-            <w:r>
-              <w:t>much</w:t>
-            </w:r>
-            <w:proofErr w:type="gramEnd"/>
-            <w:r>
-              <w:t xml:space="preserve"> harder, but theoretically </w:t>
-            </w:r>
-            <w:proofErr w:type="gramStart"/>
-            <w:r>
-              <w:t>not impossible</w:t>
-            </w:r>
-            <w:proofErr w:type="gramEnd"/>
-            <w:r>
-              <w:t>.</w:t>
+              <w:t>attacks. In turn, this will make credential guessing much harder, but theoretically not impossible.</w:t>
             </w:r>
           </w:p>
         </w:tc>
@@ -6047,47 +5297,7 @@
           </w:tcPr>
           <w:p>
             <w:r>
-              <w:t xml:space="preserve">Use Rate Limiting to control the number of requests the solution’s server will accept </w:t>
-            </w:r>
-            <w:proofErr w:type="gramStart"/>
-            <w:r>
-              <w:t>in a given</w:t>
-            </w:r>
-            <w:proofErr w:type="gramEnd"/>
-            <w:r>
-              <w:t xml:space="preserve"> </w:t>
-            </w:r>
-            <w:proofErr w:type="gramStart"/>
-            <w:r>
-              <w:t>timeframe</w:t>
-            </w:r>
-            <w:proofErr w:type="gramEnd"/>
-            <w:r>
-              <w:t xml:space="preserve">. This can prevent the solution’s server from </w:t>
-            </w:r>
-            <w:proofErr w:type="gramStart"/>
-            <w:r>
-              <w:t>being overwhelmed</w:t>
-            </w:r>
-            <w:proofErr w:type="gramEnd"/>
-            <w:r>
-              <w:t xml:space="preserve"> by excessive requests from </w:t>
-            </w:r>
-            <w:proofErr w:type="gramStart"/>
-            <w:r>
-              <w:t>a single source</w:t>
-            </w:r>
-            <w:proofErr w:type="gramEnd"/>
-            <w:r>
-              <w:t xml:space="preserve">. In turn, the effect of a DDoS attack can </w:t>
-            </w:r>
-            <w:proofErr w:type="gramStart"/>
-            <w:r>
-              <w:t>be significantly reduced</w:t>
-            </w:r>
-            <w:proofErr w:type="gramEnd"/>
-            <w:r>
-              <w:t xml:space="preserve">. </w:t>
+              <w:t xml:space="preserve">Use Rate Limiting to control the number of requests the solution’s server will accept in a given timeframe. This can prevent the solution’s server from being overwhelmed by excessive requests from a single source. In turn, the effect of a DDoS attack can be significantly reduced. </w:t>
             </w:r>
           </w:p>
         </w:tc>
@@ -6266,15 +5476,7 @@
               <w:t>Use fall-back options, such as</w:t>
             </w:r>
             <w:r>
-              <w:t xml:space="preserve"> communication buffers. Communication buffers allow you to notify customers if an issue is at hand. For example, an automated delay notification can </w:t>
-            </w:r>
-            <w:proofErr w:type="gramStart"/>
-            <w:r>
-              <w:t>be used</w:t>
-            </w:r>
-            <w:proofErr w:type="gramEnd"/>
-            <w:r>
-              <w:t xml:space="preserve"> if a</w:t>
+              <w:t xml:space="preserve"> communication buffers. Communication buffers allow you to notify customers if an issue is at hand. For example, an automated delay notification can be used if a</w:t>
             </w:r>
             <w:r>
               <w:t xml:space="preserve"> feature</w:t>
@@ -6331,13 +5533,21 @@
           <w:tcPr>
             <w:tcW w:w="3773" w:type="dxa"/>
           </w:tcPr>
-          <w:p/>
+          <w:p>
+            <w:r>
+              <w:t>The Content Black Hole</w:t>
+            </w:r>
+          </w:p>
         </w:tc>
         <w:tc>
           <w:tcPr>
             <w:tcW w:w="4397" w:type="dxa"/>
           </w:tcPr>
-          <w:p/>
+          <w:p>
+            <w:r>
+              <w:t xml:space="preserve">Use only the necessary assets required to ensure that the page is not overloaded with graphics, images and videos. </w:t>
+            </w:r>
+          </w:p>
         </w:tc>
       </w:tr>
       <w:tr>
@@ -6355,13 +5565,24 @@
           <w:tcPr>
             <w:tcW w:w="3773" w:type="dxa"/>
           </w:tcPr>
-          <w:p/>
+          <w:p>
+            <w:r>
+              <w:t>Accessibility Failure</w:t>
+            </w:r>
+          </w:p>
         </w:tc>
         <w:tc>
           <w:tcPr>
             <w:tcW w:w="4397" w:type="dxa"/>
           </w:tcPr>
-          <w:p/>
+          <w:p>
+            <w:r>
+              <w:t>Ensure that accessibility features are tested</w:t>
+            </w:r>
+            <w:r>
+              <w:t xml:space="preserve"> pre-deployment and ensure you use various methods of testing, such as keyboard-only navigation to ensure that the site meets WCAG standards.</w:t>
+            </w:r>
+          </w:p>
         </w:tc>
       </w:tr>
       <w:tr>
@@ -6600,6 +5821,9 @@
             <w:r>
               <w:t>R2</w:t>
             </w:r>
+            <w:r>
+              <w:t xml:space="preserve">, R13 </w:t>
+            </w:r>
           </w:p>
         </w:tc>
         <w:tc>
@@ -6644,7 +5868,11 @@
             <w:tcW w:w="1803" w:type="dxa"/>
             <w:shd w:val="clear" w:color="auto" w:fill="FFFF00"/>
           </w:tcPr>
-          <w:p/>
+          <w:p>
+            <w:r>
+              <w:t>R12</w:t>
+            </w:r>
+          </w:p>
         </w:tc>
         <w:tc>
           <w:tcPr>
@@ -6726,6 +5954,7 @@
       </w:pPr>
       <w:bookmarkStart w:id="18" w:name="_Toc224130674"/>
       <w:r>
+        <w:lastRenderedPageBreak/>
         <w:t>Legal and Regulatory Guidelines</w:t>
       </w:r>
       <w:bookmarkEnd w:id="18"/>
@@ -6817,62 +6046,10 @@
           </w:tcPr>
           <w:p>
             <w:r>
-              <w:t xml:space="preserve">When </w:t>
-            </w:r>
-            <w:proofErr w:type="gramStart"/>
-            <w:r>
-              <w:t>handling</w:t>
-            </w:r>
-            <w:proofErr w:type="gramEnd"/>
-            <w:r>
-              <w:t xml:space="preserve"> </w:t>
-            </w:r>
-            <w:proofErr w:type="gramStart"/>
-            <w:r>
-              <w:t>large amounts</w:t>
-            </w:r>
-            <w:proofErr w:type="gramEnd"/>
-            <w:r>
-              <w:t xml:space="preserve"> of user accounts, customer data and booking information, the solution must adhere to the regulatory </w:t>
-            </w:r>
-            <w:r>
-              <w:lastRenderedPageBreak/>
-              <w:t xml:space="preserve">guidelines around data protection to ensure that data </w:t>
-            </w:r>
-            <w:proofErr w:type="gramStart"/>
-            <w:r>
-              <w:t>is not mishandled</w:t>
-            </w:r>
-            <w:proofErr w:type="gramEnd"/>
-            <w:r>
-              <w:t xml:space="preserve">. The DPA and GDPR regulations govern how data </w:t>
-            </w:r>
-            <w:proofErr w:type="gramStart"/>
-            <w:r>
-              <w:t>is pro</w:t>
-            </w:r>
-            <w:r>
-              <w:t>tected</w:t>
-            </w:r>
-            <w:proofErr w:type="gramEnd"/>
-            <w:r>
-              <w:t xml:space="preserve"> under fundamental rights and freedoms, and provides regulations on how data can </w:t>
-            </w:r>
-            <w:proofErr w:type="gramStart"/>
-            <w:r>
-              <w:t>be stored</w:t>
-            </w:r>
-            <w:proofErr w:type="gramEnd"/>
-            <w:r>
-              <w:t xml:space="preserve">, processed, </w:t>
-            </w:r>
-            <w:proofErr w:type="gramStart"/>
-            <w:r>
-              <w:t>used</w:t>
-            </w:r>
-            <w:proofErr w:type="gramEnd"/>
-            <w:r>
-              <w:t xml:space="preserve"> and received. It is imperative to follow as the solution will be handing sensitive data such as Billing Information, Names, Addresses and Orders. The compliance with the DPA and GDPR regulations will help ensure that data security is at an industry standard level.</w:t>
+              <w:t>When handling large amounts of user accounts, customer data and booking information, the solution must adhere to the regulatory guidelines around data protection to ensure that data is not mishandled. The DPA and GDPR regulations govern how data is pro</w:t>
+            </w:r>
+            <w:r>
+              <w:t>tected under fundamental rights and freedoms, and provides regulations on how data can be stored, processed, used and received. It is imperative to follow as the solution will be handing sensitive data such as Billing Information, Names, Addresses and Orders. The compliance with the DPA and GDPR regulations will help ensure that data security is at an industry standard level.</w:t>
             </w:r>
           </w:p>
         </w:tc>
@@ -6884,7 +6061,6 @@
           </w:tcPr>
           <w:p>
             <w:r>
-              <w:lastRenderedPageBreak/>
               <w:t>Web Content Accessibility Guidelines (WCAG)</w:t>
             </w:r>
           </w:p>
@@ -6895,34 +6071,10 @@
           </w:tcPr>
           <w:p>
             <w:r>
-              <w:t xml:space="preserve">With the vast number of users that </w:t>
-            </w:r>
-            <w:proofErr w:type="gramStart"/>
-            <w:r>
-              <w:t>are expected</w:t>
-            </w:r>
-            <w:proofErr w:type="gramEnd"/>
-            <w:r>
-              <w:t xml:space="preserve"> to use this solution, it is imperative that the website </w:t>
-            </w:r>
-            <w:proofErr w:type="gramStart"/>
-            <w:r>
-              <w:t>is made</w:t>
-            </w:r>
-            <w:proofErr w:type="gramEnd"/>
-            <w:r>
-              <w:t xml:space="preserve"> with accessibility standards in mind. WCAG provides expected features that</w:t>
-            </w:r>
-            <w:r>
-              <w:t xml:space="preserve"> should </w:t>
-            </w:r>
-            <w:proofErr w:type="gramStart"/>
-            <w:r>
-              <w:t>be implemented</w:t>
-            </w:r>
-            <w:proofErr w:type="gramEnd"/>
-            <w:r>
-              <w:t xml:space="preserve"> to ensure that the solution provides users with an equal opportunity for the client to grow their customer base. </w:t>
+              <w:t>With the vast number of users that are expected to use this solution, it is imperative that the website is made with accessibility standards in mind. WCAG provides expected features that</w:t>
+            </w:r>
+            <w:r>
+              <w:t xml:space="preserve"> should be implemented to ensure that the solution provides users with an equal opportunity for the client to grow their customer base. </w:t>
             </w:r>
           </w:p>
         </w:tc>
@@ -6950,15 +6102,7 @@
               <w:t>data and</w:t>
             </w:r>
             <w:r>
-              <w:t xml:space="preserve"> agrees to their data </w:t>
-            </w:r>
-            <w:proofErr w:type="gramStart"/>
-            <w:r>
-              <w:t>being processed</w:t>
-            </w:r>
-            <w:proofErr w:type="gramEnd"/>
-            <w:r>
-              <w:t xml:space="preserve"> for these purposes. Furthermore, this allows the client to prohibit acts against their terms and conditions, allowing the client to barr users from using the website.</w:t>
+              <w:t xml:space="preserve"> agrees to their data being processed for these purposes. Furthermore, this allows the client to prohibit acts against their terms and conditions, allowing the client to barr users from using the website.</w:t>
             </w:r>
           </w:p>
         </w:tc>
@@ -7029,15 +6173,7 @@
           </w:tcPr>
           <w:p>
             <w:r>
-              <w:t xml:space="preserve">As the client’s business </w:t>
-            </w:r>
-            <w:proofErr w:type="gramStart"/>
-            <w:r>
-              <w:t>handles</w:t>
-            </w:r>
-            <w:proofErr w:type="gramEnd"/>
-            <w:r>
-              <w:t xml:space="preserve"> the goods from farmed animals, the solution must also follow legislation when it comes to the welfare of those animals. The law </w:t>
+              <w:t xml:space="preserve">As the client’s business handles the goods from farmed animals, the solution must also follow legislation when it comes to the welfare of those animals. The law </w:t>
             </w:r>
             <w:r>
               <w:t>includes duties for animal owners to meet the physical and psychological needs of their animals</w:t>
@@ -7063,7 +6199,7 @@
 </file>
 
 <file path=word/numbering.xml><?xml version="1.0" encoding="utf-8"?>
-<w:numbering xmlns:wpc="http://schemas.microsoft.com/office/word/2010/wordprocessingCanvas" xmlns:cx="http://schemas.microsoft.com/office/drawing/2014/chartex" xmlns:cx1="http://schemas.microsoft.com/office/drawing/2015/9/8/chartex" xmlns:cx2="http://schemas.microsoft.com/office/drawing/2015/10/21/chartex" xmlns:cx3="http://schemas.microsoft.com/office/drawing/2016/5/9/chartex" xmlns:cx4="http://schemas.microsoft.com/office/drawing/2016/5/10/chartex" xmlns:cx5="http://schemas.microsoft.com/office/drawing/2016/5/11/chartex" xmlns:cx6="http://schemas.microsoft.com/office/drawing/2016/5/12/chartex" xmlns:cx7="http://schemas.microsoft.com/office/drawing/2016/5/13/chartex" xmlns:cx8="http://schemas.microsoft.com/office/drawing/2016/5/14/chartex" xmlns:mc="http://schemas.openxmlformats.org/markup-compatibility/2006" xmlns:aink="http://schemas.microsoft.com/office/drawing/2016/ink" xmlns:am3d="http://schemas.microsoft.com/office/drawing/2017/model3d" xmlns:o="urn:schemas-microsoft-com:office:office" xmlns:oel="http://schemas.microsoft.com/office/2019/extlst" xmlns:r="http://schemas.openxmlformats.org/officeDocument/2006/relationships" xmlns:m="http://schemas.openxmlformats.org/officeDocument/2006/math" xmlns:v="urn:schemas-microsoft-com:vml" xmlns:wp14="http://schemas.microsoft.com/office/word/2010/wordprocessingDrawing" xmlns:wp="http://schemas.openxmlformats.org/drawingml/2006/wordprocessingDrawing" xmlns:w10="urn:schemas-microsoft-com:office:word" xmlns:w="http://schemas.openxmlformats.org/wordprocessingml/2006/main" xmlns:w14="http://schemas.microsoft.com/office/word/2010/wordml" xmlns:w15="http://schemas.microsoft.com/office/word/2012/wordml" xmlns:w16cex="http://schemas.microsoft.com/office/word/2018/wordml/cex" xmlns:w16cid="http://schemas.microsoft.com/office/word/2016/wordml/cid" xmlns:w16="http://schemas.microsoft.com/office/word/2018/wordml" xmlns:w16du="http://schemas.microsoft.com/office/word/2023/wordml/word16du" xmlns:w16sdtdh="http://schemas.microsoft.com/office/word/2020/wordml/sdtdatahash" xmlns:w16sdtfl="http://schemas.microsoft.com/office/word/2024/wordml/sdtformatlock" xmlns:w16se="http://schemas.microsoft.com/office/word/2015/wordml/symex" xmlns:wpg="http://schemas.microsoft.com/office/word/2010/wordprocessingGroup" xmlns:wpi="http://schemas.microsoft.com/office/word/2010/wordprocessingInk" xmlns:wne="http://schemas.microsoft.com/office/word/2006/wordml" xmlns:wps="http://schemas.microsoft.com/office/word/2010/wordprocessingShape" mc:Ignorable="w14 w15 w16se w16cid w16 w16cex w16sdtdh w16sdtfl w16du wp14">
+<w:numbering xmlns:wpc="http://schemas.microsoft.com/office/word/2010/wordprocessingCanvas" xmlns:cx="http://schemas.microsoft.com/office/drawing/2014/chartex" xmlns:cx1="http://schemas.microsoft.com/office/drawing/2015/9/8/chartex" xmlns:cx2="http://schemas.microsoft.com/office/drawing/2015/10/21/chartex" xmlns:cx3="http://schemas.microsoft.com/office/drawing/2016/5/9/chartex" xmlns:cx4="http://schemas.microsoft.com/office/drawing/2016/5/10/chartex" xmlns:cx5="http://schemas.microsoft.com/office/drawing/2016/5/11/chartex" xmlns:cx6="http://schemas.microsoft.com/office/drawing/2016/5/12/chartex" xmlns:cx7="http://schemas.microsoft.com/office/drawing/2016/5/13/chartex" xmlns:cx8="http://schemas.microsoft.com/office/drawing/2016/5/14/chartex" xmlns:mc="http://schemas.openxmlformats.org/markup-compatibility/2006" xmlns:aink="http://schemas.microsoft.com/office/drawing/2016/ink" xmlns:am3d="http://schemas.microsoft.com/office/drawing/2017/model3d" xmlns:o="urn:schemas-microsoft-com:office:office" xmlns:r="http://schemas.openxmlformats.org/officeDocument/2006/relationships" xmlns:m="http://schemas.openxmlformats.org/officeDocument/2006/math" xmlns:v="urn:schemas-microsoft-com:vml" xmlns:wp14="http://schemas.microsoft.com/office/word/2010/wordprocessingDrawing" xmlns:wp="http://schemas.openxmlformats.org/drawingml/2006/wordprocessingDrawing" xmlns:w10="urn:schemas-microsoft-com:office:word" xmlns:w="http://schemas.openxmlformats.org/wordprocessingml/2006/main" xmlns:w14="http://schemas.microsoft.com/office/word/2010/wordml" xmlns:w15="http://schemas.microsoft.com/office/word/2012/wordml" xmlns:w16cex="http://schemas.microsoft.com/office/word/2018/wordml/cex" xmlns:w16cid="http://schemas.microsoft.com/office/word/2016/wordml/cid" xmlns:w16="http://schemas.microsoft.com/office/word/2018/wordml" xmlns:w16sdtdh="http://schemas.microsoft.com/office/word/2020/wordml/sdtdatahash" xmlns:w16se="http://schemas.microsoft.com/office/word/2015/wordml/symex" xmlns:wpg="http://schemas.microsoft.com/office/word/2010/wordprocessingGroup" xmlns:wpi="http://schemas.microsoft.com/office/word/2010/wordprocessingInk" xmlns:wne="http://schemas.microsoft.com/office/word/2006/wordml" xmlns:wps="http://schemas.microsoft.com/office/word/2010/wordprocessingShape" mc:Ignorable="w14 w15 w16se w16cid w16 w16cex w16sdtdh wp14">
   <w:abstractNum w:abstractNumId="0" w15:restartNumberingAfterBreak="0">
     <w:nsid w:val="0981439C"/>
     <w:multiLevelType w:val="hybridMultilevel"/>
@@ -7289,17 +6425,17 @@
       </w:rPr>
     </w:lvl>
   </w:abstractNum>
-  <w:num w:numId="1" w16cid:durableId="280453531">
+  <w:num w:numId="1">
     <w:abstractNumId w:val="1"/>
   </w:num>
-  <w:num w:numId="2" w16cid:durableId="487668551">
+  <w:num w:numId="2">
     <w:abstractNumId w:val="0"/>
   </w:num>
 </w:numbering>
 </file>
 
 <file path=word/styles.xml><?xml version="1.0" encoding="utf-8"?>
-<w:styles xmlns:mc="http://schemas.openxmlformats.org/markup-compatibility/2006" xmlns:r="http://schemas.openxmlformats.org/officeDocument/2006/relationships" xmlns:w="http://schemas.openxmlformats.org/wordprocessingml/2006/main" xmlns:w14="http://schemas.microsoft.com/office/word/2010/wordml" xmlns:w15="http://schemas.microsoft.com/office/word/2012/wordml" xmlns:w16cex="http://schemas.microsoft.com/office/word/2018/wordml/cex" xmlns:w16cid="http://schemas.microsoft.com/office/word/2016/wordml/cid" xmlns:w16="http://schemas.microsoft.com/office/word/2018/wordml" xmlns:w16du="http://schemas.microsoft.com/office/word/2023/wordml/word16du" xmlns:w16sdtdh="http://schemas.microsoft.com/office/word/2020/wordml/sdtdatahash" xmlns:w16sdtfl="http://schemas.microsoft.com/office/word/2024/wordml/sdtformatlock" xmlns:w16se="http://schemas.microsoft.com/office/word/2015/wordml/symex" mc:Ignorable="w14 w15 w16se w16cid w16 w16cex w16sdtdh w16sdtfl w16du">
+<w:styles xmlns:mc="http://schemas.openxmlformats.org/markup-compatibility/2006" xmlns:r="http://schemas.openxmlformats.org/officeDocument/2006/relationships" xmlns:w="http://schemas.openxmlformats.org/wordprocessingml/2006/main" xmlns:w14="http://schemas.microsoft.com/office/word/2010/wordml" xmlns:w15="http://schemas.microsoft.com/office/word/2012/wordml" xmlns:w16cex="http://schemas.microsoft.com/office/word/2018/wordml/cex" xmlns:w16cid="http://schemas.microsoft.com/office/word/2016/wordml/cid" xmlns:w16="http://schemas.microsoft.com/office/word/2018/wordml" xmlns:w16sdtdh="http://schemas.microsoft.com/office/word/2020/wordml/sdtdatahash" xmlns:w16se="http://schemas.microsoft.com/office/word/2015/wordml/symex" mc:Ignorable="w14 w15 w16se w16cid w16 w16cex w16sdtdh">
   <w:docDefaults>
     <w:rPrDefault>
       <w:rPr>
@@ -7743,6 +6879,7 @@
   <w:style w:type="character" w:default="1" w:styleId="DefaultParagraphFont">
     <w:name w:val="Default Paragraph Font"/>
     <w:uiPriority w:val="1"/>
+    <w:semiHidden/>
     <w:unhideWhenUsed/>
   </w:style>
   <w:style w:type="table" w:default="1" w:styleId="TableNormal">
@@ -7902,7 +7039,7 @@
 </file>
 
 <file path=word/glossary/document.xml><?xml version="1.0" encoding="utf-8"?>
-<w:glossaryDocument xmlns:wpc="http://schemas.microsoft.com/office/word/2010/wordprocessingCanvas" xmlns:cx="http://schemas.microsoft.com/office/drawing/2014/chartex" xmlns:cx1="http://schemas.microsoft.com/office/drawing/2015/9/8/chartex" xmlns:cx2="http://schemas.microsoft.com/office/drawing/2015/10/21/chartex" xmlns:cx3="http://schemas.microsoft.com/office/drawing/2016/5/9/chartex" xmlns:cx4="http://schemas.microsoft.com/office/drawing/2016/5/10/chartex" xmlns:cx5="http://schemas.microsoft.com/office/drawing/2016/5/11/chartex" xmlns:cx6="http://schemas.microsoft.com/office/drawing/2016/5/12/chartex" xmlns:cx7="http://schemas.microsoft.com/office/drawing/2016/5/13/chartex" xmlns:cx8="http://schemas.microsoft.com/office/drawing/2016/5/14/chartex" xmlns:mc="http://schemas.openxmlformats.org/markup-compatibility/2006" xmlns:aink="http://schemas.microsoft.com/office/drawing/2016/ink" xmlns:am3d="http://schemas.microsoft.com/office/drawing/2017/model3d" xmlns:o="urn:schemas-microsoft-com:office:office" xmlns:oel="http://schemas.microsoft.com/office/2019/extlst" xmlns:r="http://schemas.openxmlformats.org/officeDocument/2006/relationships" xmlns:m="http://schemas.openxmlformats.org/officeDocument/2006/math" xmlns:v="urn:schemas-microsoft-com:vml" xmlns:wp14="http://schemas.microsoft.com/office/word/2010/wordprocessingDrawing" xmlns:wp="http://schemas.openxmlformats.org/drawingml/2006/wordprocessingDrawing" xmlns:w10="urn:schemas-microsoft-com:office:word" xmlns:w="http://schemas.openxmlformats.org/wordprocessingml/2006/main" xmlns:w14="http://schemas.microsoft.com/office/word/2010/wordml" xmlns:w15="http://schemas.microsoft.com/office/word/2012/wordml" xmlns:w16cex="http://schemas.microsoft.com/office/word/2018/wordml/cex" xmlns:w16cid="http://schemas.microsoft.com/office/word/2016/wordml/cid" xmlns:w16="http://schemas.microsoft.com/office/word/2018/wordml" xmlns:w16du="http://schemas.microsoft.com/office/word/2023/wordml/word16du" xmlns:w16sdtdh="http://schemas.microsoft.com/office/word/2020/wordml/sdtdatahash" xmlns:w16sdtfl="http://schemas.microsoft.com/office/word/2024/wordml/sdtformatlock" xmlns:w16se="http://schemas.microsoft.com/office/word/2015/wordml/symex" xmlns:wpg="http://schemas.microsoft.com/office/word/2010/wordprocessingGroup" xmlns:wpi="http://schemas.microsoft.com/office/word/2010/wordprocessingInk" xmlns:wne="http://schemas.microsoft.com/office/word/2006/wordml" xmlns:wps="http://schemas.microsoft.com/office/word/2010/wordprocessingShape" mc:Ignorable="w14 w15 w16se w16cid w16 w16cex w16sdtdh w16sdtfl w16du wp14">
+<w:glossaryDocument xmlns:wpc="http://schemas.microsoft.com/office/word/2010/wordprocessingCanvas" xmlns:cx="http://schemas.microsoft.com/office/drawing/2014/chartex" xmlns:cx1="http://schemas.microsoft.com/office/drawing/2015/9/8/chartex" xmlns:cx2="http://schemas.microsoft.com/office/drawing/2015/10/21/chartex" xmlns:cx3="http://schemas.microsoft.com/office/drawing/2016/5/9/chartex" xmlns:cx4="http://schemas.microsoft.com/office/drawing/2016/5/10/chartex" xmlns:cx5="http://schemas.microsoft.com/office/drawing/2016/5/11/chartex" xmlns:cx6="http://schemas.microsoft.com/office/drawing/2016/5/12/chartex" xmlns:cx7="http://schemas.microsoft.com/office/drawing/2016/5/13/chartex" xmlns:cx8="http://schemas.microsoft.com/office/drawing/2016/5/14/chartex" xmlns:mc="http://schemas.openxmlformats.org/markup-compatibility/2006" xmlns:aink="http://schemas.microsoft.com/office/drawing/2016/ink" xmlns:am3d="http://schemas.microsoft.com/office/drawing/2017/model3d" xmlns:o="urn:schemas-microsoft-com:office:office" xmlns:r="http://schemas.openxmlformats.org/officeDocument/2006/relationships" xmlns:m="http://schemas.openxmlformats.org/officeDocument/2006/math" xmlns:v="urn:schemas-microsoft-com:vml" xmlns:wp14="http://schemas.microsoft.com/office/word/2010/wordprocessingDrawing" xmlns:wp="http://schemas.openxmlformats.org/drawingml/2006/wordprocessingDrawing" xmlns:w10="urn:schemas-microsoft-com:office:word" xmlns:w="http://schemas.openxmlformats.org/wordprocessingml/2006/main" xmlns:w14="http://schemas.microsoft.com/office/word/2010/wordml" xmlns:w15="http://schemas.microsoft.com/office/word/2012/wordml" xmlns:w16cex="http://schemas.microsoft.com/office/word/2018/wordml/cex" xmlns:w16cid="http://schemas.microsoft.com/office/word/2016/wordml/cid" xmlns:w16="http://schemas.microsoft.com/office/word/2018/wordml" xmlns:w16sdtdh="http://schemas.microsoft.com/office/word/2020/wordml/sdtdatahash" xmlns:w16se="http://schemas.microsoft.com/office/word/2015/wordml/symex" xmlns:wpg="http://schemas.microsoft.com/office/word/2010/wordprocessingGroup" xmlns:wpi="http://schemas.microsoft.com/office/word/2010/wordprocessingInk" xmlns:wne="http://schemas.microsoft.com/office/word/2006/wordml" xmlns:wps="http://schemas.microsoft.com/office/word/2010/wordprocessingShape" mc:Ignorable="w14 w15 w16se w16cid w16 w16cex w16sdtdh wp14">
   <w:docParts>
     <w:docPart>
       <w:docPartPr>
@@ -7928,7 +7065,7 @@
             <w:rPr>
               <w:rFonts w:asciiTheme="majorHAnsi" w:eastAsiaTheme="majorEastAsia" w:hAnsiTheme="majorHAnsi" w:cstheme="majorBidi"/>
               <w:caps/>
-              <w:color w:val="156082" w:themeColor="accent1"/>
+              <w:color w:val="4472C4" w:themeColor="accent1"/>
               <w:sz w:val="80"/>
               <w:szCs w:val="80"/>
             </w:rPr>
@@ -7959,7 +7096,7 @@
           </w:pPr>
           <w:r>
             <w:rPr>
-              <w:color w:val="156082" w:themeColor="accent1"/>
+              <w:color w:val="4472C4" w:themeColor="accent1"/>
               <w:sz w:val="28"/>
               <w:szCs w:val="28"/>
             </w:rPr>
@@ -7973,7 +7110,7 @@
 </file>
 
 <file path=word/glossary/fontTable.xml><?xml version="1.0" encoding="utf-8"?>
-<w:fonts xmlns:mc="http://schemas.openxmlformats.org/markup-compatibility/2006" xmlns:r="http://schemas.openxmlformats.org/officeDocument/2006/relationships" xmlns:w="http://schemas.openxmlformats.org/wordprocessingml/2006/main" xmlns:w14="http://schemas.microsoft.com/office/word/2010/wordml" xmlns:w15="http://schemas.microsoft.com/office/word/2012/wordml" xmlns:w16cex="http://schemas.microsoft.com/office/word/2018/wordml/cex" xmlns:w16cid="http://schemas.microsoft.com/office/word/2016/wordml/cid" xmlns:w16="http://schemas.microsoft.com/office/word/2018/wordml" xmlns:w16du="http://schemas.microsoft.com/office/word/2023/wordml/word16du" xmlns:w16sdtdh="http://schemas.microsoft.com/office/word/2020/wordml/sdtdatahash" xmlns:w16sdtfl="http://schemas.microsoft.com/office/word/2024/wordml/sdtformatlock" xmlns:w16se="http://schemas.microsoft.com/office/word/2015/wordml/symex" mc:Ignorable="w14 w15 w16se w16cid w16 w16cex w16sdtdh w16sdtfl w16du">
+<w:fonts xmlns:mc="http://schemas.openxmlformats.org/markup-compatibility/2006" xmlns:r="http://schemas.openxmlformats.org/officeDocument/2006/relationships" xmlns:w="http://schemas.openxmlformats.org/wordprocessingml/2006/main" xmlns:w14="http://schemas.microsoft.com/office/word/2010/wordml" xmlns:w15="http://schemas.microsoft.com/office/word/2012/wordml" xmlns:w16cex="http://schemas.microsoft.com/office/word/2018/wordml/cex" xmlns:w16cid="http://schemas.microsoft.com/office/word/2016/wordml/cid" xmlns:w16="http://schemas.microsoft.com/office/word/2018/wordml" xmlns:w16sdtdh="http://schemas.microsoft.com/office/word/2020/wordml/sdtdatahash" xmlns:w16se="http://schemas.microsoft.com/office/word/2015/wordml/symex" mc:Ignorable="w14 w15 w16se w16cid w16 w16cex w16sdtdh">
   <w:font w:name="Calibri">
     <w:panose1 w:val="020F0502020204030204"/>
     <w:charset w:val="00"/>
@@ -8016,23 +7153,11 @@
     <w:pitch w:val="variable"/>
     <w:sig w:usb0="E4002EFF" w:usb1="C200247B" w:usb2="00000009" w:usb3="00000000" w:csb0="000001FF" w:csb1="00000000"/>
   </w:font>
-  <w:font w:name="Aptos">
-    <w:charset w:val="00"/>
-    <w:family w:val="swiss"/>
-    <w:pitch w:val="variable"/>
-    <w:sig w:usb0="20000287" w:usb1="00000003" w:usb2="00000000" w:usb3="00000000" w:csb0="0000019F" w:csb1="00000000"/>
-  </w:font>
-  <w:font w:name="Aptos Display">
-    <w:charset w:val="00"/>
-    <w:family w:val="swiss"/>
-    <w:pitch w:val="variable"/>
-    <w:sig w:usb0="20000287" w:usb1="00000003" w:usb2="00000000" w:usb3="00000000" w:csb0="0000019F" w:csb1="00000000"/>
-  </w:font>
 </w:fonts>
 </file>
 
 <file path=word/glossary/settings.xml><?xml version="1.0" encoding="utf-8"?>
-<w:settings xmlns:mc="http://schemas.openxmlformats.org/markup-compatibility/2006" xmlns:o="urn:schemas-microsoft-com:office:office" xmlns:r="http://schemas.openxmlformats.org/officeDocument/2006/relationships" xmlns:m="http://schemas.openxmlformats.org/officeDocument/2006/math" xmlns:v="urn:schemas-microsoft-com:vml" xmlns:w10="urn:schemas-microsoft-com:office:word" xmlns:w="http://schemas.openxmlformats.org/wordprocessingml/2006/main" xmlns:w14="http://schemas.microsoft.com/office/word/2010/wordml" xmlns:w15="http://schemas.microsoft.com/office/word/2012/wordml" xmlns:w16cex="http://schemas.microsoft.com/office/word/2018/wordml/cex" xmlns:w16cid="http://schemas.microsoft.com/office/word/2016/wordml/cid" xmlns:w16="http://schemas.microsoft.com/office/word/2018/wordml" xmlns:w16du="http://schemas.microsoft.com/office/word/2023/wordml/word16du" xmlns:w16sdtdh="http://schemas.microsoft.com/office/word/2020/wordml/sdtdatahash" xmlns:w16sdtfl="http://schemas.microsoft.com/office/word/2024/wordml/sdtformatlock" xmlns:w16se="http://schemas.microsoft.com/office/word/2015/wordml/symex" xmlns:sl="http://schemas.openxmlformats.org/schemaLibrary/2006/main" mc:Ignorable="w14 w15 w16se w16cid w16 w16cex w16sdtdh w16sdtfl w16du">
+<w:settings xmlns:mc="http://schemas.openxmlformats.org/markup-compatibility/2006" xmlns:o="urn:schemas-microsoft-com:office:office" xmlns:r="http://schemas.openxmlformats.org/officeDocument/2006/relationships" xmlns:m="http://schemas.openxmlformats.org/officeDocument/2006/math" xmlns:v="urn:schemas-microsoft-com:vml" xmlns:w10="urn:schemas-microsoft-com:office:word" xmlns:w="http://schemas.openxmlformats.org/wordprocessingml/2006/main" xmlns:w14="http://schemas.microsoft.com/office/word/2010/wordml" xmlns:w15="http://schemas.microsoft.com/office/word/2012/wordml" xmlns:w16cex="http://schemas.microsoft.com/office/word/2018/wordml/cex" xmlns:w16cid="http://schemas.microsoft.com/office/word/2016/wordml/cid" xmlns:w16="http://schemas.microsoft.com/office/word/2018/wordml" xmlns:w16sdtdh="http://schemas.microsoft.com/office/word/2020/wordml/sdtdatahash" xmlns:w16se="http://schemas.microsoft.com/office/word/2015/wordml/symex" xmlns:sl="http://schemas.openxmlformats.org/schemaLibrary/2006/main" mc:Ignorable="w14 w15 w16se w16cid w16 w16cex w16sdtdh">
   <w:view w:val="normal"/>
   <w:defaultTabStop w:val="720"/>
   <w:characterSpacingControl w:val="doNotCompress"/>
@@ -8048,6 +7173,7 @@
   <w:rsids>
     <w:rsidRoot w:val="003E24C5"/>
     <w:rsid w:val="000F58EB"/>
+    <w:rsid w:val="0011659F"/>
     <w:rsid w:val="003E24C5"/>
     <w:rsid w:val="005E2435"/>
     <w:rsid w:val="00FA0AB4"/>
@@ -8074,7 +7200,7 @@
 </file>
 
 <file path=word/glossary/styles.xml><?xml version="1.0" encoding="utf-8"?>
-<w:styles xmlns:mc="http://schemas.openxmlformats.org/markup-compatibility/2006" xmlns:r="http://schemas.openxmlformats.org/officeDocument/2006/relationships" xmlns:w="http://schemas.openxmlformats.org/wordprocessingml/2006/main" xmlns:w14="http://schemas.microsoft.com/office/word/2010/wordml" xmlns:w15="http://schemas.microsoft.com/office/word/2012/wordml" xmlns:w16cex="http://schemas.microsoft.com/office/word/2018/wordml/cex" xmlns:w16cid="http://schemas.microsoft.com/office/word/2016/wordml/cid" xmlns:w16="http://schemas.microsoft.com/office/word/2018/wordml" xmlns:w16du="http://schemas.microsoft.com/office/word/2023/wordml/word16du" xmlns:w16sdtdh="http://schemas.microsoft.com/office/word/2020/wordml/sdtdatahash" xmlns:w16sdtfl="http://schemas.microsoft.com/office/word/2024/wordml/sdtformatlock" xmlns:w16se="http://schemas.microsoft.com/office/word/2015/wordml/symex" mc:Ignorable="w14 w15 w16se w16cid w16 w16cex w16sdtdh w16sdtfl w16du">
+<w:styles xmlns:mc="http://schemas.openxmlformats.org/markup-compatibility/2006" xmlns:r="http://schemas.openxmlformats.org/officeDocument/2006/relationships" xmlns:w="http://schemas.openxmlformats.org/wordprocessingml/2006/main" xmlns:w14="http://schemas.microsoft.com/office/word/2010/wordml" xmlns:w15="http://schemas.microsoft.com/office/word/2012/wordml" xmlns:w16cex="http://schemas.microsoft.com/office/word/2018/wordml/cex" xmlns:w16cid="http://schemas.microsoft.com/office/word/2016/wordml/cid" xmlns:w16="http://schemas.microsoft.com/office/word/2018/wordml" xmlns:w16sdtdh="http://schemas.microsoft.com/office/word/2020/wordml/sdtdatahash" xmlns:w16se="http://schemas.microsoft.com/office/word/2015/wordml/symex" mc:Ignorable="w14 w15 w16se w16cid w16 w16cex w16sdtdh">
   <w:docDefaults>
     <w:rPrDefault>
       <w:rPr>
@@ -8511,7 +7637,7 @@
 </file>
 
 <file path=word/glossary/webSettings.xml><?xml version="1.0" encoding="utf-8"?>
-<w:webSettings xmlns:mc="http://schemas.openxmlformats.org/markup-compatibility/2006" xmlns:r="http://schemas.openxmlformats.org/officeDocument/2006/relationships" xmlns:w="http://schemas.openxmlformats.org/wordprocessingml/2006/main" xmlns:w14="http://schemas.microsoft.com/office/word/2010/wordml" xmlns:w15="http://schemas.microsoft.com/office/word/2012/wordml" xmlns:w16cex="http://schemas.microsoft.com/office/word/2018/wordml/cex" xmlns:w16cid="http://schemas.microsoft.com/office/word/2016/wordml/cid" xmlns:w16="http://schemas.microsoft.com/office/word/2018/wordml" xmlns:w16du="http://schemas.microsoft.com/office/word/2023/wordml/word16du" xmlns:w16sdtdh="http://schemas.microsoft.com/office/word/2020/wordml/sdtdatahash" xmlns:w16sdtfl="http://schemas.microsoft.com/office/word/2024/wordml/sdtformatlock" xmlns:w16se="http://schemas.microsoft.com/office/word/2015/wordml/symex" mc:Ignorable="w14 w15 w16se w16cid w16 w16cex w16sdtdh w16sdtfl w16du">
+<w:webSettings xmlns:mc="http://schemas.openxmlformats.org/markup-compatibility/2006" xmlns:r="http://schemas.openxmlformats.org/officeDocument/2006/relationships" xmlns:w="http://schemas.openxmlformats.org/wordprocessingml/2006/main" xmlns:w14="http://schemas.microsoft.com/office/word/2010/wordml" xmlns:w15="http://schemas.microsoft.com/office/word/2012/wordml" xmlns:w16cex="http://schemas.microsoft.com/office/word/2018/wordml/cex" xmlns:w16cid="http://schemas.microsoft.com/office/word/2016/wordml/cid" xmlns:w16="http://schemas.microsoft.com/office/word/2018/wordml" xmlns:w16sdtdh="http://schemas.microsoft.com/office/word/2020/wordml/sdtdatahash" xmlns:w16se="http://schemas.microsoft.com/office/word/2015/wordml/symex" mc:Ignorable="w14 w15 w16se w16cid w16 w16cex w16sdtdh">
   <w:optimizeForBrowser/>
   <w:allowPNG/>
 </w:webSettings>

--- a/Task 1a/Proposal.docx
+++ b/Task 1a/Proposal.docx
@@ -4141,7 +4141,7 @@
               <w:t xml:space="preserve"> have made an example on why it is so important to be able to hold </w:t>
             </w:r>
             <w:r>
-              <w:t>aa substantial number</w:t>
+              <w:t>a substantial number</w:t>
             </w:r>
             <w:r>
               <w:t xml:space="preserve"> of users at once. By ensuring that</w:t>
@@ -4735,10 +4735,7 @@
               <w:t xml:space="preserve"> for a website to redirect users to correct webpages and endpoints, which is why it is so important to ensure that all navigation properties are correct and go to the intended place.</w:t>
             </w:r>
             <w:r>
-              <w:t xml:space="preserve"> </w:t>
-            </w:r>
-            <w:r>
-              <w:t xml:space="preserve">By </w:t>
+              <w:t xml:space="preserve"> By </w:t>
             </w:r>
             <w:r>
               <w:lastRenderedPageBreak/>
@@ -6180,6 +6177,44 @@
             </w:r>
             <w:r>
               <w:t xml:space="preserve">, meaning that the client must ensure that the farmers and food producers comply to this legislation. </w:t>
+            </w:r>
+          </w:p>
+        </w:tc>
+      </w:tr>
+      <w:tr>
+        <w:tc>
+          <w:tcPr>
+            <w:tcW w:w="4508" w:type="dxa"/>
+          </w:tcPr>
+          <w:p>
+            <w:r>
+              <w:lastRenderedPageBreak/>
+              <w:t>The General Food Regulations Act of 2004</w:t>
+            </w:r>
+          </w:p>
+        </w:tc>
+        <w:tc>
+          <w:tcPr>
+            <w:tcW w:w="4508" w:type="dxa"/>
+          </w:tcPr>
+          <w:p>
+            <w:r>
+              <w:t xml:space="preserve">As the client’s business handles goods determined as food and drink, </w:t>
+            </w:r>
+            <w:r>
+              <w:t xml:space="preserve">the </w:t>
+            </w:r>
+            <w:r>
+              <w:t xml:space="preserve">client </w:t>
+            </w:r>
+            <w:r>
+              <w:t xml:space="preserve">must ensure that products listed on the website are free from disease, </w:t>
+            </w:r>
+            <w:r>
+              <w:t xml:space="preserve">contaminants or toxins. The law states that companies handing food and drink must keep records of batch numbers, invoices and delivery notes as well as having an action plan in the case that a recall of products is required. Being prepared while also following regulation is vital to ensure that the client does not </w:t>
+            </w:r>
+            <w:r>
+              <w:t xml:space="preserve">face issues. </w:t>
             </w:r>
           </w:p>
         </w:tc>
@@ -7177,6 +7212,7 @@
     <w:rsid w:val="003E24C5"/>
     <w:rsid w:val="005E2435"/>
     <w:rsid w:val="00FA0AB4"/>
+    <w:rsid w:val="00FD3554"/>
   </w:rsids>
   <m:mathPr>
     <m:mathFont m:val="Cambria Math"/>
